--- a/spa/docx/34.content.docx
+++ b/spa/docx/34.content.docx
@@ -19,7 +19,7 @@
         <w:rPr>
           <w:lang w:val="es_ES" w:bidi="es_ES"/>
         </w:rPr>
-        <w:t>Resource: Notas de Traducción (unfoldingWord)</w:t>
+        <w:t>Resource: unfoldingWord® Translation Notes</w:t>
       </w:r>
       <w:r>
         <w:rPr>
@@ -90,7 +90,7 @@
         <w:rPr>
           <w:lang w:val="es_ES" w:bidi="es_ES"/>
         </w:rPr>
-        <w:t>Notas de Traducción (unfoldingWord)</w:t>
+        <w:t>unfoldingWord® Translation Notes</w:t>
       </w:r>
     </w:p>
     <w:p>

--- a/spa/docx/34.content.docx
+++ b/spa/docx/34.content.docx
@@ -190,6 +190,257 @@
         <w:rPr>
           <w:lang w:val="es_ES" w:bidi="es_ES"/>
         </w:rPr>
+        <w:t>Nahúm - Capítulo 1 Introducción</w:t>
+      </w:r>
+      <w:r>
+        <w:rPr>
+          <w:lang w:val="es_ES" w:bidi="es_ES"/>
+        </w:rPr>
+      </w:r>
+    </w:p>
+    <w:p>
+      <w:pPr>
+        <w:pStyle w:val="Heading3"/>
+      </w:pPr>
+      <w:r>
+        <w:rPr>
+          <w:lang w:val="es_ES" w:bidi="es_ES"/>
+        </w:rPr>
+        <w:t>Estructura y Formato</w:t>
+      </w:r>
+    </w:p>
+    <w:p>
+      <w:pPr/>
+      <w:r>
+        <w:rPr>
+          <w:lang w:val="es_ES" w:bidi="es_ES"/>
+        </w:rPr>
+      </w:r>
+      <w:r>
+        <w:rPr>
+          <w:lang w:val="es_ES" w:bidi="es_ES"/>
+        </w:rPr>
+        <w:t xml:space="preserve">Algunas traducciones prefieren separar las citas extensas, oraciones y canciones. Algunas traducciones al español colocan las líneas de todo el libro (excepto el versículo 1 de este capítulo) más a la derecha en la página que el texto regular para indicar que son profecías poéticas. (Ver: </w:t>
+      </w:r>
+      <w:r>
+        <w:rPr>
+          <w:lang w:val="es_ES" w:bidi="es_ES"/>
+        </w:rPr>
+        <w:t>Profeta</w:t>
+      </w:r>
+      <w:r>
+        <w:rPr>
+          <w:lang w:val="es_ES" w:bidi="es_ES"/>
+        </w:rPr>
+        <w:t>)</w:t>
+      </w:r>
+    </w:p>
+    <w:p>
+      <w:pPr/>
+      <w:r>
+        <w:rPr>
+          <w:lang w:val="es_ES" w:bidi="es_ES"/>
+        </w:rPr>
+      </w:r>
+      <w:r>
+        <w:rPr>
+          <w:lang w:val="es_ES" w:bidi="es_ES"/>
+        </w:rPr>
+        <w:t>Aunque está dividido en tres capítulos, este libro es una extensa profecía.</w:t>
+      </w:r>
+    </w:p>
+    <w:p>
+      <w:pPr>
+        <w:pStyle w:val="Heading4"/>
+      </w:pPr>
+      <w:r>
+        <w:rPr>
+          <w:lang w:val="es_ES" w:bidi="es_ES"/>
+        </w:rPr>
+        <w:t>Esbozo del capítulo 1</w:t>
+      </w:r>
+    </w:p>
+    <w:p>
+      <w:pPr>
+        <w:pStyle w:val="ListNumber"/>
+        <w:numPr>
+          <w:ilvl w:val="0"/>
+          <w:numId w:val="14"/>
+        </w:numPr>
+        <w:spacing w:line="240" w:lineRule="auto"/>
+        <w:ind w:left="720"/>
+      </w:pPr>
+      <w:r>
+        <w:rPr>
+          <w:lang w:val="es_ES" w:bidi="es_ES"/>
+        </w:rPr>
+      </w:r>
+      <w:r>
+        <w:rPr>
+          <w:lang w:val="es_ES" w:bidi="es_ES"/>
+        </w:rPr>
+        <w:t>Nahúm introduce este libro (1:1)</w:t>
+      </w:r>
+    </w:p>
+    <w:p>
+      <w:pPr>
+        <w:pStyle w:val="ListNumber"/>
+        <w:spacing w:line="240" w:lineRule="auto"/>
+        <w:ind w:left="720"/>
+      </w:pPr>
+      <w:r>
+        <w:rPr>
+          <w:lang w:val="es_ES" w:bidi="es_ES"/>
+        </w:rPr>
+      </w:r>
+      <w:r>
+        <w:rPr>
+          <w:lang w:val="es_ES" w:bidi="es_ES"/>
+        </w:rPr>
+        <w:t>Jehová destruirá a sus enemigos (1:2–6)</w:t>
+      </w:r>
+    </w:p>
+    <w:p>
+      <w:pPr>
+        <w:pStyle w:val="ListNumber"/>
+        <w:spacing w:line="240" w:lineRule="auto"/>
+        <w:ind w:left="720"/>
+      </w:pPr>
+      <w:r>
+        <w:rPr>
+          <w:lang w:val="es_ES" w:bidi="es_ES"/>
+        </w:rPr>
+      </w:r>
+      <w:r>
+        <w:rPr>
+          <w:lang w:val="es_ES" w:bidi="es_ES"/>
+        </w:rPr>
+        <w:t>Jehová cuida de su pueblo y destruirá Nínive (1:7–15)</w:t>
+      </w:r>
+    </w:p>
+    <w:p>
+      <w:pPr>
+        <w:pStyle w:val="Heading3"/>
+      </w:pPr>
+      <w:r>
+        <w:rPr>
+          <w:lang w:val="es_ES" w:bidi="es_ES"/>
+        </w:rPr>
+        <w:t>Conceptos Religiosos y Culturales en Este Capítulo</w:t>
+      </w:r>
+    </w:p>
+    <w:p>
+      <w:pPr>
+        <w:pStyle w:val="Heading4"/>
+      </w:pPr>
+      <w:r>
+        <w:rPr>
+          <w:lang w:val="es_ES" w:bidi="es_ES"/>
+        </w:rPr>
+        <w:t>La ira de Jehová contra Nínive</w:t>
+      </w:r>
+    </w:p>
+    <w:p>
+      <w:pPr/>
+      <w:r>
+        <w:rPr>
+          <w:lang w:val="es_ES" w:bidi="es_ES"/>
+        </w:rPr>
+      </w:r>
+      <w:r>
+        <w:rPr>
+          <w:lang w:val="es_ES" w:bidi="es_ES"/>
+        </w:rPr>
+        <w:t>Esta profecía debe leerse en relación con el libro de Jonás. Ese libro describe cómo el pueblo de Nínive, la capital de Asiria, se arrepintió cuando Jonás les advirtió que Jehová estaba enojado con ellos. El libro de Nahúm, escrito poco más de cien años después del libro de Jonás, indica que los ninivitas habían regresado a sus malos caminos y pronto serían castigados por Dios. Leer ambos libros juntos muestra la misericordia y paciencia de Dios, así como también su ira y juicio ante la crueldad, el mal y el pecado.</w:t>
+      </w:r>
+    </w:p>
+    <w:p>
+      <w:pPr>
+        <w:pStyle w:val="Heading4"/>
+      </w:pPr>
+      <w:r>
+        <w:rPr>
+          <w:lang w:val="es_ES" w:bidi="es_ES"/>
+        </w:rPr>
+        <w:t>Destrucción total</w:t>
+      </w:r>
+    </w:p>
+    <w:p>
+      <w:pPr/>
+      <w:r>
+        <w:rPr>
+          <w:lang w:val="es_ES" w:bidi="es_ES"/>
+        </w:rPr>
+      </w:r>
+      <w:r>
+        <w:rPr>
+          <w:lang w:val="es_ES" w:bidi="es_ES"/>
+        </w:rPr>
+        <w:t>En la época de la profecía de Nahúm, Asiria dominaba casi todo el Oriente Medio. Los asirios eran extremadamente violentos y crueles con los pueblos que conquistaban, incluyendo a Israel. Debido a esto, Nahúm profetizó que los asirios serían completamente destruidos como nación y como pueblo (1:14). Esta profecía se cumplió de manera muy repentina en el año 612 a. C.</w:t>
+      </w:r>
+    </w:p>
+    <w:p>
+      <w:pPr>
+        <w:pStyle w:val="Heading3"/>
+      </w:pPr>
+      <w:r>
+        <w:rPr>
+          <w:lang w:val="es_ES" w:bidi="es_ES"/>
+        </w:rPr>
+        <w:t>Problemas de Traducción en Este Capítulo</w:t>
+      </w:r>
+    </w:p>
+    <w:p>
+      <w:pPr>
+        <w:pStyle w:val="Heading4"/>
+      </w:pPr>
+      <w:r>
+        <w:rPr>
+          <w:lang w:val="es_ES" w:bidi="es_ES"/>
+        </w:rPr>
+        <w:t>Destinatario Inmediato</w:t>
+      </w:r>
+    </w:p>
+    <w:p>
+      <w:pPr/>
+      <w:r>
+        <w:rPr>
+          <w:lang w:val="es_ES" w:bidi="es_ES"/>
+        </w:rPr>
+      </w:r>
+      <w:r>
+        <w:rPr>
+          <w:lang w:val="es_ES" w:bidi="es_ES"/>
+        </w:rPr>
+        <w:t>El público de este libro son las personas de Judá, quienes están en peligro de ser atacadas por la cruel y poderosa nación de Asiria, representada aquí por su capital, Nínive. Este capítulo comienza describiendo la ira de Jehová contra sus enemigos y su amor por su pueblo. A continuación, Jehová comienza a dirigirse directamente a Nínive en el versículo 9 y continúa haciéndolo en varios pasajes a lo largo del libro. Sin embargo, el pueblo de Nínive no forma parte del público de este libro. El discurso dirigido a Nínive tiene por objeto mostrar al pueblo de Judá la actitud de Jehová hacia el pueblo de Nínive y sus malas acciones. Este discurso directo también tiene por objeto hacer saber al pueblo de Judá que Jehová destruirá Nínive. Jehová también se dirige directamente a Judá en los versículos 12, 13 y 15.</w:t>
+      </w:r>
+      <w:r>
+        <w:rPr>
+          <w:lang w:val="es_ES" w:bidi="es_ES"/>
+        </w:rPr>
+      </w:r>
+      <w:r>
+        <w:rPr>
+          <w:lang w:val="es_ES" w:bidi="es_ES"/>
+        </w:rPr>
+      </w:r>
+    </w:p>
+    <w:p>
+      <w:pPr/>
+      <w:r>
+        <w:rPr>
+          <w:lang w:val="es_ES" w:bidi="es_ES"/>
+        </w:rPr>
+      </w:r>
+    </w:p>
+    <w:p>
+      <w:pPr>
+        <w:pStyle w:val="Heading2"/>
+      </w:pPr>
+      <w:r>
+        <w:rPr>
+          <w:lang w:val="es_ES" w:bidi="es_ES"/>
+        </w:rPr>
         <w:t>Nahúm 1:1 (#1)</w:t>
       </w:r>
       <w:r>
@@ -6316,6 +6567,191 @@
         <w:rPr>
           <w:lang w:val="es_ES" w:bidi="es_ES"/>
         </w:rPr>
+        <w:t>Nahúm - Introducción al Capítulo 2</w:t>
+      </w:r>
+      <w:r>
+        <w:rPr>
+          <w:lang w:val="es_ES" w:bidi="es_ES"/>
+        </w:rPr>
+      </w:r>
+    </w:p>
+    <w:p>
+      <w:pPr>
+        <w:pStyle w:val="Heading3"/>
+      </w:pPr>
+      <w:r>
+        <w:rPr>
+          <w:lang w:val="es_ES" w:bidi="es_ES"/>
+        </w:rPr>
+        <w:t>Estructura y Formato</w:t>
+      </w:r>
+    </w:p>
+    <w:p>
+      <w:pPr/>
+      <w:r>
+        <w:rPr>
+          <w:lang w:val="es_ES" w:bidi="es_ES"/>
+        </w:rPr>
+      </w:r>
+      <w:r>
+        <w:rPr>
+          <w:lang w:val="es_ES" w:bidi="es_ES"/>
+        </w:rPr>
+        <w:t>Si has decidido convertir el texto de este libro en versos cortos de poesía, querrás seguir haciéndolo en este capítulo.</w:t>
+      </w:r>
+    </w:p>
+    <w:p>
+      <w:pPr/>
+      <w:r>
+        <w:rPr>
+          <w:lang w:val="es_ES" w:bidi="es_ES"/>
+        </w:rPr>
+      </w:r>
+      <w:r>
+        <w:rPr>
+          <w:lang w:val="es_ES" w:bidi="es_ES"/>
+        </w:rPr>
+        <w:t>Aunque está dividido en tres capítulos, este libro contiene una extensa profecía.</w:t>
+      </w:r>
+    </w:p>
+    <w:p>
+      <w:pPr>
+        <w:pStyle w:val="Heading4"/>
+      </w:pPr>
+      <w:r>
+        <w:rPr>
+          <w:lang w:val="es_ES" w:bidi="es_ES"/>
+        </w:rPr>
+        <w:t>Esbozo del capítulo 2</w:t>
+      </w:r>
+    </w:p>
+    <w:p>
+      <w:pPr>
+        <w:pStyle w:val="ListNumber"/>
+        <w:numPr>
+          <w:ilvl w:val="0"/>
+          <w:numId w:val="15"/>
+        </w:numPr>
+        <w:spacing w:line="240" w:lineRule="auto"/>
+        <w:ind w:left="720"/>
+      </w:pPr>
+      <w:r>
+        <w:rPr>
+          <w:lang w:val="es_ES" w:bidi="es_ES"/>
+        </w:rPr>
+      </w:r>
+      <w:r>
+        <w:rPr>
+          <w:lang w:val="es_ES" w:bidi="es_ES"/>
+        </w:rPr>
+        <w:t>Descripción de la batalla que destruye Nínive (2:1–10).</w:t>
+      </w:r>
+    </w:p>
+    <w:p>
+      <w:pPr>
+        <w:pStyle w:val="ListNumber"/>
+        <w:spacing w:line="240" w:lineRule="auto"/>
+        <w:ind w:left="720"/>
+      </w:pPr>
+      <w:r>
+        <w:rPr>
+          <w:lang w:val="es_ES" w:bidi="es_ES"/>
+        </w:rPr>
+      </w:r>
+      <w:r>
+        <w:rPr>
+          <w:lang w:val="es_ES" w:bidi="es_ES"/>
+        </w:rPr>
+        <w:t>Comparación de Nínive con la morada de un león (2:11–13).</w:t>
+      </w:r>
+    </w:p>
+    <w:p>
+      <w:pPr>
+        <w:pStyle w:val="Heading3"/>
+      </w:pPr>
+      <w:r>
+        <w:rPr>
+          <w:lang w:val="es_ES" w:bidi="es_ES"/>
+        </w:rPr>
+        <w:t>Problemas de Traducción</w:t>
+      </w:r>
+    </w:p>
+    <w:p>
+      <w:pPr>
+        <w:pStyle w:val="Heading4"/>
+      </w:pPr>
+      <w:r>
+        <w:rPr>
+          <w:lang w:val="es_ES" w:bidi="es_ES"/>
+        </w:rPr>
+        <w:t>Del pasado y el presente hacia el futuro</w:t>
+      </w:r>
+    </w:p>
+    <w:p>
+      <w:pPr/>
+      <w:r>
+        <w:rPr>
+          <w:lang w:val="es_ES" w:bidi="es_ES"/>
+        </w:rPr>
+      </w:r>
+      <w:r>
+        <w:rPr>
+          <w:lang w:val="es_ES" w:bidi="es_ES"/>
+        </w:rPr>
+        <w:t>En este capítulo, Nahúm describe una batalla por Nínive en la que la ciudad es destruida. Relata la batalla y la devastación resultante de la ciudad como si la estuviera viendo suceder, probablemente porque Dios se lo mostró en una visión (1:1). Sin embargo, la batalla y destrucción reales no ocurrieron hasta muchos años después de que Nahúm pronunciara esta profecía. Si fuera útil en tu traducción, podrías explicar esto en una nota al pie, o podrías cambiar los verbos al futuro para que tus lectores sepan que Nahúm estaba prediciendo algo que sucedería más tarde; no estaba ocurriendo en ese momento.</w:t>
+      </w:r>
+    </w:p>
+    <w:p>
+      <w:pPr>
+        <w:pStyle w:val="Heading4"/>
+      </w:pPr>
+      <w:r>
+        <w:rPr>
+          <w:lang w:val="es_ES" w:bidi="es_ES"/>
+        </w:rPr>
+        <w:t>Metáfora extendida</w:t>
+      </w:r>
+    </w:p>
+    <w:p>
+      <w:pPr/>
+      <w:r>
+        <w:rPr>
+          <w:lang w:val="es_ES" w:bidi="es_ES"/>
+        </w:rPr>
+      </w:r>
+      <w:r>
+        <w:rPr>
+          <w:lang w:val="es_ES" w:bidi="es_ES"/>
+        </w:rPr>
+        <w:t>En 2:11–13 se presenta una metáfora extendida. En ella, Jehová compara a Nínive con la guarida de un león y a sus habitantes con leones que matan y devoran a sus enemigos. Si esto no resulta claro para tus lectores, podrías considerar proporcionar una explicación en una nota al pie. (Ver: metáfora extendida).</w:t>
+      </w:r>
+      <w:r>
+        <w:rPr>
+          <w:lang w:val="es_ES" w:bidi="es_ES"/>
+        </w:rPr>
+      </w:r>
+      <w:r>
+        <w:rPr>
+          <w:lang w:val="es_ES" w:bidi="es_ES"/>
+        </w:rPr>
+      </w:r>
+    </w:p>
+    <w:p>
+      <w:pPr/>
+      <w:r>
+        <w:rPr>
+          <w:lang w:val="es_ES" w:bidi="es_ES"/>
+        </w:rPr>
+      </w:r>
+    </w:p>
+    <w:p>
+      <w:pPr>
+        <w:pStyle w:val="Heading2"/>
+      </w:pPr>
+      <w:r>
+        <w:rPr>
+          <w:lang w:val="es_ES" w:bidi="es_ES"/>
+        </w:rPr>
         <w:t>Nahúm 2:1 (#1)</w:t>
       </w:r>
       <w:r>
@@ -12012,6 +12448,227 @@
           <w:lang w:val="es_ES" w:bidi="es_ES"/>
         </w:rPr>
         <w:t>Modismo</w:t>
+      </w:r>
+      <w:r>
+        <w:rPr>
+          <w:lang w:val="es_ES" w:bidi="es_ES"/>
+        </w:rPr>
+      </w:r>
+      <w:r>
+        <w:rPr>
+          <w:lang w:val="es_ES" w:bidi="es_ES"/>
+        </w:rPr>
+      </w:r>
+    </w:p>
+    <w:p>
+      <w:pPr/>
+      <w:r>
+        <w:rPr>
+          <w:lang w:val="es_ES" w:bidi="es_ES"/>
+        </w:rPr>
+      </w:r>
+    </w:p>
+    <w:p>
+      <w:pPr>
+        <w:pStyle w:val="Heading2"/>
+      </w:pPr>
+      <w:r>
+        <w:rPr>
+          <w:lang w:val="es_ES" w:bidi="es_ES"/>
+        </w:rPr>
+        <w:t>Nahúm - Introducción al Capítulo 3</w:t>
+      </w:r>
+      <w:r>
+        <w:rPr>
+          <w:lang w:val="es_ES" w:bidi="es_ES"/>
+        </w:rPr>
+      </w:r>
+    </w:p>
+    <w:p>
+      <w:pPr>
+        <w:pStyle w:val="Heading3"/>
+      </w:pPr>
+      <w:r>
+        <w:rPr>
+          <w:lang w:val="es_ES" w:bidi="es_ES"/>
+        </w:rPr>
+        <w:t>Estructura y formato</w:t>
+      </w:r>
+    </w:p>
+    <w:p>
+      <w:pPr/>
+      <w:r>
+        <w:rPr>
+          <w:lang w:val="es_ES" w:bidi="es_ES"/>
+        </w:rPr>
+      </w:r>
+      <w:r>
+        <w:rPr>
+          <w:lang w:val="es_ES" w:bidi="es_ES"/>
+        </w:rPr>
+        <w:t>Si has decidido presentar el texto de este libro en líneas cortas de poesía, querrás seguir haciéndolo en este capítulo.</w:t>
+      </w:r>
+    </w:p>
+    <w:p>
+      <w:pPr/>
+      <w:r>
+        <w:rPr>
+          <w:lang w:val="es_ES" w:bidi="es_ES"/>
+        </w:rPr>
+      </w:r>
+      <w:r>
+        <w:rPr>
+          <w:lang w:val="es_ES" w:bidi="es_ES"/>
+        </w:rPr>
+        <w:t>Aunque está dividido en tres capítulos, el libro contiene una extensa profecía.</w:t>
+      </w:r>
+    </w:p>
+    <w:p>
+      <w:pPr>
+        <w:pStyle w:val="Heading4"/>
+      </w:pPr>
+      <w:r>
+        <w:rPr>
+          <w:lang w:val="es_ES" w:bidi="es_ES"/>
+        </w:rPr>
+        <w:t>Esquema del capítulo 3</w:t>
+      </w:r>
+    </w:p>
+    <w:p>
+      <w:pPr>
+        <w:pStyle w:val="ListNumber"/>
+        <w:numPr>
+          <w:ilvl w:val="0"/>
+          <w:numId w:val="16"/>
+        </w:numPr>
+        <w:spacing w:line="240" w:lineRule="auto"/>
+        <w:ind w:left="720"/>
+      </w:pPr>
+      <w:r>
+        <w:rPr>
+          <w:lang w:val="es_ES" w:bidi="es_ES"/>
+        </w:rPr>
+      </w:r>
+      <w:r>
+        <w:rPr>
+          <w:lang w:val="es_ES" w:bidi="es_ES"/>
+        </w:rPr>
+        <w:t>¡Ay de Nínive! (3:1–3)</w:t>
+      </w:r>
+    </w:p>
+    <w:p>
+      <w:pPr>
+        <w:pStyle w:val="ListNumber"/>
+        <w:spacing w:line="240" w:lineRule="auto"/>
+        <w:ind w:left="720"/>
+      </w:pPr>
+      <w:r>
+        <w:rPr>
+          <w:lang w:val="es_ES" w:bidi="es_ES"/>
+        </w:rPr>
+      </w:r>
+      <w:r>
+        <w:rPr>
+          <w:lang w:val="es_ES" w:bidi="es_ES"/>
+        </w:rPr>
+        <w:t>Nínive, la prostituta (3:4–7)</w:t>
+      </w:r>
+    </w:p>
+    <w:p>
+      <w:pPr>
+        <w:pStyle w:val="ListNumber"/>
+        <w:spacing w:line="240" w:lineRule="auto"/>
+        <w:ind w:left="720"/>
+      </w:pPr>
+      <w:r>
+        <w:rPr>
+          <w:lang w:val="es_ES" w:bidi="es_ES"/>
+        </w:rPr>
+      </w:r>
+      <w:r>
+        <w:rPr>
+          <w:lang w:val="es_ES" w:bidi="es_ES"/>
+        </w:rPr>
+        <w:t>El ejemplo de Tebas (3:8–11)</w:t>
+      </w:r>
+    </w:p>
+    <w:p>
+      <w:pPr>
+        <w:pStyle w:val="ListNumber"/>
+        <w:spacing w:line="240" w:lineRule="auto"/>
+        <w:ind w:left="720"/>
+      </w:pPr>
+      <w:r>
+        <w:rPr>
+          <w:lang w:val="es_ES" w:bidi="es_ES"/>
+        </w:rPr>
+      </w:r>
+      <w:r>
+        <w:rPr>
+          <w:lang w:val="es_ES" w:bidi="es_ES"/>
+        </w:rPr>
+        <w:t>La destrucción de Nínive es inevitable (3:12–19)</w:t>
+      </w:r>
+    </w:p>
+    <w:p>
+      <w:pPr>
+        <w:pStyle w:val="Heading3"/>
+      </w:pPr>
+      <w:r>
+        <w:rPr>
+          <w:lang w:val="es_ES" w:bidi="es_ES"/>
+        </w:rPr>
+        <w:t>Conceptos religiosos y culturales en este capítulo</w:t>
+      </w:r>
+    </w:p>
+    <w:p>
+      <w:pPr>
+        <w:pStyle w:val="Heading4"/>
+      </w:pPr>
+      <w:r>
+        <w:rPr>
+          <w:lang w:val="es_ES" w:bidi="es_ES"/>
+        </w:rPr>
+        <w:t>Las langostas en 3:15–17</w:t>
+      </w:r>
+    </w:p>
+    <w:p>
+      <w:pPr/>
+      <w:r>
+        <w:rPr>
+          <w:lang w:val="es_ES" w:bidi="es_ES"/>
+        </w:rPr>
+      </w:r>
+      <w:r>
+        <w:rPr>
+          <w:lang w:val="es_ES" w:bidi="es_ES"/>
+        </w:rPr>
+        <w:t>Los ataques de langostas eran comunes en el antiguo Medio Oriente. Una langosta es un tipo de saltamontes que llegaba en cantidades incontables. Eran tantas que oscurecían el cielo como una nube negra que bloqueaba la luz del sol. A menudo aparecían después de un largo período de sequía. Descendían sobre los cultivos que sobrevivían en los campos y los dejaban completamente vacíos. Las langostas eran imparables y causaban daños terribles. Por esta razón, las invasiones de langostas servían como una imagen poderosa de ataques militares abrumadores en el Antiguo Testamento.</w:t>
+      </w:r>
+    </w:p>
+    <w:p>
+      <w:pPr>
+        <w:pStyle w:val="Heading3"/>
+      </w:pPr>
+      <w:r>
+        <w:rPr>
+          <w:lang w:val="es_ES" w:bidi="es_ES"/>
+        </w:rPr>
+        <w:t>Problema de traducción</w:t>
+      </w:r>
+    </w:p>
+    <w:p>
+      <w:pPr/>
+      <w:r>
+        <w:rPr>
+          <w:lang w:val="es_ES" w:bidi="es_ES"/>
+        </w:rPr>
+      </w:r>
+      <w:r>
+        <w:rPr>
+          <w:lang w:val="es_ES" w:bidi="es_ES"/>
+        </w:rPr>
+        <w:t>En 3:4–7 se presenta una metáfora extendida en la que Jehová compara a Nínive con una prostituta que somete a los hombres bajo su control mediante el encanto y la brujería. Tanto la prostitución como la brujería estaban asociadas con la adoración de ídolos, y en la Biblia, la prostitución se utiliza como una metáfora para la adoración de ídolos. Así como una prostituta no es fiel a un marido, las personas que adoran ídolos no son fieles al único Dios verdadero, el único que merece adoración. Nínive era una ciudad muy poderosa y próspera, lo que la hacía atractiva para que otros adoptaran sus costumbres y adoraran a sus dioses. Si esto no está claro para tus lectores, podrías considerar proporcionar una explicación en una nota al pie. (Ver: metáfora extendida).</w:t>
       </w:r>
       <w:r>
         <w:rPr>
@@ -19626,663 +20283,6 @@
           <w:lang w:val="es_ES" w:bidi="es_ES"/>
         </w:rPr>
         <w:t>Hipérbole</w:t>
-      </w:r>
-      <w:r>
-        <w:rPr>
-          <w:lang w:val="es_ES" w:bidi="es_ES"/>
-        </w:rPr>
-      </w:r>
-      <w:r>
-        <w:rPr>
-          <w:lang w:val="es_ES" w:bidi="es_ES"/>
-        </w:rPr>
-      </w:r>
-    </w:p>
-    <w:p>
-      <w:pPr/>
-      <w:r>
-        <w:rPr>
-          <w:lang w:val="es_ES" w:bidi="es_ES"/>
-        </w:rPr>
-      </w:r>
-    </w:p>
-    <w:p>
-      <w:pPr>
-        <w:pStyle w:val="Heading2"/>
-      </w:pPr>
-      <w:r>
-        <w:rPr>
-          <w:lang w:val="es_ES" w:bidi="es_ES"/>
-        </w:rPr>
-        <w:t>Nahúm - Capítulo 1 Introducción</w:t>
-      </w:r>
-      <w:r>
-        <w:rPr>
-          <w:lang w:val="es_ES" w:bidi="es_ES"/>
-        </w:rPr>
-      </w:r>
-    </w:p>
-    <w:p>
-      <w:pPr>
-        <w:pStyle w:val="Heading3"/>
-      </w:pPr>
-      <w:r>
-        <w:rPr>
-          <w:lang w:val="es_ES" w:bidi="es_ES"/>
-        </w:rPr>
-        <w:t>Estructura y Formato</w:t>
-      </w:r>
-    </w:p>
-    <w:p>
-      <w:pPr/>
-      <w:r>
-        <w:rPr>
-          <w:lang w:val="es_ES" w:bidi="es_ES"/>
-        </w:rPr>
-      </w:r>
-      <w:r>
-        <w:rPr>
-          <w:lang w:val="es_ES" w:bidi="es_ES"/>
-        </w:rPr>
-        <w:t xml:space="preserve">Algunas traducciones prefieren separar las citas extensas, oraciones y canciones. Algunas traducciones al español colocan las líneas de todo el libro (excepto el versículo 1 de este capítulo) más a la derecha en la página que el texto regular para indicar que son profecías poéticas. (Ver: </w:t>
-      </w:r>
-      <w:r>
-        <w:rPr>
-          <w:lang w:val="es_ES" w:bidi="es_ES"/>
-        </w:rPr>
-        <w:t>Profeta</w:t>
-      </w:r>
-      <w:r>
-        <w:rPr>
-          <w:lang w:val="es_ES" w:bidi="es_ES"/>
-        </w:rPr>
-        <w:t>)</w:t>
-      </w:r>
-    </w:p>
-    <w:p>
-      <w:pPr/>
-      <w:r>
-        <w:rPr>
-          <w:lang w:val="es_ES" w:bidi="es_ES"/>
-        </w:rPr>
-      </w:r>
-      <w:r>
-        <w:rPr>
-          <w:lang w:val="es_ES" w:bidi="es_ES"/>
-        </w:rPr>
-        <w:t>Aunque está dividido en tres capítulos, este libro es una extensa profecía.</w:t>
-      </w:r>
-    </w:p>
-    <w:p>
-      <w:pPr>
-        <w:pStyle w:val="Heading4"/>
-      </w:pPr>
-      <w:r>
-        <w:rPr>
-          <w:lang w:val="es_ES" w:bidi="es_ES"/>
-        </w:rPr>
-        <w:t>Esbozo del capítulo 1</w:t>
-      </w:r>
-    </w:p>
-    <w:p>
-      <w:pPr>
-        <w:pStyle w:val="ListNumber"/>
-        <w:numPr>
-          <w:ilvl w:val="0"/>
-          <w:numId w:val="14"/>
-        </w:numPr>
-        <w:spacing w:line="240" w:lineRule="auto"/>
-        <w:ind w:left="720"/>
-      </w:pPr>
-      <w:r>
-        <w:rPr>
-          <w:lang w:val="es_ES" w:bidi="es_ES"/>
-        </w:rPr>
-      </w:r>
-      <w:r>
-        <w:rPr>
-          <w:lang w:val="es_ES" w:bidi="es_ES"/>
-        </w:rPr>
-        <w:t>Nahúm introduce este libro (1:1)</w:t>
-      </w:r>
-    </w:p>
-    <w:p>
-      <w:pPr>
-        <w:pStyle w:val="ListNumber"/>
-        <w:spacing w:line="240" w:lineRule="auto"/>
-        <w:ind w:left="720"/>
-      </w:pPr>
-      <w:r>
-        <w:rPr>
-          <w:lang w:val="es_ES" w:bidi="es_ES"/>
-        </w:rPr>
-      </w:r>
-      <w:r>
-        <w:rPr>
-          <w:lang w:val="es_ES" w:bidi="es_ES"/>
-        </w:rPr>
-        <w:t>Jehová destruirá a sus enemigos (1:2–6)</w:t>
-      </w:r>
-    </w:p>
-    <w:p>
-      <w:pPr>
-        <w:pStyle w:val="ListNumber"/>
-        <w:spacing w:line="240" w:lineRule="auto"/>
-        <w:ind w:left="720"/>
-      </w:pPr>
-      <w:r>
-        <w:rPr>
-          <w:lang w:val="es_ES" w:bidi="es_ES"/>
-        </w:rPr>
-      </w:r>
-      <w:r>
-        <w:rPr>
-          <w:lang w:val="es_ES" w:bidi="es_ES"/>
-        </w:rPr>
-        <w:t>Jehová cuida de su pueblo y destruirá Nínive (1:7–15)</w:t>
-      </w:r>
-    </w:p>
-    <w:p>
-      <w:pPr>
-        <w:pStyle w:val="Heading3"/>
-      </w:pPr>
-      <w:r>
-        <w:rPr>
-          <w:lang w:val="es_ES" w:bidi="es_ES"/>
-        </w:rPr>
-        <w:t>Conceptos Religiosos y Culturales en Este Capítulo</w:t>
-      </w:r>
-    </w:p>
-    <w:p>
-      <w:pPr>
-        <w:pStyle w:val="Heading4"/>
-      </w:pPr>
-      <w:r>
-        <w:rPr>
-          <w:lang w:val="es_ES" w:bidi="es_ES"/>
-        </w:rPr>
-        <w:t>La ira de Jehová contra Nínive</w:t>
-      </w:r>
-    </w:p>
-    <w:p>
-      <w:pPr/>
-      <w:r>
-        <w:rPr>
-          <w:lang w:val="es_ES" w:bidi="es_ES"/>
-        </w:rPr>
-      </w:r>
-      <w:r>
-        <w:rPr>
-          <w:lang w:val="es_ES" w:bidi="es_ES"/>
-        </w:rPr>
-        <w:t>Esta profecía debe leerse en relación con el libro de Jonás. Ese libro describe cómo el pueblo de Nínive, la capital de Asiria, se arrepintió cuando Jonás les advirtió que Jehová estaba enojado con ellos. El libro de Nahúm, escrito poco más de cien años después del libro de Jonás, indica que los ninivitas habían regresado a sus malos caminos y pronto serían castigados por Dios. Leer ambos libros juntos muestra la misericordia y paciencia de Dios, así como también su ira y juicio ante la crueldad, el mal y el pecado.</w:t>
-      </w:r>
-    </w:p>
-    <w:p>
-      <w:pPr>
-        <w:pStyle w:val="Heading4"/>
-      </w:pPr>
-      <w:r>
-        <w:rPr>
-          <w:lang w:val="es_ES" w:bidi="es_ES"/>
-        </w:rPr>
-        <w:t>Destrucción total</w:t>
-      </w:r>
-    </w:p>
-    <w:p>
-      <w:pPr/>
-      <w:r>
-        <w:rPr>
-          <w:lang w:val="es_ES" w:bidi="es_ES"/>
-        </w:rPr>
-      </w:r>
-      <w:r>
-        <w:rPr>
-          <w:lang w:val="es_ES" w:bidi="es_ES"/>
-        </w:rPr>
-        <w:t>En la época de la profecía de Nahúm, Asiria dominaba casi todo el Oriente Medio. Los asirios eran extremadamente violentos y crueles con los pueblos que conquistaban, incluyendo a Israel. Debido a esto, Nahúm profetizó que los asirios serían completamente destruidos como nación y como pueblo (1:14). Esta profecía se cumplió de manera muy repentina en el año 612 a. C.</w:t>
-      </w:r>
-    </w:p>
-    <w:p>
-      <w:pPr>
-        <w:pStyle w:val="Heading3"/>
-      </w:pPr>
-      <w:r>
-        <w:rPr>
-          <w:lang w:val="es_ES" w:bidi="es_ES"/>
-        </w:rPr>
-        <w:t>Problemas de Traducción en Este Capítulo</w:t>
-      </w:r>
-    </w:p>
-    <w:p>
-      <w:pPr>
-        <w:pStyle w:val="Heading4"/>
-      </w:pPr>
-      <w:r>
-        <w:rPr>
-          <w:lang w:val="es_ES" w:bidi="es_ES"/>
-        </w:rPr>
-        <w:t>Destinatario Inmediato</w:t>
-      </w:r>
-    </w:p>
-    <w:p>
-      <w:pPr/>
-      <w:r>
-        <w:rPr>
-          <w:lang w:val="es_ES" w:bidi="es_ES"/>
-        </w:rPr>
-      </w:r>
-      <w:r>
-        <w:rPr>
-          <w:lang w:val="es_ES" w:bidi="es_ES"/>
-        </w:rPr>
-        <w:t>El público de este libro son las personas de Judá, quienes están en peligro de ser atacadas por la cruel y poderosa nación de Asiria, representada aquí por su capital, Nínive. Este capítulo comienza describiendo la ira de Jehová contra sus enemigos y su amor por su pueblo. A continuación, Jehová comienza a dirigirse directamente a Nínive en el versículo 9 y continúa haciéndolo en varios pasajes a lo largo del libro. Sin embargo, el pueblo de Nínive no forma parte del público de este libro. El discurso dirigido a Nínive tiene por objeto mostrar al pueblo de Judá la actitud de Jehová hacia el pueblo de Nínive y sus malas acciones. Este discurso directo también tiene por objeto hacer saber al pueblo de Judá que Jehová destruirá Nínive. Jehová también se dirige directamente a Judá en los versículos 12, 13 y 15.</w:t>
-      </w:r>
-      <w:r>
-        <w:rPr>
-          <w:lang w:val="es_ES" w:bidi="es_ES"/>
-        </w:rPr>
-      </w:r>
-      <w:r>
-        <w:rPr>
-          <w:lang w:val="es_ES" w:bidi="es_ES"/>
-        </w:rPr>
-      </w:r>
-    </w:p>
-    <w:p>
-      <w:pPr/>
-      <w:r>
-        <w:rPr>
-          <w:lang w:val="es_ES" w:bidi="es_ES"/>
-        </w:rPr>
-      </w:r>
-    </w:p>
-    <w:p>
-      <w:pPr>
-        <w:pStyle w:val="Heading2"/>
-      </w:pPr>
-      <w:r>
-        <w:rPr>
-          <w:lang w:val="es_ES" w:bidi="es_ES"/>
-        </w:rPr>
-        <w:t>Nahúm - Introducción al Capítulo 2</w:t>
-      </w:r>
-      <w:r>
-        <w:rPr>
-          <w:lang w:val="es_ES" w:bidi="es_ES"/>
-        </w:rPr>
-      </w:r>
-    </w:p>
-    <w:p>
-      <w:pPr>
-        <w:pStyle w:val="Heading3"/>
-      </w:pPr>
-      <w:r>
-        <w:rPr>
-          <w:lang w:val="es_ES" w:bidi="es_ES"/>
-        </w:rPr>
-        <w:t>Estructura y Formato</w:t>
-      </w:r>
-    </w:p>
-    <w:p>
-      <w:pPr/>
-      <w:r>
-        <w:rPr>
-          <w:lang w:val="es_ES" w:bidi="es_ES"/>
-        </w:rPr>
-      </w:r>
-      <w:r>
-        <w:rPr>
-          <w:lang w:val="es_ES" w:bidi="es_ES"/>
-        </w:rPr>
-        <w:t>Si has decidido convertir el texto de este libro en versos cortos de poesía, querrás seguir haciéndolo en este capítulo.</w:t>
-      </w:r>
-    </w:p>
-    <w:p>
-      <w:pPr/>
-      <w:r>
-        <w:rPr>
-          <w:lang w:val="es_ES" w:bidi="es_ES"/>
-        </w:rPr>
-      </w:r>
-      <w:r>
-        <w:rPr>
-          <w:lang w:val="es_ES" w:bidi="es_ES"/>
-        </w:rPr>
-        <w:t>Aunque está dividido en tres capítulos, este libro contiene una extensa profecía.</w:t>
-      </w:r>
-    </w:p>
-    <w:p>
-      <w:pPr>
-        <w:pStyle w:val="Heading4"/>
-      </w:pPr>
-      <w:r>
-        <w:rPr>
-          <w:lang w:val="es_ES" w:bidi="es_ES"/>
-        </w:rPr>
-        <w:t>Esbozo del capítulo 2</w:t>
-      </w:r>
-    </w:p>
-    <w:p>
-      <w:pPr>
-        <w:pStyle w:val="ListNumber"/>
-        <w:numPr>
-          <w:ilvl w:val="0"/>
-          <w:numId w:val="15"/>
-        </w:numPr>
-        <w:spacing w:line="240" w:lineRule="auto"/>
-        <w:ind w:left="720"/>
-      </w:pPr>
-      <w:r>
-        <w:rPr>
-          <w:lang w:val="es_ES" w:bidi="es_ES"/>
-        </w:rPr>
-      </w:r>
-      <w:r>
-        <w:rPr>
-          <w:lang w:val="es_ES" w:bidi="es_ES"/>
-        </w:rPr>
-        <w:t>Descripción de la batalla que destruye Nínive (2:1–10).</w:t>
-      </w:r>
-    </w:p>
-    <w:p>
-      <w:pPr>
-        <w:pStyle w:val="ListNumber"/>
-        <w:spacing w:line="240" w:lineRule="auto"/>
-        <w:ind w:left="720"/>
-      </w:pPr>
-      <w:r>
-        <w:rPr>
-          <w:lang w:val="es_ES" w:bidi="es_ES"/>
-        </w:rPr>
-      </w:r>
-      <w:r>
-        <w:rPr>
-          <w:lang w:val="es_ES" w:bidi="es_ES"/>
-        </w:rPr>
-        <w:t>Comparación de Nínive con la morada de un león (2:11–13).</w:t>
-      </w:r>
-    </w:p>
-    <w:p>
-      <w:pPr>
-        <w:pStyle w:val="Heading3"/>
-      </w:pPr>
-      <w:r>
-        <w:rPr>
-          <w:lang w:val="es_ES" w:bidi="es_ES"/>
-        </w:rPr>
-        <w:t>Problemas de Traducción</w:t>
-      </w:r>
-    </w:p>
-    <w:p>
-      <w:pPr>
-        <w:pStyle w:val="Heading4"/>
-      </w:pPr>
-      <w:r>
-        <w:rPr>
-          <w:lang w:val="es_ES" w:bidi="es_ES"/>
-        </w:rPr>
-        <w:t>Del pasado y el presente hacia el futuro</w:t>
-      </w:r>
-    </w:p>
-    <w:p>
-      <w:pPr/>
-      <w:r>
-        <w:rPr>
-          <w:lang w:val="es_ES" w:bidi="es_ES"/>
-        </w:rPr>
-      </w:r>
-      <w:r>
-        <w:rPr>
-          <w:lang w:val="es_ES" w:bidi="es_ES"/>
-        </w:rPr>
-        <w:t>En este capítulo, Nahúm describe una batalla por Nínive en la que la ciudad es destruida. Relata la batalla y la devastación resultante de la ciudad como si la estuviera viendo suceder, probablemente porque Dios se lo mostró en una visión (1:1). Sin embargo, la batalla y destrucción reales no ocurrieron hasta muchos años después de que Nahúm pronunciara esta profecía. Si fuera útil en tu traducción, podrías explicar esto en una nota al pie, o podrías cambiar los verbos al futuro para que tus lectores sepan que Nahúm estaba prediciendo algo que sucedería más tarde; no estaba ocurriendo en ese momento.</w:t>
-      </w:r>
-    </w:p>
-    <w:p>
-      <w:pPr>
-        <w:pStyle w:val="Heading4"/>
-      </w:pPr>
-      <w:r>
-        <w:rPr>
-          <w:lang w:val="es_ES" w:bidi="es_ES"/>
-        </w:rPr>
-        <w:t>Metáfora extendida</w:t>
-      </w:r>
-    </w:p>
-    <w:p>
-      <w:pPr/>
-      <w:r>
-        <w:rPr>
-          <w:lang w:val="es_ES" w:bidi="es_ES"/>
-        </w:rPr>
-      </w:r>
-      <w:r>
-        <w:rPr>
-          <w:lang w:val="es_ES" w:bidi="es_ES"/>
-        </w:rPr>
-        <w:t>En 2:11–13 se presenta una metáfora extendida. En ella, Jehová compara a Nínive con la guarida de un león y a sus habitantes con leones que matan y devoran a sus enemigos. Si esto no resulta claro para tus lectores, podrías considerar proporcionar una explicación en una nota al pie. (Ver: metáfora extendida).</w:t>
-      </w:r>
-      <w:r>
-        <w:rPr>
-          <w:lang w:val="es_ES" w:bidi="es_ES"/>
-        </w:rPr>
-      </w:r>
-      <w:r>
-        <w:rPr>
-          <w:lang w:val="es_ES" w:bidi="es_ES"/>
-        </w:rPr>
-      </w:r>
-    </w:p>
-    <w:p>
-      <w:pPr/>
-      <w:r>
-        <w:rPr>
-          <w:lang w:val="es_ES" w:bidi="es_ES"/>
-        </w:rPr>
-      </w:r>
-    </w:p>
-    <w:p>
-      <w:pPr>
-        <w:pStyle w:val="Heading2"/>
-      </w:pPr>
-      <w:r>
-        <w:rPr>
-          <w:lang w:val="es_ES" w:bidi="es_ES"/>
-        </w:rPr>
-        <w:t>Nahúm - Introducción al Capítulo 3</w:t>
-      </w:r>
-      <w:r>
-        <w:rPr>
-          <w:lang w:val="es_ES" w:bidi="es_ES"/>
-        </w:rPr>
-      </w:r>
-    </w:p>
-    <w:p>
-      <w:pPr>
-        <w:pStyle w:val="Heading3"/>
-      </w:pPr>
-      <w:r>
-        <w:rPr>
-          <w:lang w:val="es_ES" w:bidi="es_ES"/>
-        </w:rPr>
-        <w:t>Estructura y formato</w:t>
-      </w:r>
-    </w:p>
-    <w:p>
-      <w:pPr/>
-      <w:r>
-        <w:rPr>
-          <w:lang w:val="es_ES" w:bidi="es_ES"/>
-        </w:rPr>
-      </w:r>
-      <w:r>
-        <w:rPr>
-          <w:lang w:val="es_ES" w:bidi="es_ES"/>
-        </w:rPr>
-        <w:t>Si has decidido presentar el texto de este libro en líneas cortas de poesía, querrás seguir haciéndolo en este capítulo.</w:t>
-      </w:r>
-    </w:p>
-    <w:p>
-      <w:pPr/>
-      <w:r>
-        <w:rPr>
-          <w:lang w:val="es_ES" w:bidi="es_ES"/>
-        </w:rPr>
-      </w:r>
-      <w:r>
-        <w:rPr>
-          <w:lang w:val="es_ES" w:bidi="es_ES"/>
-        </w:rPr>
-        <w:t>Aunque está dividido en tres capítulos, el libro contiene una extensa profecía.</w:t>
-      </w:r>
-    </w:p>
-    <w:p>
-      <w:pPr>
-        <w:pStyle w:val="Heading4"/>
-      </w:pPr>
-      <w:r>
-        <w:rPr>
-          <w:lang w:val="es_ES" w:bidi="es_ES"/>
-        </w:rPr>
-        <w:t>Esquema del capítulo 3</w:t>
-      </w:r>
-    </w:p>
-    <w:p>
-      <w:pPr>
-        <w:pStyle w:val="ListNumber"/>
-        <w:numPr>
-          <w:ilvl w:val="0"/>
-          <w:numId w:val="16"/>
-        </w:numPr>
-        <w:spacing w:line="240" w:lineRule="auto"/>
-        <w:ind w:left="720"/>
-      </w:pPr>
-      <w:r>
-        <w:rPr>
-          <w:lang w:val="es_ES" w:bidi="es_ES"/>
-        </w:rPr>
-      </w:r>
-      <w:r>
-        <w:rPr>
-          <w:lang w:val="es_ES" w:bidi="es_ES"/>
-        </w:rPr>
-        <w:t>¡Ay de Nínive! (3:1–3)</w:t>
-      </w:r>
-    </w:p>
-    <w:p>
-      <w:pPr>
-        <w:pStyle w:val="ListNumber"/>
-        <w:spacing w:line="240" w:lineRule="auto"/>
-        <w:ind w:left="720"/>
-      </w:pPr>
-      <w:r>
-        <w:rPr>
-          <w:lang w:val="es_ES" w:bidi="es_ES"/>
-        </w:rPr>
-      </w:r>
-      <w:r>
-        <w:rPr>
-          <w:lang w:val="es_ES" w:bidi="es_ES"/>
-        </w:rPr>
-        <w:t>Nínive, la prostituta (3:4–7)</w:t>
-      </w:r>
-    </w:p>
-    <w:p>
-      <w:pPr>
-        <w:pStyle w:val="ListNumber"/>
-        <w:spacing w:line="240" w:lineRule="auto"/>
-        <w:ind w:left="720"/>
-      </w:pPr>
-      <w:r>
-        <w:rPr>
-          <w:lang w:val="es_ES" w:bidi="es_ES"/>
-        </w:rPr>
-      </w:r>
-      <w:r>
-        <w:rPr>
-          <w:lang w:val="es_ES" w:bidi="es_ES"/>
-        </w:rPr>
-        <w:t>El ejemplo de Tebas (3:8–11)</w:t>
-      </w:r>
-    </w:p>
-    <w:p>
-      <w:pPr>
-        <w:pStyle w:val="ListNumber"/>
-        <w:spacing w:line="240" w:lineRule="auto"/>
-        <w:ind w:left="720"/>
-      </w:pPr>
-      <w:r>
-        <w:rPr>
-          <w:lang w:val="es_ES" w:bidi="es_ES"/>
-        </w:rPr>
-      </w:r>
-      <w:r>
-        <w:rPr>
-          <w:lang w:val="es_ES" w:bidi="es_ES"/>
-        </w:rPr>
-        <w:t>La destrucción de Nínive es inevitable (3:12–19)</w:t>
-      </w:r>
-    </w:p>
-    <w:p>
-      <w:pPr>
-        <w:pStyle w:val="Heading3"/>
-      </w:pPr>
-      <w:r>
-        <w:rPr>
-          <w:lang w:val="es_ES" w:bidi="es_ES"/>
-        </w:rPr>
-        <w:t>Conceptos religiosos y culturales en este capítulo</w:t>
-      </w:r>
-    </w:p>
-    <w:p>
-      <w:pPr>
-        <w:pStyle w:val="Heading4"/>
-      </w:pPr>
-      <w:r>
-        <w:rPr>
-          <w:lang w:val="es_ES" w:bidi="es_ES"/>
-        </w:rPr>
-        <w:t>Las langostas en 3:15–17</w:t>
-      </w:r>
-    </w:p>
-    <w:p>
-      <w:pPr/>
-      <w:r>
-        <w:rPr>
-          <w:lang w:val="es_ES" w:bidi="es_ES"/>
-        </w:rPr>
-      </w:r>
-      <w:r>
-        <w:rPr>
-          <w:lang w:val="es_ES" w:bidi="es_ES"/>
-        </w:rPr>
-        <w:t>Los ataques de langostas eran comunes en el antiguo Medio Oriente. Una langosta es un tipo de saltamontes que llegaba en cantidades incontables. Eran tantas que oscurecían el cielo como una nube negra que bloqueaba la luz del sol. A menudo aparecían después de un largo período de sequía. Descendían sobre los cultivos que sobrevivían en los campos y los dejaban completamente vacíos. Las langostas eran imparables y causaban daños terribles. Por esta razón, las invasiones de langostas servían como una imagen poderosa de ataques militares abrumadores en el Antiguo Testamento.</w:t>
-      </w:r>
-    </w:p>
-    <w:p>
-      <w:pPr>
-        <w:pStyle w:val="Heading3"/>
-      </w:pPr>
-      <w:r>
-        <w:rPr>
-          <w:lang w:val="es_ES" w:bidi="es_ES"/>
-        </w:rPr>
-        <w:t>Problema de traducción</w:t>
-      </w:r>
-    </w:p>
-    <w:p>
-      <w:pPr/>
-      <w:r>
-        <w:rPr>
-          <w:lang w:val="es_ES" w:bidi="es_ES"/>
-        </w:rPr>
-      </w:r>
-      <w:r>
-        <w:rPr>
-          <w:lang w:val="es_ES" w:bidi="es_ES"/>
-        </w:rPr>
-        <w:t>En 3:4–7 se presenta una metáfora extendida en la que Jehová compara a Nínive con una prostituta que somete a los hombres bajo su control mediante el encanto y la brujería. Tanto la prostitución como la brujería estaban asociadas con la adoración de ídolos, y en la Biblia, la prostitución se utiliza como una metáfora para la adoración de ídolos. Así como una prostituta no es fiel a un marido, las personas que adoran ídolos no son fieles al único Dios verdadero, el único que merece adoración. Nínive era una ciudad muy poderosa y próspera, lo que la hacía atractiva para que otros adoptaran sus costumbres y adoraran a sus dioses. Si esto no está claro para tus lectores, podrías considerar proporcionar una explicación en una nota al pie. (Ver: metáfora extendida).</w:t>
       </w:r>
       <w:r>
         <w:rPr>

--- a/spa/docx/34.content.docx
+++ b/spa/docx/34.content.docx
@@ -458,6 +458,20 @@
       </w:r>
       <w:r>
         <w:rPr>
+          <w:lang w:val="es_ES" w:bidi="es_ES"/>
+        </w:rPr>
+        <w:t>מַשָּׂ֖א</w:t>
+      </w:r>
+    </w:p>
+    <w:p>
+      <w:pPr/>
+      <w:r>
+        <w:rPr>
+          <w:lang w:val="es_ES" w:bidi="es_ES"/>
+        </w:rPr>
+      </w:r>
+      <w:r>
+        <w:rPr>
           <w:b/>
           <w:lang w:val="es_ES" w:bidi="es_ES"/>
         </w:rPr>
@@ -554,6 +568,20 @@
       </w:r>
       <w:r>
         <w:rPr>
+          <w:lang w:val="es_ES" w:bidi="es_ES"/>
+        </w:rPr>
+        <w:t>הָ⁠אֶלְקֹשִֽׁי</w:t>
+      </w:r>
+    </w:p>
+    <w:p>
+      <w:pPr/>
+      <w:r>
+        <w:rPr>
+          <w:lang w:val="es_ES" w:bidi="es_ES"/>
+        </w:rPr>
+      </w:r>
+      <w:r>
+        <w:rPr>
           <w:b/>
           <w:lang w:val="es_ES" w:bidi="es_ES"/>
         </w:rPr>
@@ -733,6 +761,20 @@
       </w:r>
       <w:r>
         <w:rPr>
+          <w:lang w:val="es_ES" w:bidi="es_ES"/>
+        </w:rPr>
+        <w:t>אֵ֣ל קַנּ֤וֹא וְ⁠נֹקֵם֙ יְהוָ֔ה נֹקֵ֥ם יְהוָ֖ה וּ⁠בַ֣עַל חֵמָ֑ה</w:t>
+      </w:r>
+    </w:p>
+    <w:p>
+      <w:pPr/>
+      <w:r>
+        <w:rPr>
+          <w:lang w:val="es_ES" w:bidi="es_ES"/>
+        </w:rPr>
+      </w:r>
+      <w:r>
+        <w:rPr>
           <w:b/>
           <w:lang w:val="es_ES" w:bidi="es_ES"/>
         </w:rPr>
@@ -816,6 +858,20 @@
       </w:r>
       <w:r>
         <w:rPr>
+          <w:lang w:val="es_ES" w:bidi="es_ES"/>
+        </w:rPr>
+        <w:t>וּ⁠בַ֣עַל חֵמָ֑ה</w:t>
+      </w:r>
+    </w:p>
+    <w:p>
+      <w:pPr/>
+      <w:r>
+        <w:rPr>
+          <w:lang w:val="es_ES" w:bidi="es_ES"/>
+        </w:rPr>
+      </w:r>
+      <w:r>
+        <w:rPr>
           <w:b/>
           <w:lang w:val="es_ES" w:bidi="es_ES"/>
         </w:rPr>
@@ -912,6 +968,20 @@
       </w:r>
       <w:r>
         <w:rPr>
+          <w:lang w:val="es_ES" w:bidi="es_ES"/>
+        </w:rPr>
+        <w:t>נֹקֵ֤ם יְהוָה֙ לְ⁠צָרָ֔י⁠ו וְ⁠נוֹטֵ֥ר ה֖וּא לְ⁠אֹיְבָֽי⁠ו</w:t>
+      </w:r>
+    </w:p>
+    <w:p>
+      <w:pPr/>
+      <w:r>
+        <w:rPr>
+          <w:lang w:val="es_ES" w:bidi="es_ES"/>
+        </w:rPr>
+      </w:r>
+      <w:r>
+        <w:rPr>
           <w:b/>
           <w:lang w:val="es_ES" w:bidi="es_ES"/>
         </w:rPr>
@@ -1008,6 +1078,20 @@
       </w:r>
       <w:r>
         <w:rPr>
+          <w:lang w:val="es_ES" w:bidi="es_ES"/>
+        </w:rPr>
+        <w:t>וְ⁠נוֹטֵ֥ר ה֖וּא לְ⁠אֹיְבָֽי⁠ו</w:t>
+      </w:r>
+    </w:p>
+    <w:p>
+      <w:pPr/>
+      <w:r>
+        <w:rPr>
+          <w:lang w:val="es_ES" w:bidi="es_ES"/>
+        </w:rPr>
+      </w:r>
+      <w:r>
+        <w:rPr>
           <w:b/>
           <w:lang w:val="es_ES" w:bidi="es_ES"/>
         </w:rPr>
@@ -1104,6 +1188,20 @@
       </w:r>
       <w:r>
         <w:rPr>
+          <w:lang w:val="es_ES" w:bidi="es_ES"/>
+        </w:rPr>
+        <w:t>אֶ֤רֶךְ אַפַּ֨יִם֙</w:t>
+      </w:r>
+    </w:p>
+    <w:p>
+      <w:pPr/>
+      <w:r>
+        <w:rPr>
+          <w:lang w:val="es_ES" w:bidi="es_ES"/>
+        </w:rPr>
+      </w:r>
+      <w:r>
+        <w:rPr>
           <w:b/>
           <w:lang w:val="es_ES" w:bidi="es_ES"/>
         </w:rPr>
@@ -1200,6 +1298,20 @@
       </w:r>
       <w:r>
         <w:rPr>
+          <w:lang w:val="es_ES" w:bidi="es_ES"/>
+        </w:rPr>
+        <w:t>ו⁠גדול־כֹּ֔חַ</w:t>
+      </w:r>
+    </w:p>
+    <w:p>
+      <w:pPr/>
+      <w:r>
+        <w:rPr>
+          <w:lang w:val="es_ES" w:bidi="es_ES"/>
+        </w:rPr>
+      </w:r>
+      <w:r>
+        <w:rPr>
           <w:b/>
           <w:lang w:val="es_ES" w:bidi="es_ES"/>
         </w:rPr>
@@ -1296,6 +1408,20 @@
       </w:r>
       <w:r>
         <w:rPr>
+          <w:lang w:val="es_ES" w:bidi="es_ES"/>
+        </w:rPr>
+        <w:t>וְ⁠נַקֵּ֖ה לֹ֣א יְנַקֶּ֑ה</w:t>
+      </w:r>
+    </w:p>
+    <w:p>
+      <w:pPr/>
+      <w:r>
+        <w:rPr>
+          <w:lang w:val="es_ES" w:bidi="es_ES"/>
+        </w:rPr>
+      </w:r>
+      <w:r>
+        <w:rPr>
           <w:b/>
           <w:lang w:val="es_ES" w:bidi="es_ES"/>
         </w:rPr>
@@ -1379,6 +1505,20 @@
       </w:r>
       <w:r>
         <w:rPr>
+          <w:lang w:val="es_ES" w:bidi="es_ES"/>
+        </w:rPr>
+        <w:t>גּוֹעֵ֤ר</w:t>
+      </w:r>
+    </w:p>
+    <w:p>
+      <w:pPr/>
+      <w:r>
+        <w:rPr>
+          <w:lang w:val="es_ES" w:bidi="es_ES"/>
+        </w:rPr>
+      </w:r>
+      <w:r>
+        <w:rPr>
           <w:b/>
           <w:lang w:val="es_ES" w:bidi="es_ES"/>
         </w:rPr>
@@ -1475,6 +1615,20 @@
       </w:r>
       <w:r>
         <w:rPr>
+          <w:lang w:val="es_ES" w:bidi="es_ES"/>
+        </w:rPr>
+        <w:t>אֻמְלַ֤ל בָּשָׁן֙</w:t>
+      </w:r>
+    </w:p>
+    <w:p>
+      <w:pPr/>
+      <w:r>
+        <w:rPr>
+          <w:lang w:val="es_ES" w:bidi="es_ES"/>
+        </w:rPr>
+      </w:r>
+      <w:r>
+        <w:rPr>
           <w:b/>
           <w:lang w:val="es_ES" w:bidi="es_ES"/>
         </w:rPr>
@@ -1571,6 +1725,20 @@
       </w:r>
       <w:r>
         <w:rPr>
+          <w:lang w:val="es_ES" w:bidi="es_ES"/>
+        </w:rPr>
+        <w:t>וְ⁠כַרְמֶ֔ל</w:t>
+      </w:r>
+    </w:p>
+    <w:p>
+      <w:pPr/>
+      <w:r>
+        <w:rPr>
+          <w:lang w:val="es_ES" w:bidi="es_ES"/>
+        </w:rPr>
+      </w:r>
+      <w:r>
+        <w:rPr>
           <w:b/>
           <w:lang w:val="es_ES" w:bidi="es_ES"/>
         </w:rPr>
@@ -1661,6 +1829,20 @@
       </w:r>
       <w:r>
         <w:rPr>
+          <w:lang w:val="es_ES" w:bidi="es_ES"/>
+        </w:rPr>
+        <w:t>וְ⁠כַרְמֶ֔ל</w:t>
+      </w:r>
+    </w:p>
+    <w:p>
+      <w:pPr/>
+      <w:r>
+        <w:rPr>
+          <w:lang w:val="es_ES" w:bidi="es_ES"/>
+        </w:rPr>
+      </w:r>
+      <w:r>
+        <w:rPr>
           <w:b/>
           <w:lang w:val="es_ES" w:bidi="es_ES"/>
         </w:rPr>
@@ -1744,6 +1926,20 @@
       </w:r>
       <w:r>
         <w:rPr>
+          <w:lang w:val="es_ES" w:bidi="es_ES"/>
+        </w:rPr>
+        <w:t>וְ⁠הַ⁠גְּבָע֖וֹת הִתְמֹגָ֑גוּ</w:t>
+      </w:r>
+    </w:p>
+    <w:p>
+      <w:pPr/>
+      <w:r>
+        <w:rPr>
+          <w:lang w:val="es_ES" w:bidi="es_ES"/>
+        </w:rPr>
+      </w:r>
+      <w:r>
+        <w:rPr>
           <w:b/>
           <w:lang w:val="es_ES" w:bidi="es_ES"/>
         </w:rPr>
@@ -1841,6 +2037,20 @@
       </w:r>
       <w:r>
         <w:rPr>
+          <w:lang w:val="es_ES" w:bidi="es_ES"/>
+        </w:rPr>
+        <w:t>יֹ֥שְׁבֵי בָֽ⁠הּ</w:t>
+      </w:r>
+    </w:p>
+    <w:p>
+      <w:pPr/>
+      <w:r>
+        <w:rPr>
+          <w:lang w:val="es_ES" w:bidi="es_ES"/>
+        </w:rPr>
+      </w:r>
+      <w:r>
+        <w:rPr>
           <w:b/>
           <w:lang w:val="es_ES" w:bidi="es_ES"/>
         </w:rPr>
@@ -1937,6 +2147,20 @@
       </w:r>
       <w:r>
         <w:rPr>
+          <w:lang w:val="es_ES" w:bidi="es_ES"/>
+        </w:rPr>
+        <w:t>לִ⁠פְנֵ֤י זַעְמ⁠וֹ֙ מִ֣י יַֽעֲמ֔וֹד וּ⁠מִ֥י יָק֖וּם בַּ⁠חֲר֣וֹן אַפּ֑⁠וֹ</w:t>
+      </w:r>
+    </w:p>
+    <w:p>
+      <w:pPr/>
+      <w:r>
+        <w:rPr>
+          <w:lang w:val="es_ES" w:bidi="es_ES"/>
+        </w:rPr>
+      </w:r>
+      <w:r>
+        <w:rPr>
           <w:b/>
           <w:lang w:val="es_ES" w:bidi="es_ES"/>
         </w:rPr>
@@ -2033,6 +2257,20 @@
       </w:r>
       <w:r>
         <w:rPr>
+          <w:lang w:val="es_ES" w:bidi="es_ES"/>
+        </w:rPr>
+        <w:t>לִ⁠פְנֵ֤י</w:t>
+      </w:r>
+    </w:p>
+    <w:p>
+      <w:pPr/>
+      <w:r>
+        <w:rPr>
+          <w:lang w:val="es_ES" w:bidi="es_ES"/>
+        </w:rPr>
+      </w:r>
+      <w:r>
+        <w:rPr>
           <w:b/>
           <w:lang w:val="es_ES" w:bidi="es_ES"/>
         </w:rPr>
@@ -2129,6 +2367,20 @@
       </w:r>
       <w:r>
         <w:rPr>
+          <w:lang w:val="es_ES" w:bidi="es_ES"/>
+        </w:rPr>
+        <w:t>בַּ⁠חֲר֣וֹן אַפּ֑⁠וֹ</w:t>
+      </w:r>
+    </w:p>
+    <w:p>
+      <w:pPr/>
+      <w:r>
+        <w:rPr>
+          <w:lang w:val="es_ES" w:bidi="es_ES"/>
+        </w:rPr>
+      </w:r>
+      <w:r>
+        <w:rPr>
           <w:b/>
           <w:lang w:val="es_ES" w:bidi="es_ES"/>
         </w:rPr>
@@ -2334,6 +2586,20 @@
       </w:r>
       <w:r>
         <w:rPr>
+          <w:lang w:val="es_ES" w:bidi="es_ES"/>
+        </w:rPr>
+        <w:t>וּ⁠מִ֥י יָק֖וּם בַּ⁠חֲר֣וֹן אַפּ֑⁠וֹ</w:t>
+      </w:r>
+    </w:p>
+    <w:p>
+      <w:pPr/>
+      <w:r>
+        <w:rPr>
+          <w:lang w:val="es_ES" w:bidi="es_ES"/>
+        </w:rPr>
+      </w:r>
+      <w:r>
+        <w:rPr>
           <w:b/>
           <w:lang w:val="es_ES" w:bidi="es_ES"/>
         </w:rPr>
@@ -2528,6 +2794,20 @@
       </w:r>
       <w:r>
         <w:rPr>
+          <w:lang w:val="es_ES" w:bidi="es_ES"/>
+        </w:rPr>
+        <w:t>לְ⁠מָע֖וֹז</w:t>
+      </w:r>
+    </w:p>
+    <w:p>
+      <w:pPr/>
+      <w:r>
+        <w:rPr>
+          <w:lang w:val="es_ES" w:bidi="es_ES"/>
+        </w:rPr>
+      </w:r>
+      <w:r>
+        <w:rPr>
           <w:b/>
           <w:lang w:val="es_ES" w:bidi="es_ES"/>
         </w:rPr>
@@ -2611,6 +2891,20 @@
       </w:r>
       <w:r>
         <w:rPr>
+          <w:lang w:val="es_ES" w:bidi="es_ES"/>
+        </w:rPr>
+        <w:t>בְּ⁠י֣וֹם צָרָ֑ה</w:t>
+      </w:r>
+    </w:p>
+    <w:p>
+      <w:pPr/>
+      <w:r>
+        <w:rPr>
+          <w:lang w:val="es_ES" w:bidi="es_ES"/>
+        </w:rPr>
+      </w:r>
+      <w:r>
+        <w:rPr>
           <w:b/>
           <w:lang w:val="es_ES" w:bidi="es_ES"/>
         </w:rPr>
@@ -2720,6 +3014,20 @@
       </w:r>
       <w:r>
         <w:rPr>
+          <w:lang w:val="es_ES" w:bidi="es_ES"/>
+        </w:rPr>
+        <w:t>חֹ֥סֵי בֽ⁠וֹ</w:t>
+      </w:r>
+    </w:p>
+    <w:p>
+      <w:pPr/>
+      <w:r>
+        <w:rPr>
+          <w:lang w:val="es_ES" w:bidi="es_ES"/>
+        </w:rPr>
+      </w:r>
+      <w:r>
+        <w:rPr>
           <w:b/>
           <w:lang w:val="es_ES" w:bidi="es_ES"/>
         </w:rPr>
@@ -2803,6 +3111,20 @@
       </w:r>
       <w:r>
         <w:rPr>
+          <w:lang w:val="es_ES" w:bidi="es_ES"/>
+        </w:rPr>
+        <w:t>מְקוֹמָ֑⁠הּ</w:t>
+      </w:r>
+    </w:p>
+    <w:p>
+      <w:pPr/>
+      <w:r>
+        <w:rPr>
+          <w:lang w:val="es_ES" w:bidi="es_ES"/>
+        </w:rPr>
+      </w:r>
+      <w:r>
+        <w:rPr>
           <w:b/>
           <w:lang w:val="es_ES" w:bidi="es_ES"/>
         </w:rPr>
@@ -2899,6 +3221,20 @@
       </w:r>
       <w:r>
         <w:rPr>
+          <w:lang w:val="es_ES" w:bidi="es_ES"/>
+        </w:rPr>
+        <w:t>וְ⁠אֹיְבָ֖י⁠ו יְרַדֶּף־חֹֽשֶׁךְ</w:t>
+      </w:r>
+    </w:p>
+    <w:p>
+      <w:pPr/>
+      <w:r>
+        <w:rPr>
+          <w:lang w:val="es_ES" w:bidi="es_ES"/>
+        </w:rPr>
+      </w:r>
+      <w:r>
+        <w:rPr>
           <w:b/>
           <w:lang w:val="es_ES" w:bidi="es_ES"/>
         </w:rPr>
@@ -2995,6 +3331,20 @@
       </w:r>
       <w:r>
         <w:rPr>
+          <w:lang w:val="es_ES" w:bidi="es_ES"/>
+        </w:rPr>
+        <w:t>מַה־תְּחַשְּׁבוּ⁠ן֙ אֶל־יְהוָ֔ה</w:t>
+      </w:r>
+    </w:p>
+    <w:p>
+      <w:pPr/>
+      <w:r>
+        <w:rPr>
+          <w:lang w:val="es_ES" w:bidi="es_ES"/>
+        </w:rPr>
+      </w:r>
+      <w:r>
+        <w:rPr>
           <w:b/>
           <w:lang w:val="es_ES" w:bidi="es_ES"/>
         </w:rPr>
@@ -3078,6 +3428,20 @@
       </w:r>
       <w:r>
         <w:rPr>
+          <w:lang w:val="es_ES" w:bidi="es_ES"/>
+        </w:rPr>
+        <w:t>תְּחַשְּׁבוּ⁠ן֙</w:t>
+      </w:r>
+    </w:p>
+    <w:p>
+      <w:pPr/>
+      <w:r>
+        <w:rPr>
+          <w:lang w:val="es_ES" w:bidi="es_ES"/>
+        </w:rPr>
+      </w:r>
+      <w:r>
+        <w:rPr>
           <w:b/>
           <w:lang w:val="es_ES" w:bidi="es_ES"/>
         </w:rPr>
@@ -3188,6 +3552,20 @@
       </w:r>
       <w:r>
         <w:rPr>
+          <w:lang w:val="es_ES" w:bidi="es_ES"/>
+        </w:rPr>
+        <w:t>תְּחַשְּׁבוּ⁠ן֙</w:t>
+      </w:r>
+    </w:p>
+    <w:p>
+      <w:pPr/>
+      <w:r>
+        <w:rPr>
+          <w:lang w:val="es_ES" w:bidi="es_ES"/>
+        </w:rPr>
+      </w:r>
+      <w:r>
+        <w:rPr>
           <w:b/>
           <w:lang w:val="es_ES" w:bidi="es_ES"/>
         </w:rPr>
@@ -3298,6 +3676,20 @@
       </w:r>
       <w:r>
         <w:rPr>
+          <w:lang w:val="es_ES" w:bidi="es_ES"/>
+        </w:rPr>
+        <w:t>צָרָֽה</w:t>
+      </w:r>
+    </w:p>
+    <w:p>
+      <w:pPr/>
+      <w:r>
+        <w:rPr>
+          <w:lang w:val="es_ES" w:bidi="es_ES"/>
+        </w:rPr>
+      </w:r>
+      <w:r>
+        <w:rPr>
           <w:b/>
           <w:lang w:val="es_ES" w:bidi="es_ES"/>
         </w:rPr>
@@ -3408,6 +3800,20 @@
       </w:r>
       <w:r>
         <w:rPr>
+          <w:lang w:val="es_ES" w:bidi="es_ES"/>
+        </w:rPr>
+        <w:t>לֹֽא־תָק֥וּם</w:t>
+      </w:r>
+    </w:p>
+    <w:p>
+      <w:pPr/>
+      <w:r>
+        <w:rPr>
+          <w:lang w:val="es_ES" w:bidi="es_ES"/>
+        </w:rPr>
+      </w:r>
+      <w:r>
+        <w:rPr>
           <w:b/>
           <w:lang w:val="es_ES" w:bidi="es_ES"/>
         </w:rPr>
@@ -3724,6 +4130,20 @@
       </w:r>
       <w:r>
         <w:rPr>
+          <w:lang w:val="es_ES" w:bidi="es_ES"/>
+        </w:rPr>
+        <w:t>אֻ֨כְּל֔וּ</w:t>
+      </w:r>
+    </w:p>
+    <w:p>
+      <w:pPr/>
+      <w:r>
+        <w:rPr>
+          <w:lang w:val="es_ES" w:bidi="es_ES"/>
+        </w:rPr>
+      </w:r>
+      <w:r>
+        <w:rPr>
           <w:b/>
           <w:lang w:val="es_ES" w:bidi="es_ES"/>
         </w:rPr>
@@ -3807,6 +4227,20 @@
       </w:r>
       <w:r>
         <w:rPr>
+          <w:lang w:val="es_ES" w:bidi="es_ES"/>
+        </w:rPr>
+        <w:t>מִמֵּ֣⁠ךְ</w:t>
+      </w:r>
+    </w:p>
+    <w:p>
+      <w:pPr/>
+      <w:r>
+        <w:rPr>
+          <w:lang w:val="es_ES" w:bidi="es_ES"/>
+        </w:rPr>
+      </w:r>
+      <w:r>
+        <w:rPr>
           <w:b/>
           <w:lang w:val="es_ES" w:bidi="es_ES"/>
         </w:rPr>
@@ -3903,6 +4337,20 @@
       </w:r>
       <w:r>
         <w:rPr>
+          <w:lang w:val="es_ES" w:bidi="es_ES"/>
+        </w:rPr>
+        <w:t>מִמֵּ֣⁠ךְ</w:t>
+      </w:r>
+    </w:p>
+    <w:p>
+      <w:pPr/>
+      <w:r>
+        <w:rPr>
+          <w:lang w:val="es_ES" w:bidi="es_ES"/>
+        </w:rPr>
+      </w:r>
+      <w:r>
+        <w:rPr>
           <w:b/>
           <w:lang w:val="es_ES" w:bidi="es_ES"/>
         </w:rPr>
@@ -3999,6 +4447,20 @@
       </w:r>
       <w:r>
         <w:rPr>
+          <w:lang w:val="es_ES" w:bidi="es_ES"/>
+        </w:rPr>
+        <w:t>מִמֵּ֣⁠ךְ יָצָ֔א</w:t>
+      </w:r>
+    </w:p>
+    <w:p>
+      <w:pPr/>
+      <w:r>
+        <w:rPr>
+          <w:lang w:val="es_ES" w:bidi="es_ES"/>
+        </w:rPr>
+      </w:r>
+      <w:r>
+        <w:rPr>
           <w:b/>
           <w:lang w:val="es_ES" w:bidi="es_ES"/>
         </w:rPr>
@@ -4082,6 +4544,20 @@
       </w:r>
       <w:r>
         <w:rPr>
+          <w:lang w:val="es_ES" w:bidi="es_ES"/>
+        </w:rPr>
+        <w:t>חֹשֵׁ֥ב &amp; רָעָ֑ה יֹעֵ֖ץ בְּלִיָּֽעַל</w:t>
+      </w:r>
+    </w:p>
+    <w:p>
+      <w:pPr/>
+      <w:r>
+        <w:rPr>
+          <w:lang w:val="es_ES" w:bidi="es_ES"/>
+        </w:rPr>
+      </w:r>
+      <w:r>
+        <w:rPr>
           <w:b/>
           <w:lang w:val="es_ES" w:bidi="es_ES"/>
         </w:rPr>
@@ -4316,6 +4792,20 @@
       </w:r>
       <w:r>
         <w:rPr>
+          <w:lang w:val="es_ES" w:bidi="es_ES"/>
+        </w:rPr>
+        <w:t>שְׁלֵמִים֙</w:t>
+      </w:r>
+    </w:p>
+    <w:p>
+      <w:pPr/>
+      <w:r>
+        <w:rPr>
+          <w:lang w:val="es_ES" w:bidi="es_ES"/>
+        </w:rPr>
+      </w:r>
+      <w:r>
+        <w:rPr>
           <w:b/>
           <w:lang w:val="es_ES" w:bidi="es_ES"/>
         </w:rPr>
@@ -4426,6 +4916,20 @@
       </w:r>
       <w:r>
         <w:rPr>
+          <w:lang w:val="es_ES" w:bidi="es_ES"/>
+        </w:rPr>
+        <w:t>שְׁלֵמִים֙</w:t>
+      </w:r>
+    </w:p>
+    <w:p>
+      <w:pPr/>
+      <w:r>
+        <w:rPr>
+          <w:lang w:val="es_ES" w:bidi="es_ES"/>
+        </w:rPr>
+      </w:r>
+      <w:r>
+        <w:rPr>
           <w:b/>
           <w:lang w:val="es_ES" w:bidi="es_ES"/>
         </w:rPr>
@@ -4620,6 +5124,20 @@
       </w:r>
       <w:r>
         <w:rPr>
+          <w:lang w:val="es_ES" w:bidi="es_ES"/>
+        </w:rPr>
+        <w:t>נָגֹ֖זּוּ</w:t>
+      </w:r>
+    </w:p>
+    <w:p>
+      <w:pPr/>
+      <w:r>
+        <w:rPr>
+          <w:lang w:val="es_ES" w:bidi="es_ES"/>
+        </w:rPr>
+      </w:r>
+      <w:r>
+        <w:rPr>
           <w:b/>
           <w:lang w:val="es_ES" w:bidi="es_ES"/>
         </w:rPr>
@@ -4717,6 +5235,20 @@
       </w:r>
       <w:r>
         <w:rPr>
+          <w:lang w:val="es_ES" w:bidi="es_ES"/>
+        </w:rPr>
+        <w:t>נָגֹ֖זּוּ</w:t>
+      </w:r>
+    </w:p>
+    <w:p>
+      <w:pPr/>
+      <w:r>
+        <w:rPr>
+          <w:lang w:val="es_ES" w:bidi="es_ES"/>
+        </w:rPr>
+      </w:r>
+      <w:r>
+        <w:rPr>
           <w:b/>
           <w:lang w:val="es_ES" w:bidi="es_ES"/>
         </w:rPr>
@@ -4814,6 +5346,20 @@
       </w:r>
       <w:r>
         <w:rPr>
+          <w:lang w:val="es_ES" w:bidi="es_ES"/>
+        </w:rPr>
+        <w:t>וְ⁠עָבָ֑ר</w:t>
+      </w:r>
+    </w:p>
+    <w:p>
+      <w:pPr/>
+      <w:r>
+        <w:rPr>
+          <w:lang w:val="es_ES" w:bidi="es_ES"/>
+        </w:rPr>
+      </w:r>
+      <w:r>
+        <w:rPr>
           <w:b/>
           <w:lang w:val="es_ES" w:bidi="es_ES"/>
         </w:rPr>
@@ -4937,6 +5483,20 @@
       </w:r>
       <w:r>
         <w:rPr>
+          <w:lang w:val="es_ES" w:bidi="es_ES"/>
+        </w:rPr>
+        <w:t>וְ⁠עִ֨נִּתִ֔⁠ךְ</w:t>
+      </w:r>
+    </w:p>
+    <w:p>
+      <w:pPr/>
+      <w:r>
+        <w:rPr>
+          <w:lang w:val="es_ES" w:bidi="es_ES"/>
+        </w:rPr>
+      </w:r>
+      <w:r>
+        <w:rPr>
           <w:b/>
           <w:lang w:val="es_ES" w:bidi="es_ES"/>
         </w:rPr>
@@ -5033,6 +5593,20 @@
       </w:r>
       <w:r>
         <w:rPr>
+          <w:lang w:val="es_ES" w:bidi="es_ES"/>
+        </w:rPr>
+        <w:t>מֹטֵ֖⁠הוּ</w:t>
+      </w:r>
+    </w:p>
+    <w:p>
+      <w:pPr/>
+      <w:r>
+        <w:rPr>
+          <w:lang w:val="es_ES" w:bidi="es_ES"/>
+        </w:rPr>
+      </w:r>
+      <w:r>
+        <w:rPr>
           <w:b/>
           <w:lang w:val="es_ES" w:bidi="es_ES"/>
         </w:rPr>
@@ -5142,6 +5716,20 @@
       </w:r>
       <w:r>
         <w:rPr>
+          <w:lang w:val="es_ES" w:bidi="es_ES"/>
+        </w:rPr>
+        <w:t>מֹטֵ֖⁠הוּ</w:t>
+      </w:r>
+    </w:p>
+    <w:p>
+      <w:pPr/>
+      <w:r>
+        <w:rPr>
+          <w:lang w:val="es_ES" w:bidi="es_ES"/>
+        </w:rPr>
+      </w:r>
+      <w:r>
+        <w:rPr>
           <w:b/>
           <w:lang w:val="es_ES" w:bidi="es_ES"/>
         </w:rPr>
@@ -5238,6 +5826,20 @@
       </w:r>
       <w:r>
         <w:rPr>
+          <w:lang w:val="es_ES" w:bidi="es_ES"/>
+        </w:rPr>
+        <w:t>מֵֽ⁠עָלָ֑יִ⁠ךְ וּ⁠מוֹסְרֹתַ֖יִ⁠ךְ</w:t>
+      </w:r>
+    </w:p>
+    <w:p>
+      <w:pPr/>
+      <w:r>
+        <w:rPr>
+          <w:lang w:val="es_ES" w:bidi="es_ES"/>
+        </w:rPr>
+      </w:r>
+      <w:r>
+        <w:rPr>
           <w:b/>
           <w:lang w:val="es_ES" w:bidi="es_ES"/>
         </w:rPr>
@@ -5347,6 +5949,20 @@
       </w:r>
       <w:r>
         <w:rPr>
+          <w:lang w:val="es_ES" w:bidi="es_ES"/>
+        </w:rPr>
+        <w:t>וּ⁠מוֹסְרֹתַ֖יִ⁠ךְ אֲנַתֵּֽק</w:t>
+      </w:r>
+    </w:p>
+    <w:p>
+      <w:pPr/>
+      <w:r>
+        <w:rPr>
+          <w:lang w:val="es_ES" w:bidi="es_ES"/>
+        </w:rPr>
+      </w:r>
+      <w:r>
+        <w:rPr>
           <w:b/>
           <w:lang w:val="es_ES" w:bidi="es_ES"/>
         </w:rPr>
@@ -5443,6 +6059,20 @@
       </w:r>
       <w:r>
         <w:rPr>
+          <w:lang w:val="es_ES" w:bidi="es_ES"/>
+        </w:rPr>
+        <w:t>עָלֶ֨י⁠ךָ֙</w:t>
+      </w:r>
+    </w:p>
+    <w:p>
+      <w:pPr/>
+      <w:r>
+        <w:rPr>
+          <w:lang w:val="es_ES" w:bidi="es_ES"/>
+        </w:rPr>
+      </w:r>
+      <w:r>
+        <w:rPr>
           <w:b/>
           <w:lang w:val="es_ES" w:bidi="es_ES"/>
         </w:rPr>
@@ -5553,6 +6183,20 @@
       </w:r>
       <w:r>
         <w:rPr>
+          <w:lang w:val="es_ES" w:bidi="es_ES"/>
+        </w:rPr>
+        <w:t>לֹֽא־יִזָּרַ֥ע מִ⁠שִּׁמְ⁠ךָ֖</w:t>
+      </w:r>
+    </w:p>
+    <w:p>
+      <w:pPr/>
+      <w:r>
+        <w:rPr>
+          <w:lang w:val="es_ES" w:bidi="es_ES"/>
+        </w:rPr>
+      </w:r>
+      <w:r>
+        <w:rPr>
           <w:b/>
           <w:lang w:val="es_ES" w:bidi="es_ES"/>
         </w:rPr>
@@ -5663,6 +6307,20 @@
       </w:r>
       <w:r>
         <w:rPr>
+          <w:lang w:val="es_ES" w:bidi="es_ES"/>
+        </w:rPr>
+        <w:t>אַכְרִ֨ית</w:t>
+      </w:r>
+    </w:p>
+    <w:p>
+      <w:pPr/>
+      <w:r>
+        <w:rPr>
+          <w:lang w:val="es_ES" w:bidi="es_ES"/>
+        </w:rPr>
+      </w:r>
+      <w:r>
+        <w:rPr>
           <w:b/>
           <w:lang w:val="es_ES" w:bidi="es_ES"/>
         </w:rPr>
@@ -5760,6 +6418,20 @@
       </w:r>
       <w:r>
         <w:rPr>
+          <w:lang w:val="es_ES" w:bidi="es_ES"/>
+        </w:rPr>
+        <w:t>הִנֵּ֨ה</w:t>
+      </w:r>
+    </w:p>
+    <w:p>
+      <w:pPr/>
+      <w:r>
+        <w:rPr>
+          <w:lang w:val="es_ES" w:bidi="es_ES"/>
+        </w:rPr>
+      </w:r>
+      <w:r>
+        <w:rPr>
           <w:b/>
           <w:lang w:val="es_ES" w:bidi="es_ES"/>
         </w:rPr>
@@ -5856,6 +6528,20 @@
       </w:r>
       <w:r>
         <w:rPr>
+          <w:lang w:val="es_ES" w:bidi="es_ES"/>
+        </w:rPr>
+        <w:t>רַגְלֵ֤י מְבַשֵּׂר֙</w:t>
+      </w:r>
+    </w:p>
+    <w:p>
+      <w:pPr/>
+      <w:r>
+        <w:rPr>
+          <w:lang w:val="es_ES" w:bidi="es_ES"/>
+        </w:rPr>
+      </w:r>
+      <w:r>
+        <w:rPr>
           <w:b/>
           <w:lang w:val="es_ES" w:bidi="es_ES"/>
         </w:rPr>
@@ -5952,6 +6638,20 @@
       </w:r>
       <w:r>
         <w:rPr>
+          <w:lang w:val="es_ES" w:bidi="es_ES"/>
+        </w:rPr>
+        <w:t>חָגִּ֧י &amp; חַגַּ֖יִ⁠ךְ</w:t>
+      </w:r>
+    </w:p>
+    <w:p>
+      <w:pPr/>
+      <w:r>
+        <w:rPr>
+          <w:lang w:val="es_ES" w:bidi="es_ES"/>
+        </w:rPr>
+      </w:r>
+      <w:r>
+        <w:rPr>
           <w:b/>
           <w:lang w:val="es_ES" w:bidi="es_ES"/>
         </w:rPr>
@@ -6062,6 +6762,20 @@
       </w:r>
       <w:r>
         <w:rPr>
+          <w:lang w:val="es_ES" w:bidi="es_ES"/>
+        </w:rPr>
+        <w:t>יְהוּדָ֛ה</w:t>
+      </w:r>
+    </w:p>
+    <w:p>
+      <w:pPr/>
+      <w:r>
+        <w:rPr>
+          <w:lang w:val="es_ES" w:bidi="es_ES"/>
+        </w:rPr>
+      </w:r>
+      <w:r>
+        <w:rPr>
           <w:b/>
           <w:lang w:val="es_ES" w:bidi="es_ES"/>
         </w:rPr>
@@ -6158,6 +6872,20 @@
       </w:r>
       <w:r>
         <w:rPr>
+          <w:lang w:val="es_ES" w:bidi="es_ES"/>
+        </w:rPr>
+        <w:t>בְּלִיַּ֖עַל</w:t>
+      </w:r>
+    </w:p>
+    <w:p>
+      <w:pPr/>
+      <w:r>
+        <w:rPr>
+          <w:lang w:val="es_ES" w:bidi="es_ES"/>
+        </w:rPr>
+      </w:r>
+      <w:r>
+        <w:rPr>
           <w:b/>
           <w:lang w:val="es_ES" w:bidi="es_ES"/>
         </w:rPr>
@@ -6254,6 +6982,20 @@
       </w:r>
       <w:r>
         <w:rPr>
+          <w:lang w:val="es_ES" w:bidi="es_ES"/>
+        </w:rPr>
+        <w:t>כֻּלֹּ֥⁠ה נִכְרָֽת</w:t>
+      </w:r>
+    </w:p>
+    <w:p>
+      <w:pPr/>
+      <w:r>
+        <w:rPr>
+          <w:lang w:val="es_ES" w:bidi="es_ES"/>
+        </w:rPr>
+      </w:r>
+      <w:r>
+        <w:rPr>
           <w:b/>
           <w:lang w:val="es_ES" w:bidi="es_ES"/>
         </w:rPr>
@@ -6351,6 +7093,20 @@
       </w:r>
       <w:r>
         <w:rPr>
+          <w:lang w:val="es_ES" w:bidi="es_ES"/>
+        </w:rPr>
+        <w:t>כֻּלֹּ֥⁠ה נִכְרָֽת</w:t>
+      </w:r>
+    </w:p>
+    <w:p>
+      <w:pPr/>
+      <w:r>
+        <w:rPr>
+          <w:lang w:val="es_ES" w:bidi="es_ES"/>
+        </w:rPr>
+      </w:r>
+      <w:r>
+        <w:rPr>
           <w:b/>
           <w:lang w:val="es_ES" w:bidi="es_ES"/>
         </w:rPr>
@@ -6437,6 +7193,20 @@
         <w:rPr>
           <w:lang w:val="es_ES" w:bidi="es_ES"/>
         </w:rPr>
+      </w:r>
+    </w:p>
+    <w:p>
+      <w:pPr/>
+      <w:r>
+        <w:rPr>
+          <w:lang w:val="es_ES" w:bidi="es_ES"/>
+        </w:rPr>
+      </w:r>
+      <w:r>
+        <w:rPr>
+          <w:lang w:val="es_ES" w:bidi="es_ES"/>
+        </w:rPr>
+        <w:t>כֻּלֹּ֥⁠ה נִכְרָֽת</w:t>
       </w:r>
     </w:p>
     <w:p>
@@ -6769,6 +7539,20 @@
       </w:r>
       <w:r>
         <w:rPr>
+          <w:lang w:val="es_ES" w:bidi="es_ES"/>
+        </w:rPr>
+        <w:t>עָלָ֥ה מֵפִ֛יץ עַל־פָּנַ֖יִ⁠ךְ</w:t>
+      </w:r>
+    </w:p>
+    <w:p>
+      <w:pPr/>
+      <w:r>
+        <w:rPr>
+          <w:lang w:val="es_ES" w:bidi="es_ES"/>
+        </w:rPr>
+      </w:r>
+      <w:r>
+        <w:rPr>
           <w:b/>
           <w:lang w:val="es_ES" w:bidi="es_ES"/>
         </w:rPr>
@@ -6866,6 +7650,20 @@
       </w:r>
       <w:r>
         <w:rPr>
+          <w:lang w:val="es_ES" w:bidi="es_ES"/>
+        </w:rPr>
+        <w:t>עָלָ֥ה</w:t>
+      </w:r>
+    </w:p>
+    <w:p>
+      <w:pPr/>
+      <w:r>
+        <w:rPr>
+          <w:lang w:val="es_ES" w:bidi="es_ES"/>
+        </w:rPr>
+      </w:r>
+      <w:r>
+        <w:rPr>
           <w:b/>
           <w:lang w:val="es_ES" w:bidi="es_ES"/>
         </w:rPr>
@@ -6963,6 +7761,20 @@
       </w:r>
       <w:r>
         <w:rPr>
+          <w:lang w:val="es_ES" w:bidi="es_ES"/>
+        </w:rPr>
+        <w:t>פָּנַ֖יִ⁠ךְ</w:t>
+      </w:r>
+    </w:p>
+    <w:p>
+      <w:pPr/>
+      <w:r>
+        <w:rPr>
+          <w:lang w:val="es_ES" w:bidi="es_ES"/>
+        </w:rPr>
+      </w:r>
+      <w:r>
+        <w:rPr>
           <w:b/>
           <w:lang w:val="es_ES" w:bidi="es_ES"/>
         </w:rPr>
@@ -7073,6 +7885,20 @@
       </w:r>
       <w:r>
         <w:rPr>
+          <w:lang w:val="es_ES" w:bidi="es_ES"/>
+        </w:rPr>
+        <w:t>פָּנַ֖יִ⁠ךְ</w:t>
+      </w:r>
+    </w:p>
+    <w:p>
+      <w:pPr/>
+      <w:r>
+        <w:rPr>
+          <w:lang w:val="es_ES" w:bidi="es_ES"/>
+        </w:rPr>
+      </w:r>
+      <w:r>
+        <w:rPr>
           <w:b/>
           <w:lang w:val="es_ES" w:bidi="es_ES"/>
         </w:rPr>
@@ -7170,6 +7996,20 @@
       </w:r>
       <w:r>
         <w:rPr>
+          <w:lang w:val="es_ES" w:bidi="es_ES"/>
+        </w:rPr>
+        <w:t>אַמֵּ֥ץ כֹּ֖חַ מְאֹֽד</w:t>
+      </w:r>
+    </w:p>
+    <w:p>
+      <w:pPr/>
+      <w:r>
+        <w:rPr>
+          <w:lang w:val="es_ES" w:bidi="es_ES"/>
+        </w:rPr>
+      </w:r>
+      <w:r>
+        <w:rPr>
           <w:b/>
           <w:lang w:val="es_ES" w:bidi="es_ES"/>
         </w:rPr>
@@ -7280,6 +8120,20 @@
       </w:r>
       <w:r>
         <w:rPr>
+          <w:lang w:val="es_ES" w:bidi="es_ES"/>
+        </w:rPr>
+        <w:t>חַזֵּ֣ק מָתְנַ֔יִם</w:t>
+      </w:r>
+    </w:p>
+    <w:p>
+      <w:pPr/>
+      <w:r>
+        <w:rPr>
+          <w:lang w:val="es_ES" w:bidi="es_ES"/>
+        </w:rPr>
+      </w:r>
+      <w:r>
+        <w:rPr>
           <w:b/>
           <w:lang w:val="es_ES" w:bidi="es_ES"/>
         </w:rPr>
@@ -7376,6 +8230,20 @@
       </w:r>
       <w:r>
         <w:rPr>
+          <w:lang w:val="es_ES" w:bidi="es_ES"/>
+        </w:rPr>
+        <w:t>שָׁ֤ב</w:t>
+      </w:r>
+    </w:p>
+    <w:p>
+      <w:pPr/>
+      <w:r>
+        <w:rPr>
+          <w:lang w:val="es_ES" w:bidi="es_ES"/>
+        </w:rPr>
+      </w:r>
+      <w:r>
+        <w:rPr>
           <w:b/>
           <w:lang w:val="es_ES" w:bidi="es_ES"/>
         </w:rPr>
@@ -7582,6 +8450,20 @@
       </w:r>
       <w:r>
         <w:rPr>
+          <w:lang w:val="es_ES" w:bidi="es_ES"/>
+        </w:rPr>
+        <w:t>בְקָקוּ⁠ם֙ בֹּֽקְקִ֔ים</w:t>
+      </w:r>
+    </w:p>
+    <w:p>
+      <w:pPr/>
+      <w:r>
+        <w:rPr>
+          <w:lang w:val="es_ES" w:bidi="es_ES"/>
+        </w:rPr>
+      </w:r>
+      <w:r>
+        <w:rPr>
           <w:b/>
           <w:lang w:val="es_ES" w:bidi="es_ES"/>
         </w:rPr>
@@ -7692,6 +8574,20 @@
       </w:r>
       <w:r>
         <w:rPr>
+          <w:lang w:val="es_ES" w:bidi="es_ES"/>
+        </w:rPr>
+        <w:t>גִּבֹּרֵ֜י⁠הוּ</w:t>
+      </w:r>
+    </w:p>
+    <w:p>
+      <w:pPr/>
+      <w:r>
+        <w:rPr>
+          <w:lang w:val="es_ES" w:bidi="es_ES"/>
+        </w:rPr>
+      </w:r>
+      <w:r>
+        <w:rPr>
           <w:b/>
           <w:lang w:val="es_ES" w:bidi="es_ES"/>
         </w:rPr>
@@ -7788,6 +8684,20 @@
       </w:r>
       <w:r>
         <w:rPr>
+          <w:lang w:val="es_ES" w:bidi="es_ES"/>
+        </w:rPr>
+        <w:t>מְתֻלָּעִ֔ים</w:t>
+      </w:r>
+    </w:p>
+    <w:p>
+      <w:pPr/>
+      <w:r>
+        <w:rPr>
+          <w:lang w:val="es_ES" w:bidi="es_ES"/>
+        </w:rPr>
+      </w:r>
+      <w:r>
+        <w:rPr>
           <w:b/>
           <w:lang w:val="es_ES" w:bidi="es_ES"/>
         </w:rPr>
@@ -7871,6 +8781,20 @@
       </w:r>
       <w:r>
         <w:rPr>
+          <w:lang w:val="es_ES" w:bidi="es_ES"/>
+        </w:rPr>
+        <w:t>בְּ⁠אֵשׁ &amp; הָ⁠רֶ֖כֶב</w:t>
+      </w:r>
+    </w:p>
+    <w:p>
+      <w:pPr/>
+      <w:r>
+        <w:rPr>
+          <w:lang w:val="es_ES" w:bidi="es_ES"/>
+        </w:rPr>
+      </w:r>
+      <w:r>
+        <w:rPr>
           <w:b/>
           <w:lang w:val="es_ES" w:bidi="es_ES"/>
         </w:rPr>
@@ -7967,6 +8891,20 @@
       </w:r>
       <w:r>
         <w:rPr>
+          <w:lang w:val="es_ES" w:bidi="es_ES"/>
+        </w:rPr>
+        <w:t>בְּ⁠אֵשׁ־פְּלָד֥וֹת</w:t>
+      </w:r>
+    </w:p>
+    <w:p>
+      <w:pPr/>
+      <w:r>
+        <w:rPr>
+          <w:lang w:val="es_ES" w:bidi="es_ES"/>
+        </w:rPr>
+      </w:r>
+      <w:r>
+        <w:rPr>
           <w:b/>
           <w:lang w:val="es_ES" w:bidi="es_ES"/>
         </w:rPr>
@@ -8076,6 +9014,20 @@
       </w:r>
       <w:r>
         <w:rPr>
+          <w:lang w:val="es_ES" w:bidi="es_ES"/>
+        </w:rPr>
+        <w:t>וְ⁠הַ⁠בְּרֹשִׁ֖ים</w:t>
+      </w:r>
+    </w:p>
+    <w:p>
+      <w:pPr/>
+      <w:r>
+        <w:rPr>
+          <w:lang w:val="es_ES" w:bidi="es_ES"/>
+        </w:rPr>
+      </w:r>
+      <w:r>
+        <w:rPr>
           <w:b/>
           <w:lang w:val="es_ES" w:bidi="es_ES"/>
         </w:rPr>
@@ -8172,6 +9124,20 @@
       </w:r>
       <w:r>
         <w:rPr>
+          <w:lang w:val="es_ES" w:bidi="es_ES"/>
+        </w:rPr>
+        <w:t>יִתְהוֹלְל֣וּ</w:t>
+      </w:r>
+    </w:p>
+    <w:p>
+      <w:pPr/>
+      <w:r>
+        <w:rPr>
+          <w:lang w:val="es_ES" w:bidi="es_ES"/>
+        </w:rPr>
+      </w:r>
+      <w:r>
+        <w:rPr>
           <w:b/>
           <w:lang w:val="es_ES" w:bidi="es_ES"/>
         </w:rPr>
@@ -8255,6 +9221,20 @@
       </w:r>
       <w:r>
         <w:rPr>
+          <w:lang w:val="es_ES" w:bidi="es_ES"/>
+        </w:rPr>
+        <w:t>כַּ⁠לַּפִּידִ֔ם</w:t>
+      </w:r>
+    </w:p>
+    <w:p>
+      <w:pPr/>
+      <w:r>
+        <w:rPr>
+          <w:lang w:val="es_ES" w:bidi="es_ES"/>
+        </w:rPr>
+      </w:r>
+      <w:r>
+        <w:rPr>
           <w:b/>
           <w:lang w:val="es_ES" w:bidi="es_ES"/>
         </w:rPr>
@@ -8351,6 +9331,20 @@
       </w:r>
       <w:r>
         <w:rPr>
+          <w:lang w:val="es_ES" w:bidi="es_ES"/>
+        </w:rPr>
+        <w:t>כַּ⁠בְּרָקִ֖ים יְרוֹצֵֽצוּ</w:t>
+      </w:r>
+    </w:p>
+    <w:p>
+      <w:pPr/>
+      <w:r>
+        <w:rPr>
+          <w:lang w:val="es_ES" w:bidi="es_ES"/>
+        </w:rPr>
+      </w:r>
+      <w:r>
+        <w:rPr>
           <w:b/>
           <w:lang w:val="es_ES" w:bidi="es_ES"/>
         </w:rPr>
@@ -8434,6 +9428,20 @@
       </w:r>
       <w:r>
         <w:rPr>
+          <w:lang w:val="es_ES" w:bidi="es_ES"/>
+        </w:rPr>
+        <w:t>יִזְכֹּר֙</w:t>
+      </w:r>
+    </w:p>
+    <w:p>
+      <w:pPr/>
+      <w:r>
+        <w:rPr>
+          <w:lang w:val="es_ES" w:bidi="es_ES"/>
+        </w:rPr>
+      </w:r>
+      <w:r>
+        <w:rPr>
           <w:b/>
           <w:lang w:val="es_ES" w:bidi="es_ES"/>
         </w:rPr>
@@ -8544,6 +9552,20 @@
       </w:r>
       <w:r>
         <w:rPr>
+          <w:lang w:val="es_ES" w:bidi="es_ES"/>
+        </w:rPr>
+        <w:t>חֽוֹמָתָ֔⁠הּ</w:t>
+      </w:r>
+    </w:p>
+    <w:p>
+      <w:pPr/>
+      <w:r>
+        <w:rPr>
+          <w:lang w:val="es_ES" w:bidi="es_ES"/>
+        </w:rPr>
+      </w:r>
+      <w:r>
+        <w:rPr>
           <w:b/>
           <w:lang w:val="es_ES" w:bidi="es_ES"/>
         </w:rPr>
@@ -8640,6 +9662,20 @@
       </w:r>
       <w:r>
         <w:rPr>
+          <w:lang w:val="es_ES" w:bidi="es_ES"/>
+        </w:rPr>
+        <w:t>וְ⁠הֻכַ֖ן הַ⁠סֹּכֵֽךְ</w:t>
+      </w:r>
+    </w:p>
+    <w:p>
+      <w:pPr/>
+      <w:r>
+        <w:rPr>
+          <w:lang w:val="es_ES" w:bidi="es_ES"/>
+        </w:rPr>
+      </w:r>
+      <w:r>
+        <w:rPr>
           <w:b/>
           <w:lang w:val="es_ES" w:bidi="es_ES"/>
         </w:rPr>
@@ -8916,6 +9952,20 @@
       </w:r>
       <w:r>
         <w:rPr>
+          <w:lang w:val="es_ES" w:bidi="es_ES"/>
+        </w:rPr>
+        <w:t>נִפְתָּ֑חוּ</w:t>
+      </w:r>
+    </w:p>
+    <w:p>
+      <w:pPr/>
+      <w:r>
+        <w:rPr>
+          <w:lang w:val="es_ES" w:bidi="es_ES"/>
+        </w:rPr>
+      </w:r>
+      <w:r>
+        <w:rPr>
           <w:b/>
           <w:lang w:val="es_ES" w:bidi="es_ES"/>
         </w:rPr>
@@ -9012,6 +10062,20 @@
       </w:r>
       <w:r>
         <w:rPr>
+          <w:lang w:val="es_ES" w:bidi="es_ES"/>
+        </w:rPr>
+        <w:t>וְ⁠הַֽ⁠הֵיכָ֖ל נָמֽוֹג</w:t>
+      </w:r>
+    </w:p>
+    <w:p>
+      <w:pPr/>
+      <w:r>
+        <w:rPr>
+          <w:lang w:val="es_ES" w:bidi="es_ES"/>
+        </w:rPr>
+      </w:r>
+      <w:r>
+        <w:rPr>
           <w:b/>
           <w:lang w:val="es_ES" w:bidi="es_ES"/>
         </w:rPr>
@@ -9108,6 +10172,20 @@
       </w:r>
       <w:r>
         <w:rPr>
+          <w:lang w:val="es_ES" w:bidi="es_ES"/>
+        </w:rPr>
+        <w:t>וְ⁠הֻצַּ֖ב</w:t>
+      </w:r>
+    </w:p>
+    <w:p>
+      <w:pPr/>
+      <w:r>
+        <w:rPr>
+          <w:lang w:val="es_ES" w:bidi="es_ES"/>
+        </w:rPr>
+      </w:r>
+      <w:r>
+        <w:rPr>
           <w:b/>
           <w:lang w:val="es_ES" w:bidi="es_ES"/>
         </w:rPr>
@@ -9198,6 +10276,20 @@
       </w:r>
       <w:r>
         <w:rPr>
+          <w:lang w:val="es_ES" w:bidi="es_ES"/>
+        </w:rPr>
+        <w:t>גֻּלְּתָ֣ה</w:t>
+      </w:r>
+    </w:p>
+    <w:p>
+      <w:pPr/>
+      <w:r>
+        <w:rPr>
+          <w:lang w:val="es_ES" w:bidi="es_ES"/>
+        </w:rPr>
+      </w:r>
+      <w:r>
+        <w:rPr>
           <w:b/>
           <w:lang w:val="es_ES" w:bidi="es_ES"/>
         </w:rPr>
@@ -9308,6 +10400,20 @@
       </w:r>
       <w:r>
         <w:rPr>
+          <w:lang w:val="es_ES" w:bidi="es_ES"/>
+        </w:rPr>
+        <w:t>הֹֽעֲלָ֑תָה</w:t>
+      </w:r>
+    </w:p>
+    <w:p>
+      <w:pPr/>
+      <w:r>
+        <w:rPr>
+          <w:lang w:val="es_ES" w:bidi="es_ES"/>
+        </w:rPr>
+      </w:r>
+      <w:r>
+        <w:rPr>
           <w:b/>
           <w:lang w:val="es_ES" w:bidi="es_ES"/>
         </w:rPr>
@@ -9528,6 +10634,20 @@
       </w:r>
       <w:r>
         <w:rPr>
+          <w:lang w:val="es_ES" w:bidi="es_ES"/>
+        </w:rPr>
+        <w:t>גֻּלְּתָ֣ה הֹֽעֲלָ֑תָה וְ⁠אַמְהֹתֶ֗י⁠הָ</w:t>
+      </w:r>
+    </w:p>
+    <w:p>
+      <w:pPr/>
+      <w:r>
+        <w:rPr>
+          <w:lang w:val="es_ES" w:bidi="es_ES"/>
+        </w:rPr>
+      </w:r>
+      <w:r>
+        <w:rPr>
           <w:b/>
           <w:lang w:val="es_ES" w:bidi="es_ES"/>
         </w:rPr>
@@ -9625,6 +10745,20 @@
       </w:r>
       <w:r>
         <w:rPr>
+          <w:lang w:val="es_ES" w:bidi="es_ES"/>
+        </w:rPr>
+        <w:t>לִבְבֵ⁠הֶֽן</w:t>
+      </w:r>
+    </w:p>
+    <w:p>
+      <w:pPr/>
+      <w:r>
+        <w:rPr>
+          <w:lang w:val="es_ES" w:bidi="es_ES"/>
+        </w:rPr>
+      </w:r>
+      <w:r>
+        <w:rPr>
           <w:b/>
           <w:lang w:val="es_ES" w:bidi="es_ES"/>
         </w:rPr>
@@ -9735,6 +10869,20 @@
       </w:r>
       <w:r>
         <w:rPr>
+          <w:lang w:val="es_ES" w:bidi="es_ES"/>
+        </w:rPr>
+        <w:t>מְתֹפְפֹ֖ת עַל־לִבְבֵ⁠הֶֽן</w:t>
+      </w:r>
+    </w:p>
+    <w:p>
+      <w:pPr/>
+      <w:r>
+        <w:rPr>
+          <w:lang w:val="es_ES" w:bidi="es_ES"/>
+        </w:rPr>
+      </w:r>
+      <w:r>
+        <w:rPr>
           <w:b/>
           <w:lang w:val="es_ES" w:bidi="es_ES"/>
         </w:rPr>
@@ -9844,6 +10992,20 @@
       </w:r>
       <w:r>
         <w:rPr>
+          <w:lang w:val="es_ES" w:bidi="es_ES"/>
+        </w:rPr>
+        <w:t>כִ⁠בְרֵֽכַת־מַ֖יִם</w:t>
+      </w:r>
+    </w:p>
+    <w:p>
+      <w:pPr/>
+      <w:r>
+        <w:rPr>
+          <w:lang w:val="es_ES" w:bidi="es_ES"/>
+        </w:rPr>
+      </w:r>
+      <w:r>
+        <w:rPr>
           <w:b/>
           <w:lang w:val="es_ES" w:bidi="es_ES"/>
         </w:rPr>
@@ -9954,6 +11116,20 @@
       </w:r>
       <w:r>
         <w:rPr>
+          <w:lang w:val="es_ES" w:bidi="es_ES"/>
+        </w:rPr>
+        <w:t>מִ֣⁠ימֵי הִ֑יא</w:t>
+      </w:r>
+    </w:p>
+    <w:p>
+      <w:pPr/>
+      <w:r>
+        <w:rPr>
+          <w:lang w:val="es_ES" w:bidi="es_ES"/>
+        </w:rPr>
+      </w:r>
+      <w:r>
+        <w:rPr>
           <w:b/>
           <w:lang w:val="es_ES" w:bidi="es_ES"/>
         </w:rPr>
@@ -10064,6 +11240,20 @@
       </w:r>
       <w:r>
         <w:rPr>
+          <w:lang w:val="es_ES" w:bidi="es_ES"/>
+        </w:rPr>
+        <w:t>וְ⁠הֵ֣מָּה</w:t>
+      </w:r>
+    </w:p>
+    <w:p>
+      <w:pPr/>
+      <w:r>
+        <w:rPr>
+          <w:lang w:val="es_ES" w:bidi="es_ES"/>
+        </w:rPr>
+      </w:r>
+      <w:r>
+        <w:rPr>
           <w:b/>
           <w:lang w:val="es_ES" w:bidi="es_ES"/>
         </w:rPr>
@@ -10160,6 +11350,20 @@
       </w:r>
       <w:r>
         <w:rPr>
+          <w:lang w:val="es_ES" w:bidi="es_ES"/>
+        </w:rPr>
+        <w:t>עִמְד֥וּ עֲמֹ֖דוּ</w:t>
+      </w:r>
+    </w:p>
+    <w:p>
+      <w:pPr/>
+      <w:r>
+        <w:rPr>
+          <w:lang w:val="es_ES" w:bidi="es_ES"/>
+        </w:rPr>
+      </w:r>
+      <w:r>
+        <w:rPr>
           <w:b/>
           <w:lang w:val="es_ES" w:bidi="es_ES"/>
         </w:rPr>
@@ -10354,6 +11558,20 @@
       </w:r>
       <w:r>
         <w:rPr>
+          <w:lang w:val="es_ES" w:bidi="es_ES"/>
+        </w:rPr>
+        <w:t>וְ⁠אֵ֥ין קֵ֨צֶה֙ לַ⁠תְּכוּנָ֔ה</w:t>
+      </w:r>
+    </w:p>
+    <w:p>
+      <w:pPr/>
+      <w:r>
+        <w:rPr>
+          <w:lang w:val="es_ES" w:bidi="es_ES"/>
+        </w:rPr>
+      </w:r>
+      <w:r>
+        <w:rPr>
           <w:b/>
           <w:lang w:val="es_ES" w:bidi="es_ES"/>
         </w:rPr>
@@ -10451,6 +11669,20 @@
       </w:r>
       <w:r>
         <w:rPr>
+          <w:lang w:val="es_ES" w:bidi="es_ES"/>
+        </w:rPr>
+        <w:t>כְּלִ֥י חֶמְדָּֽה</w:t>
+      </w:r>
+    </w:p>
+    <w:p>
+      <w:pPr/>
+      <w:r>
+        <w:rPr>
+          <w:lang w:val="es_ES" w:bidi="es_ES"/>
+        </w:rPr>
+      </w:r>
+      <w:r>
+        <w:rPr>
           <w:b/>
           <w:lang w:val="es_ES" w:bidi="es_ES"/>
         </w:rPr>
@@ -10574,6 +11806,20 @@
       </w:r>
       <w:r>
         <w:rPr>
+          <w:lang w:val="es_ES" w:bidi="es_ES"/>
+        </w:rPr>
+        <w:t>בּוּקָ֥ה וּ⁠מְבוּקָ֖ה וּ⁠מְבֻלָּקָ֑ה</w:t>
+      </w:r>
+    </w:p>
+    <w:p>
+      <w:pPr/>
+      <w:r>
+        <w:rPr>
+          <w:lang w:val="es_ES" w:bidi="es_ES"/>
+        </w:rPr>
+      </w:r>
+      <w:r>
+        <w:rPr>
           <w:b/>
           <w:lang w:val="es_ES" w:bidi="es_ES"/>
         </w:rPr>
@@ -10695,6 +11941,20 @@
       </w:r>
       <w:r>
         <w:rPr>
+          <w:lang w:val="es_ES" w:bidi="es_ES"/>
+        </w:rPr>
+        <w:t>וְ⁠לֵ֨ב</w:t>
+      </w:r>
+    </w:p>
+    <w:p>
+      <w:pPr/>
+      <w:r>
+        <w:rPr>
+          <w:lang w:val="es_ES" w:bidi="es_ES"/>
+        </w:rPr>
+      </w:r>
+      <w:r>
+        <w:rPr>
           <w:b/>
           <w:lang w:val="es_ES" w:bidi="es_ES"/>
         </w:rPr>
@@ -10791,6 +12051,20 @@
       </w:r>
       <w:r>
         <w:rPr>
+          <w:lang w:val="es_ES" w:bidi="es_ES"/>
+        </w:rPr>
+        <w:t>וְ⁠לֵ֨ב נָמֵ֜ס</w:t>
+      </w:r>
+    </w:p>
+    <w:p>
+      <w:pPr/>
+      <w:r>
+        <w:rPr>
+          <w:lang w:val="es_ES" w:bidi="es_ES"/>
+        </w:rPr>
+      </w:r>
+      <w:r>
+        <w:rPr>
           <w:b/>
           <w:lang w:val="es_ES" w:bidi="es_ES"/>
         </w:rPr>
@@ -10887,6 +12161,20 @@
       </w:r>
       <w:r>
         <w:rPr>
+          <w:lang w:val="es_ES" w:bidi="es_ES"/>
+        </w:rPr>
+        <w:t>וְ⁠חַלְחָלָה֙ בְּ⁠כָל־מָתְנַ֔יִם</w:t>
+      </w:r>
+    </w:p>
+    <w:p>
+      <w:pPr/>
+      <w:r>
+        <w:rPr>
+          <w:lang w:val="es_ES" w:bidi="es_ES"/>
+        </w:rPr>
+      </w:r>
+      <w:r>
+        <w:rPr>
           <w:b/>
           <w:lang w:val="es_ES" w:bidi="es_ES"/>
         </w:rPr>
@@ -10997,6 +12285,20 @@
       </w:r>
       <w:r>
         <w:rPr>
+          <w:lang w:val="es_ES" w:bidi="es_ES"/>
+        </w:rPr>
+        <w:t>קִבְּצ֥וּ פָארֽוּר</w:t>
+      </w:r>
+    </w:p>
+    <w:p>
+      <w:pPr/>
+      <w:r>
+        <w:rPr>
+          <w:lang w:val="es_ES" w:bidi="es_ES"/>
+        </w:rPr>
+      </w:r>
+      <w:r>
+        <w:rPr>
           <w:b/>
           <w:lang w:val="es_ES" w:bidi="es_ES"/>
         </w:rPr>
@@ -11190,6 +12492,20 @@
       </w:r>
       <w:r>
         <w:rPr>
+          <w:lang w:val="es_ES" w:bidi="es_ES"/>
+        </w:rPr>
+        <w:t>מְע֣וֹן אֲרָי֔וֹת</w:t>
+      </w:r>
+    </w:p>
+    <w:p>
+      <w:pPr/>
+      <w:r>
+        <w:rPr>
+          <w:lang w:val="es_ES" w:bidi="es_ES"/>
+        </w:rPr>
+      </w:r>
+      <w:r>
+        <w:rPr>
           <w:b/>
           <w:lang w:val="es_ES" w:bidi="es_ES"/>
         </w:rPr>
@@ -11287,6 +12603,20 @@
       </w:r>
       <w:r>
         <w:rPr>
+          <w:lang w:val="es_ES" w:bidi="es_ES"/>
+        </w:rPr>
+        <w:t>לָבִ֥יא שָׁ֛ם</w:t>
+      </w:r>
+    </w:p>
+    <w:p>
+      <w:pPr/>
+      <w:r>
+        <w:rPr>
+          <w:lang w:val="es_ES" w:bidi="es_ES"/>
+        </w:rPr>
+      </w:r>
+      <w:r>
+        <w:rPr>
           <w:b/>
           <w:lang w:val="es_ES" w:bidi="es_ES"/>
         </w:rPr>
@@ -11370,6 +12700,20 @@
       </w:r>
       <w:r>
         <w:rPr>
+          <w:lang w:val="es_ES" w:bidi="es_ES"/>
+        </w:rPr>
+        <w:t>גּ֥וּר אַרְיֵ֖ה</w:t>
+      </w:r>
+    </w:p>
+    <w:p>
+      <w:pPr/>
+      <w:r>
+        <w:rPr>
+          <w:lang w:val="es_ES" w:bidi="es_ES"/>
+        </w:rPr>
+      </w:r>
+      <w:r>
+        <w:rPr>
           <w:b/>
           <w:lang w:val="es_ES" w:bidi="es_ES"/>
         </w:rPr>
@@ -11453,6 +12797,20 @@
       </w:r>
       <w:r>
         <w:rPr>
+          <w:lang w:val="es_ES" w:bidi="es_ES"/>
+        </w:rPr>
+        <w:t>טֹרֵף֙ בְּ⁠דֵ֣י</w:t>
+      </w:r>
+    </w:p>
+    <w:p>
+      <w:pPr/>
+      <w:r>
+        <w:rPr>
+          <w:lang w:val="es_ES" w:bidi="es_ES"/>
+        </w:rPr>
+      </w:r>
+      <w:r>
+        <w:rPr>
           <w:b/>
           <w:lang w:val="es_ES" w:bidi="es_ES"/>
         </w:rPr>
@@ -11550,6 +12908,20 @@
       </w:r>
       <w:r>
         <w:rPr>
+          <w:lang w:val="es_ES" w:bidi="es_ES"/>
+        </w:rPr>
+        <w:t>וּ⁠מְחַנֵּ֖ק</w:t>
+      </w:r>
+    </w:p>
+    <w:p>
+      <w:pPr/>
+      <w:r>
+        <w:rPr>
+          <w:lang w:val="es_ES" w:bidi="es_ES"/>
+        </w:rPr>
+      </w:r>
+      <w:r>
+        <w:rPr>
           <w:b/>
           <w:lang w:val="es_ES" w:bidi="es_ES"/>
         </w:rPr>
@@ -11647,6 +13019,20 @@
       </w:r>
       <w:r>
         <w:rPr>
+          <w:lang w:val="es_ES" w:bidi="es_ES"/>
+        </w:rPr>
+        <w:t>וַ⁠יְמַלֵּא־טֶ֣רֶף חֹרָ֔י⁠ו וּ⁠מְעֹֽנֹתָ֖י⁠ו טְרֵפָֽה</w:t>
+      </w:r>
+    </w:p>
+    <w:p>
+      <w:pPr/>
+      <w:r>
+        <w:rPr>
+          <w:lang w:val="es_ES" w:bidi="es_ES"/>
+        </w:rPr>
+      </w:r>
+      <w:r>
+        <w:rPr>
           <w:b/>
           <w:lang w:val="es_ES" w:bidi="es_ES"/>
         </w:rPr>
@@ -11744,6 +13130,20 @@
       </w:r>
       <w:r>
         <w:rPr>
+          <w:lang w:val="es_ES" w:bidi="es_ES"/>
+        </w:rPr>
+        <w:t>וּ⁠מְעֹֽנֹתָ֖י⁠ו</w:t>
+      </w:r>
+    </w:p>
+    <w:p>
+      <w:pPr/>
+      <w:r>
+        <w:rPr>
+          <w:lang w:val="es_ES" w:bidi="es_ES"/>
+        </w:rPr>
+      </w:r>
+      <w:r>
+        <w:rPr>
           <w:b/>
           <w:lang w:val="es_ES" w:bidi="es_ES"/>
         </w:rPr>
@@ -11827,6 +13227,20 @@
       </w:r>
       <w:r>
         <w:rPr>
+          <w:lang w:val="es_ES" w:bidi="es_ES"/>
+        </w:rPr>
+        <w:t>הִנְ⁠נִ֣י אֵלַ֗יִ⁠ךְ</w:t>
+      </w:r>
+    </w:p>
+    <w:p>
+      <w:pPr/>
+      <w:r>
+        <w:rPr>
+          <w:lang w:val="es_ES" w:bidi="es_ES"/>
+        </w:rPr>
+      </w:r>
+      <w:r>
+        <w:rPr>
           <w:b/>
           <w:lang w:val="es_ES" w:bidi="es_ES"/>
         </w:rPr>
@@ -11910,6 +13324,20 @@
       </w:r>
       <w:r>
         <w:rPr>
+          <w:lang w:val="es_ES" w:bidi="es_ES"/>
+        </w:rPr>
+        <w:t>הִנְ⁠נִ֣י אֵלַ֗יִ⁠ךְ</w:t>
+      </w:r>
+    </w:p>
+    <w:p>
+      <w:pPr/>
+      <w:r>
+        <w:rPr>
+          <w:lang w:val="es_ES" w:bidi="es_ES"/>
+        </w:rPr>
+      </w:r>
+      <w:r>
+        <w:rPr>
           <w:b/>
           <w:lang w:val="es_ES" w:bidi="es_ES"/>
         </w:rPr>
@@ -12006,6 +13434,20 @@
       </w:r>
       <w:r>
         <w:rPr>
+          <w:lang w:val="es_ES" w:bidi="es_ES"/>
+        </w:rPr>
+        <w:t>נְאֻם֙</w:t>
+      </w:r>
+    </w:p>
+    <w:p>
+      <w:pPr/>
+      <w:r>
+        <w:rPr>
+          <w:lang w:val="es_ES" w:bidi="es_ES"/>
+        </w:rPr>
+      </w:r>
+      <w:r>
+        <w:rPr>
           <w:b/>
           <w:lang w:val="es_ES" w:bidi="es_ES"/>
         </w:rPr>
@@ -12096,6 +13538,20 @@
       </w:r>
       <w:r>
         <w:rPr>
+          <w:lang w:val="es_ES" w:bidi="es_ES"/>
+        </w:rPr>
+        <w:t>רִכְבָּ֔⁠הּ</w:t>
+      </w:r>
+    </w:p>
+    <w:p>
+      <w:pPr/>
+      <w:r>
+        <w:rPr>
+          <w:lang w:val="es_ES" w:bidi="es_ES"/>
+        </w:rPr>
+      </w:r>
+      <w:r>
+        <w:rPr>
           <w:b/>
           <w:lang w:val="es_ES" w:bidi="es_ES"/>
         </w:rPr>
@@ -12192,6 +13648,20 @@
       </w:r>
       <w:r>
         <w:rPr>
+          <w:lang w:val="es_ES" w:bidi="es_ES"/>
+        </w:rPr>
+        <w:t>רִכְבָּ֔⁠הּ</w:t>
+      </w:r>
+    </w:p>
+    <w:p>
+      <w:pPr/>
+      <w:r>
+        <w:rPr>
+          <w:lang w:val="es_ES" w:bidi="es_ES"/>
+        </w:rPr>
+      </w:r>
+      <w:r>
+        <w:rPr>
           <w:b/>
           <w:lang w:val="es_ES" w:bidi="es_ES"/>
         </w:rPr>
@@ -12288,6 +13758,20 @@
       </w:r>
       <w:r>
         <w:rPr>
+          <w:lang w:val="es_ES" w:bidi="es_ES"/>
+        </w:rPr>
+        <w:t>תֹּ֣אכַל חָ֑רֶב</w:t>
+      </w:r>
+    </w:p>
+    <w:p>
+      <w:pPr/>
+      <w:r>
+        <w:rPr>
+          <w:lang w:val="es_ES" w:bidi="es_ES"/>
+        </w:rPr>
+      </w:r>
+      <w:r>
+        <w:rPr>
           <w:b/>
           <w:lang w:val="es_ES" w:bidi="es_ES"/>
         </w:rPr>
@@ -12386,6 +13870,20 @@
         <w:rPr>
           <w:lang w:val="es_ES" w:bidi="es_ES"/>
         </w:rPr>
+      </w:r>
+    </w:p>
+    <w:p>
+      <w:pPr/>
+      <w:r>
+        <w:rPr>
+          <w:lang w:val="es_ES" w:bidi="es_ES"/>
+        </w:rPr>
+      </w:r>
+      <w:r>
+        <w:rPr>
+          <w:lang w:val="es_ES" w:bidi="es_ES"/>
+        </w:rPr>
+        <w:t>וְ⁠הִכְרַתִּ֤י</w:t>
       </w:r>
     </w:p>
     <w:p>
@@ -12714,6 +14212,20 @@
       </w:r>
       <w:r>
         <w:rPr>
+          <w:lang w:val="es_ES" w:bidi="es_ES"/>
+        </w:rPr>
+        <w:t>עִ֣יר דָּמִ֑ים</w:t>
+      </w:r>
+    </w:p>
+    <w:p>
+      <w:pPr/>
+      <w:r>
+        <w:rPr>
+          <w:lang w:val="es_ES" w:bidi="es_ES"/>
+        </w:rPr>
+      </w:r>
+      <w:r>
+        <w:rPr>
           <w:b/>
           <w:lang w:val="es_ES" w:bidi="es_ES"/>
         </w:rPr>
@@ -12824,6 +14336,20 @@
       </w:r>
       <w:r>
         <w:rPr>
+          <w:lang w:val="es_ES" w:bidi="es_ES"/>
+        </w:rPr>
+        <w:t>כֻּלָּ֗⁠הּ כַּ֤חַשׁ</w:t>
+      </w:r>
+    </w:p>
+    <w:p>
+      <w:pPr/>
+      <w:r>
+        <w:rPr>
+          <w:lang w:val="es_ES" w:bidi="es_ES"/>
+        </w:rPr>
+      </w:r>
+      <w:r>
+        <w:rPr>
           <w:b/>
           <w:lang w:val="es_ES" w:bidi="es_ES"/>
         </w:rPr>
@@ -13289,6 +14815,20 @@
       </w:r>
       <w:r>
         <w:rPr>
+          <w:lang w:val="es_ES" w:bidi="es_ES"/>
+        </w:rPr>
+        <w:t>וְ⁠אֵ֥ין קֵ֨צֶה֙ לַ⁠גְּוִיָּ֔ה</w:t>
+      </w:r>
+    </w:p>
+    <w:p>
+      <w:pPr/>
+      <w:r>
+        <w:rPr>
+          <w:lang w:val="es_ES" w:bidi="es_ES"/>
+        </w:rPr>
+      </w:r>
+      <w:r>
+        <w:rPr>
           <w:b/>
           <w:lang w:val="es_ES" w:bidi="es_ES"/>
         </w:rPr>
@@ -13386,6 +14926,20 @@
       </w:r>
       <w:r>
         <w:rPr>
+          <w:lang w:val="es_ES" w:bidi="es_ES"/>
+        </w:rPr>
+        <w:t>וְכָשְׁל֖וּ</w:t>
+      </w:r>
+    </w:p>
+    <w:p>
+      <w:pPr/>
+      <w:r>
+        <w:rPr>
+          <w:lang w:val="es_ES" w:bidi="es_ES"/>
+        </w:rPr>
+      </w:r>
+      <w:r>
+        <w:rPr>
           <w:b/>
           <w:lang w:val="es_ES" w:bidi="es_ES"/>
         </w:rPr>
@@ -13496,6 +15050,20 @@
       </w:r>
       <w:r>
         <w:rPr>
+          <w:lang w:val="es_ES" w:bidi="es_ES"/>
+        </w:rPr>
+        <w:t>בִּ⁠גְוִיָּתָֽ⁠ם</w:t>
+      </w:r>
+    </w:p>
+    <w:p>
+      <w:pPr/>
+      <w:r>
+        <w:rPr>
+          <w:lang w:val="es_ES" w:bidi="es_ES"/>
+        </w:rPr>
+      </w:r>
+      <w:r>
+        <w:rPr>
           <w:b/>
           <w:lang w:val="es_ES" w:bidi="es_ES"/>
         </w:rPr>
@@ -13606,6 +15174,20 @@
       </w:r>
       <w:r>
         <w:rPr>
+          <w:lang w:val="es_ES" w:bidi="es_ES"/>
+        </w:rPr>
+        <w:t>זְנוּנֵ֣י זוֹנָ֔ה</w:t>
+      </w:r>
+    </w:p>
+    <w:p>
+      <w:pPr/>
+      <w:r>
+        <w:rPr>
+          <w:lang w:val="es_ES" w:bidi="es_ES"/>
+        </w:rPr>
+      </w:r>
+      <w:r>
+        <w:rPr>
           <w:b/>
           <w:lang w:val="es_ES" w:bidi="es_ES"/>
         </w:rPr>
@@ -13703,6 +15285,20 @@
       </w:r>
       <w:r>
         <w:rPr>
+          <w:lang w:val="es_ES" w:bidi="es_ES"/>
+        </w:rPr>
+        <w:t>מֵ⁠רֹב֙</w:t>
+      </w:r>
+    </w:p>
+    <w:p>
+      <w:pPr/>
+      <w:r>
+        <w:rPr>
+          <w:lang w:val="es_ES" w:bidi="es_ES"/>
+        </w:rPr>
+      </w:r>
+      <w:r>
+        <w:rPr>
           <w:b/>
           <w:lang w:val="es_ES" w:bidi="es_ES"/>
         </w:rPr>
@@ -13800,6 +15396,20 @@
       </w:r>
       <w:r>
         <w:rPr>
+          <w:lang w:val="es_ES" w:bidi="es_ES"/>
+        </w:rPr>
+        <w:t>וּ⁠מִשְׁפָּח֖וֹת</w:t>
+      </w:r>
+    </w:p>
+    <w:p>
+      <w:pPr/>
+      <w:r>
+        <w:rPr>
+          <w:lang w:val="es_ES" w:bidi="es_ES"/>
+        </w:rPr>
+      </w:r>
+      <w:r>
+        <w:rPr>
           <w:b/>
           <w:lang w:val="es_ES" w:bidi="es_ES"/>
         </w:rPr>
@@ -13872,6 +15482,20 @@
         <w:rPr>
           <w:lang w:val="es_ES" w:bidi="es_ES"/>
         </w:rPr>
+      </w:r>
+    </w:p>
+    <w:p>
+      <w:pPr/>
+      <w:r>
+        <w:rPr>
+          <w:lang w:val="es_ES" w:bidi="es_ES"/>
+        </w:rPr>
+      </w:r>
+      <w:r>
+        <w:rPr>
+          <w:lang w:val="es_ES" w:bidi="es_ES"/>
+        </w:rPr>
+        <w:t>הִנְ⁠נִ֣י אֵלַ֗יִ⁠ךְ</w:t>
       </w:r>
     </w:p>
     <w:p>
@@ -14011,6 +15635,20 @@
       </w:r>
       <w:r>
         <w:rPr>
+          <w:lang w:val="es_ES" w:bidi="es_ES"/>
+        </w:rPr>
+        <w:t>אֵלַ֗יִ⁠ךְ</w:t>
+      </w:r>
+    </w:p>
+    <w:p>
+      <w:pPr/>
+      <w:r>
+        <w:rPr>
+          <w:lang w:val="es_ES" w:bidi="es_ES"/>
+        </w:rPr>
+      </w:r>
+      <w:r>
+        <w:rPr>
           <w:b/>
           <w:lang w:val="es_ES" w:bidi="es_ES"/>
         </w:rPr>
@@ -14107,6 +15745,20 @@
       </w:r>
       <w:r>
         <w:rPr>
+          <w:lang w:val="es_ES" w:bidi="es_ES"/>
+        </w:rPr>
+        <w:t>נְאֻם֙</w:t>
+      </w:r>
+    </w:p>
+    <w:p>
+      <w:pPr/>
+      <w:r>
+        <w:rPr>
+          <w:lang w:val="es_ES" w:bidi="es_ES"/>
+        </w:rPr>
+      </w:r>
+      <w:r>
+        <w:rPr>
           <w:b/>
           <w:lang w:val="es_ES" w:bidi="es_ES"/>
         </w:rPr>
@@ -14204,6 +15856,20 @@
       </w:r>
       <w:r>
         <w:rPr>
+          <w:lang w:val="es_ES" w:bidi="es_ES"/>
+        </w:rPr>
+        <w:t>וּ⁠מַמְלָכ֖וֹת קְלוֹנֵֽ⁠ךְ</w:t>
+      </w:r>
+    </w:p>
+    <w:p>
+      <w:pPr/>
+      <w:r>
+        <w:rPr>
+          <w:lang w:val="es_ES" w:bidi="es_ES"/>
+        </w:rPr>
+      </w:r>
+      <w:r>
+        <w:rPr>
           <w:b/>
           <w:lang w:val="es_ES" w:bidi="es_ES"/>
         </w:rPr>
@@ -14287,6 +15953,20 @@
       </w:r>
       <w:r>
         <w:rPr>
+          <w:lang w:val="es_ES" w:bidi="es_ES"/>
+        </w:rPr>
+        <w:t>קְלוֹנֵֽ⁠ךְ</w:t>
+      </w:r>
+    </w:p>
+    <w:p>
+      <w:pPr/>
+      <w:r>
+        <w:rPr>
+          <w:lang w:val="es_ES" w:bidi="es_ES"/>
+        </w:rPr>
+      </w:r>
+      <w:r>
+        <w:rPr>
           <w:b/>
           <w:lang w:val="es_ES" w:bidi="es_ES"/>
         </w:rPr>
@@ -14372,6 +16052,20 @@
         <w:rPr>
           <w:lang w:val="es_ES" w:bidi="es_ES"/>
         </w:rPr>
+      </w:r>
+    </w:p>
+    <w:p>
+      <w:pPr/>
+      <w:r>
+        <w:rPr>
+          <w:lang w:val="es_ES" w:bidi="es_ES"/>
+        </w:rPr>
+      </w:r>
+      <w:r>
+        <w:rPr>
+          <w:lang w:val="es_ES" w:bidi="es_ES"/>
+        </w:rPr>
+        <w:t>עָלַ֛יִ⁠ךְ</w:t>
       </w:r>
     </w:p>
     <w:p>
@@ -14497,6 +16191,20 @@
       </w:r>
       <w:r>
         <w:rPr>
+          <w:lang w:val="es_ES" w:bidi="es_ES"/>
+        </w:rPr>
+        <w:t>וְ⁠הִשְׁלַכְתִּ֥י עָלַ֛יִ⁠ךְ שִׁקֻּצִ֖ים</w:t>
+      </w:r>
+    </w:p>
+    <w:p>
+      <w:pPr/>
+      <w:r>
+        <w:rPr>
+          <w:lang w:val="es_ES" w:bidi="es_ES"/>
+        </w:rPr>
+      </w:r>
+      <w:r>
+        <w:rPr>
           <w:b/>
           <w:lang w:val="es_ES" w:bidi="es_ES"/>
         </w:rPr>
@@ -14607,6 +16315,20 @@
       </w:r>
       <w:r>
         <w:rPr>
+          <w:lang w:val="es_ES" w:bidi="es_ES"/>
+        </w:rPr>
+        <w:t>שָׁדְּדָ֣ה נִֽינְוֵ֔ה</w:t>
+      </w:r>
+    </w:p>
+    <w:p>
+      <w:pPr/>
+      <w:r>
+        <w:rPr>
+          <w:lang w:val="es_ES" w:bidi="es_ES"/>
+        </w:rPr>
+      </w:r>
+      <w:r>
+        <w:rPr>
           <w:b/>
           <w:lang w:val="es_ES" w:bidi="es_ES"/>
         </w:rPr>
@@ -14703,6 +16425,20 @@
       </w:r>
       <w:r>
         <w:rPr>
+          <w:lang w:val="es_ES" w:bidi="es_ES"/>
+        </w:rPr>
+        <w:t>שָׁדְּדָ֣ה נִֽינְוֵ֔ה</w:t>
+      </w:r>
+    </w:p>
+    <w:p>
+      <w:pPr/>
+      <w:r>
+        <w:rPr>
+          <w:lang w:val="es_ES" w:bidi="es_ES"/>
+        </w:rPr>
+      </w:r>
+      <w:r>
+        <w:rPr>
           <w:b/>
           <w:lang w:val="es_ES" w:bidi="es_ES"/>
         </w:rPr>
@@ -14786,6 +16522,20 @@
       </w:r>
       <w:r>
         <w:rPr>
+          <w:lang w:val="es_ES" w:bidi="es_ES"/>
+        </w:rPr>
+        <w:t>מִ֖י יָנ֣וּד לָ֑⁠הּ</w:t>
+      </w:r>
+    </w:p>
+    <w:p>
+      <w:pPr/>
+      <w:r>
+        <w:rPr>
+          <w:lang w:val="es_ES" w:bidi="es_ES"/>
+        </w:rPr>
+      </w:r>
+      <w:r>
+        <w:rPr>
           <w:b/>
           <w:lang w:val="es_ES" w:bidi="es_ES"/>
         </w:rPr>
@@ -14869,6 +16619,20 @@
       </w:r>
       <w:r>
         <w:rPr>
+          <w:lang w:val="es_ES" w:bidi="es_ES"/>
+        </w:rPr>
+        <w:t>מֵ⁠אַ֛יִן אֲבַקֵּ֥שׁ מְנַחֲמִ֖ים לָֽ⁠ךְ</w:t>
+      </w:r>
+    </w:p>
+    <w:p>
+      <w:pPr/>
+      <w:r>
+        <w:rPr>
+          <w:lang w:val="es_ES" w:bidi="es_ES"/>
+        </w:rPr>
+      </w:r>
+      <w:r>
+        <w:rPr>
           <w:b/>
           <w:lang w:val="es_ES" w:bidi="es_ES"/>
         </w:rPr>
@@ -15063,6 +16827,20 @@
       </w:r>
       <w:r>
         <w:rPr>
+          <w:lang w:val="es_ES" w:bidi="es_ES"/>
+        </w:rPr>
+        <w:t>מִ⁠נֹּ֣א אָמ֔וֹן</w:t>
+      </w:r>
+    </w:p>
+    <w:p>
+      <w:pPr/>
+      <w:r>
+        <w:rPr>
+          <w:lang w:val="es_ES" w:bidi="es_ES"/>
+        </w:rPr>
+      </w:r>
+      <w:r>
+        <w:rPr>
           <w:b/>
           <w:lang w:val="es_ES" w:bidi="es_ES"/>
         </w:rPr>
@@ -15180,6 +16958,20 @@
       </w:r>
       <w:r>
         <w:rPr>
+          <w:lang w:val="es_ES" w:bidi="es_ES"/>
+        </w:rPr>
+        <w:t>אֲשֶׁר־חֵ֣יל יָ֔ם מִ⁠יָּ֖ם חוֹמָתָֽ⁠הּ</w:t>
+      </w:r>
+    </w:p>
+    <w:p>
+      <w:pPr/>
+      <w:r>
+        <w:rPr>
+          <w:lang w:val="es_ES" w:bidi="es_ES"/>
+        </w:rPr>
+      </w:r>
+      <w:r>
+        <w:rPr>
           <w:b/>
           <w:lang w:val="es_ES" w:bidi="es_ES"/>
         </w:rPr>
@@ -15290,6 +17082,20 @@
       </w:r>
       <w:r>
         <w:rPr>
+          <w:lang w:val="es_ES" w:bidi="es_ES"/>
+        </w:rPr>
+        <w:t>מִ⁠יָּ֖ם חוֹמָתָֽ⁠הּ</w:t>
+      </w:r>
+    </w:p>
+    <w:p>
+      <w:pPr/>
+      <w:r>
+        <w:rPr>
+          <w:lang w:val="es_ES" w:bidi="es_ES"/>
+        </w:rPr>
+      </w:r>
+      <w:r>
+        <w:rPr>
           <w:b/>
           <w:lang w:val="es_ES" w:bidi="es_ES"/>
         </w:rPr>
@@ -15399,6 +17205,20 @@
       </w:r>
       <w:r>
         <w:rPr>
+          <w:lang w:val="es_ES" w:bidi="es_ES"/>
+        </w:rPr>
+        <w:t>מִ⁠יָּ֖ם חוֹמָתָֽ⁠הּ</w:t>
+      </w:r>
+    </w:p>
+    <w:p>
+      <w:pPr/>
+      <w:r>
+        <w:rPr>
+          <w:lang w:val="es_ES" w:bidi="es_ES"/>
+        </w:rPr>
+      </w:r>
+      <w:r>
+        <w:rPr>
           <w:b/>
           <w:lang w:val="es_ES" w:bidi="es_ES"/>
         </w:rPr>
@@ -15482,6 +17302,20 @@
       </w:r>
       <w:r>
         <w:rPr>
+          <w:lang w:val="es_ES" w:bidi="es_ES"/>
+        </w:rPr>
+        <w:t>עָצְמָ֛⁠ה</w:t>
+      </w:r>
+    </w:p>
+    <w:p>
+      <w:pPr/>
+      <w:r>
+        <w:rPr>
+          <w:lang w:val="es_ES" w:bidi="es_ES"/>
+        </w:rPr>
+      </w:r>
+      <w:r>
+        <w:rPr>
           <w:b/>
           <w:lang w:val="es_ES" w:bidi="es_ES"/>
         </w:rPr>
@@ -15578,6 +17412,20 @@
       </w:r>
       <w:r>
         <w:rPr>
+          <w:lang w:val="es_ES" w:bidi="es_ES"/>
+        </w:rPr>
+        <w:t>וְ⁠אֵ֣ין קֵ֑צֶה</w:t>
+      </w:r>
+    </w:p>
+    <w:p>
+      <w:pPr/>
+      <w:r>
+        <w:rPr>
+          <w:lang w:val="es_ES" w:bidi="es_ES"/>
+        </w:rPr>
+      </w:r>
+      <w:r>
+        <w:rPr>
           <w:b/>
           <w:lang w:val="es_ES" w:bidi="es_ES"/>
         </w:rPr>
@@ -15675,6 +17523,20 @@
       </w:r>
       <w:r>
         <w:rPr>
+          <w:lang w:val="es_ES" w:bidi="es_ES"/>
+        </w:rPr>
+        <w:t>וְ⁠אֵ֣ין קֵ֑צֶה</w:t>
+      </w:r>
+    </w:p>
+    <w:p>
+      <w:pPr/>
+      <w:r>
+        <w:rPr>
+          <w:lang w:val="es_ES" w:bidi="es_ES"/>
+        </w:rPr>
+      </w:r>
+      <w:r>
+        <w:rPr>
           <w:b/>
           <w:lang w:val="es_ES" w:bidi="es_ES"/>
         </w:rPr>
@@ -15758,6 +17620,20 @@
       </w:r>
       <w:r>
         <w:rPr>
+          <w:lang w:val="es_ES" w:bidi="es_ES"/>
+        </w:rPr>
+        <w:t>פּ֣וּט</w:t>
+      </w:r>
+    </w:p>
+    <w:p>
+      <w:pPr/>
+      <w:r>
+        <w:rPr>
+          <w:lang w:val="es_ES" w:bidi="es_ES"/>
+        </w:rPr>
+      </w:r>
+      <w:r>
+        <w:rPr>
           <w:b/>
           <w:lang w:val="es_ES" w:bidi="es_ES"/>
         </w:rPr>
@@ -15848,6 +17724,20 @@
       </w:r>
       <w:r>
         <w:rPr>
+          <w:lang w:val="es_ES" w:bidi="es_ES"/>
+        </w:rPr>
+        <w:t>וְ⁠לוּבִ֔ים</w:t>
+      </w:r>
+    </w:p>
+    <w:p>
+      <w:pPr/>
+      <w:r>
+        <w:rPr>
+          <w:lang w:val="es_ES" w:bidi="es_ES"/>
+        </w:rPr>
+      </w:r>
+      <w:r>
+        <w:rPr>
           <w:b/>
           <w:lang w:val="es_ES" w:bidi="es_ES"/>
         </w:rPr>
@@ -15938,6 +17828,20 @@
       </w:r>
       <w:r>
         <w:rPr>
+          <w:lang w:val="es_ES" w:bidi="es_ES"/>
+        </w:rPr>
+        <w:t>בְּ⁠עֶזְרָתֵֽ⁠ךְ</w:t>
+      </w:r>
+    </w:p>
+    <w:p>
+      <w:pPr/>
+      <w:r>
+        <w:rPr>
+          <w:lang w:val="es_ES" w:bidi="es_ES"/>
+        </w:rPr>
+      </w:r>
+      <w:r>
+        <w:rPr>
           <w:b/>
           <w:lang w:val="es_ES" w:bidi="es_ES"/>
         </w:rPr>
@@ -16048,6 +17952,20 @@
       </w:r>
       <w:r>
         <w:rPr>
+          <w:lang w:val="es_ES" w:bidi="es_ES"/>
+        </w:rPr>
+        <w:t>הִ֗יא לַ⁠גֹּלָה֙</w:t>
+      </w:r>
+    </w:p>
+    <w:p>
+      <w:pPr/>
+      <w:r>
+        <w:rPr>
+          <w:lang w:val="es_ES" w:bidi="es_ES"/>
+        </w:rPr>
+      </w:r>
+      <w:r>
+        <w:rPr>
           <w:b/>
           <w:lang w:val="es_ES" w:bidi="es_ES"/>
         </w:rPr>
@@ -16158,6 +18076,20 @@
       </w:r>
       <w:r>
         <w:rPr>
+          <w:lang w:val="es_ES" w:bidi="es_ES"/>
+        </w:rPr>
+        <w:t>גְּדוֹלֶ֖י⁠הָ</w:t>
+      </w:r>
+    </w:p>
+    <w:p>
+      <w:pPr/>
+      <w:r>
+        <w:rPr>
+          <w:lang w:val="es_ES" w:bidi="es_ES"/>
+        </w:rPr>
+      </w:r>
+      <w:r>
+        <w:rPr>
           <w:b/>
           <w:lang w:val="es_ES" w:bidi="es_ES"/>
         </w:rPr>
@@ -16385,6 +18317,20 @@
       </w:r>
       <w:r>
         <w:rPr>
+          <w:lang w:val="es_ES" w:bidi="es_ES"/>
+        </w:rPr>
+        <w:t>בְּ⁠רֹ֣אשׁ כָּל־חוּצ֑וֹת</w:t>
+      </w:r>
+    </w:p>
+    <w:p>
+      <w:pPr/>
+      <w:r>
+        <w:rPr>
+          <w:lang w:val="es_ES" w:bidi="es_ES"/>
+        </w:rPr>
+      </w:r>
+      <w:r>
+        <w:rPr>
           <w:b/>
           <w:lang w:val="es_ES" w:bidi="es_ES"/>
         </w:rPr>
@@ -16515,6 +18461,20 @@
       </w:r>
       <w:r>
         <w:rPr>
+          <w:lang w:val="es_ES" w:bidi="es_ES"/>
+        </w:rPr>
+        <w:t>יַדּ֣וּ</w:t>
+      </w:r>
+    </w:p>
+    <w:p>
+      <w:pPr/>
+      <w:r>
+        <w:rPr>
+          <w:lang w:val="es_ES" w:bidi="es_ES"/>
+        </w:rPr>
+      </w:r>
+      <w:r>
+        <w:rPr>
           <w:b/>
           <w:lang w:val="es_ES" w:bidi="es_ES"/>
         </w:rPr>
@@ -16625,6 +18585,20 @@
       </w:r>
       <w:r>
         <w:rPr>
+          <w:lang w:val="es_ES" w:bidi="es_ES"/>
+        </w:rPr>
+        <w:t>וְ⁠כָל־גְּדוֹלֶ֖י⁠הָ רֻתְּק֥וּ</w:t>
+      </w:r>
+    </w:p>
+    <w:p>
+      <w:pPr/>
+      <w:r>
+        <w:rPr>
+          <w:lang w:val="es_ES" w:bidi="es_ES"/>
+        </w:rPr>
+      </w:r>
+      <w:r>
+        <w:rPr>
           <w:b/>
           <w:lang w:val="es_ES" w:bidi="es_ES"/>
         </w:rPr>
@@ -16735,6 +18709,20 @@
       </w:r>
       <w:r>
         <w:rPr>
+          <w:lang w:val="es_ES" w:bidi="es_ES"/>
+        </w:rPr>
+        <w:t>אַ֣תְּ</w:t>
+      </w:r>
+    </w:p>
+    <w:p>
+      <w:pPr/>
+      <w:r>
+        <w:rPr>
+          <w:lang w:val="es_ES" w:bidi="es_ES"/>
+        </w:rPr>
+      </w:r>
+      <w:r>
+        <w:rPr>
           <w:b/>
           <w:lang w:val="es_ES" w:bidi="es_ES"/>
         </w:rPr>
@@ -16831,6 +18819,20 @@
       </w:r>
       <w:r>
         <w:rPr>
+          <w:lang w:val="es_ES" w:bidi="es_ES"/>
+        </w:rPr>
+        <w:t>תִּשְׁכְּרִ֔י</w:t>
+      </w:r>
+    </w:p>
+    <w:p>
+      <w:pPr/>
+      <w:r>
+        <w:rPr>
+          <w:lang w:val="es_ES" w:bidi="es_ES"/>
+        </w:rPr>
+      </w:r>
+      <w:r>
+        <w:rPr>
           <w:b/>
           <w:lang w:val="es_ES" w:bidi="es_ES"/>
         </w:rPr>
@@ -16927,6 +18929,20 @@
       </w:r>
       <w:r>
         <w:rPr>
+          <w:lang w:val="es_ES" w:bidi="es_ES"/>
+        </w:rPr>
+        <w:t>תְּהִ֖י נַֽעֲלָמָ֑ה</w:t>
+      </w:r>
+    </w:p>
+    <w:p>
+      <w:pPr/>
+      <w:r>
+        <w:rPr>
+          <w:lang w:val="es_ES" w:bidi="es_ES"/>
+        </w:rPr>
+      </w:r>
+      <w:r>
+        <w:rPr>
           <w:b/>
           <w:lang w:val="es_ES" w:bidi="es_ES"/>
         </w:rPr>
@@ -17173,6 +19189,20 @@
       </w:r>
       <w:r>
         <w:rPr>
+          <w:lang w:val="es_ES" w:bidi="es_ES"/>
+        </w:rPr>
+        <w:t>הִנֵּ֨ה</w:t>
+      </w:r>
+    </w:p>
+    <w:p>
+      <w:pPr/>
+      <w:r>
+        <w:rPr>
+          <w:lang w:val="es_ES" w:bidi="es_ES"/>
+        </w:rPr>
+      </w:r>
+      <w:r>
+        <w:rPr>
           <w:b/>
           <w:lang w:val="es_ES" w:bidi="es_ES"/>
         </w:rPr>
@@ -17269,6 +19299,20 @@
       </w:r>
       <w:r>
         <w:rPr>
+          <w:lang w:val="es_ES" w:bidi="es_ES"/>
+        </w:rPr>
+        <w:t>עַמֵּ֤⁠ךְ</w:t>
+      </w:r>
+    </w:p>
+    <w:p>
+      <w:pPr/>
+      <w:r>
+        <w:rPr>
+          <w:lang w:val="es_ES" w:bidi="es_ES"/>
+        </w:rPr>
+      </w:r>
+      <w:r>
+        <w:rPr>
           <w:b/>
           <w:lang w:val="es_ES" w:bidi="es_ES"/>
         </w:rPr>
@@ -17365,6 +19409,20 @@
       </w:r>
       <w:r>
         <w:rPr>
+          <w:lang w:val="es_ES" w:bidi="es_ES"/>
+        </w:rPr>
+        <w:t>נָשִׁים֙</w:t>
+      </w:r>
+    </w:p>
+    <w:p>
+      <w:pPr/>
+      <w:r>
+        <w:rPr>
+          <w:lang w:val="es_ES" w:bidi="es_ES"/>
+        </w:rPr>
+      </w:r>
+      <w:r>
+        <w:rPr>
           <w:b/>
           <w:lang w:val="es_ES" w:bidi="es_ES"/>
         </w:rPr>
@@ -17488,6 +19546,20 @@
       </w:r>
       <w:r>
         <w:rPr>
+          <w:lang w:val="es_ES" w:bidi="es_ES"/>
+        </w:rPr>
+        <w:t>פָּת֥וֹחַ נִפְתְּח֖וּ</w:t>
+      </w:r>
+    </w:p>
+    <w:p>
+      <w:pPr/>
+      <w:r>
+        <w:rPr>
+          <w:lang w:val="es_ES" w:bidi="es_ES"/>
+        </w:rPr>
+      </w:r>
+      <w:r>
+        <w:rPr>
           <w:b/>
           <w:lang w:val="es_ES" w:bidi="es_ES"/>
         </w:rPr>
@@ -17598,6 +19670,20 @@
       </w:r>
       <w:r>
         <w:rPr>
+          <w:lang w:val="es_ES" w:bidi="es_ES"/>
+        </w:rPr>
+        <w:t>נִפְתְּח֖וּ &amp; אָכְלָ֥ה</w:t>
+      </w:r>
+    </w:p>
+    <w:p>
+      <w:pPr/>
+      <w:r>
+        <w:rPr>
+          <w:lang w:val="es_ES" w:bidi="es_ES"/>
+        </w:rPr>
+      </w:r>
+      <w:r>
+        <w:rPr>
           <w:b/>
           <w:lang w:val="es_ES" w:bidi="es_ES"/>
         </w:rPr>
@@ -17702,6 +19788,20 @@
       </w:r>
       <w:r>
         <w:rPr>
+          <w:lang w:val="es_ES" w:bidi="es_ES"/>
+        </w:rPr>
+        <w:t>בְּרִיחָֽיִ⁠ך</w:t>
+      </w:r>
+    </w:p>
+    <w:p>
+      <w:pPr/>
+      <w:r>
+        <w:rPr>
+          <w:lang w:val="es_ES" w:bidi="es_ES"/>
+        </w:rPr>
+      </w:r>
+      <w:r>
+        <w:rPr>
           <w:b/>
           <w:lang w:val="es_ES" w:bidi="es_ES"/>
         </w:rPr>
@@ -17798,6 +19898,20 @@
       </w:r>
       <w:r>
         <w:rPr>
+          <w:lang w:val="es_ES" w:bidi="es_ES"/>
+        </w:rPr>
+        <w:t>מֵ֤י מָצוֹר֙ שַֽׁאֲבִי־לָ֔⁠ךְ</w:t>
+      </w:r>
+    </w:p>
+    <w:p>
+      <w:pPr/>
+      <w:r>
+        <w:rPr>
+          <w:lang w:val="es_ES" w:bidi="es_ES"/>
+        </w:rPr>
+      </w:r>
+      <w:r>
+        <w:rPr>
           <w:b/>
           <w:lang w:val="es_ES" w:bidi="es_ES"/>
         </w:rPr>
@@ -17894,6 +20008,20 @@
       </w:r>
       <w:r>
         <w:rPr>
+          <w:lang w:val="es_ES" w:bidi="es_ES"/>
+        </w:rPr>
+        <w:t>לָ֔⁠ךְ</w:t>
+      </w:r>
+    </w:p>
+    <w:p>
+      <w:pPr/>
+      <w:r>
+        <w:rPr>
+          <w:lang w:val="es_ES" w:bidi="es_ES"/>
+        </w:rPr>
+      </w:r>
+      <w:r>
+        <w:rPr>
           <w:b/>
           <w:lang w:val="es_ES" w:bidi="es_ES"/>
         </w:rPr>
@@ -17990,6 +20118,20 @@
       </w:r>
       <w:r>
         <w:rPr>
+          <w:lang w:val="es_ES" w:bidi="es_ES"/>
+        </w:rPr>
+        <w:t>מַלְבֵּֽן</w:t>
+      </w:r>
+    </w:p>
+    <w:p>
+      <w:pPr/>
+      <w:r>
+        <w:rPr>
+          <w:lang w:val="es_ES" w:bidi="es_ES"/>
+        </w:rPr>
+      </w:r>
+      <w:r>
+        <w:rPr>
           <w:b/>
           <w:lang w:val="es_ES" w:bidi="es_ES"/>
         </w:rPr>
@@ -18100,6 +20242,20 @@
       </w:r>
       <w:r>
         <w:rPr>
+          <w:lang w:val="es_ES" w:bidi="es_ES"/>
+        </w:rPr>
+        <w:t>שָׁ֚ם תֹּאכְלֵ֣⁠ךְ אֵ֔שׁ</w:t>
+      </w:r>
+    </w:p>
+    <w:p>
+      <w:pPr/>
+      <w:r>
+        <w:rPr>
+          <w:lang w:val="es_ES" w:bidi="es_ES"/>
+        </w:rPr>
+      </w:r>
+      <w:r>
+        <w:rPr>
           <w:b/>
           <w:lang w:val="es_ES" w:bidi="es_ES"/>
         </w:rPr>
@@ -18196,6 +20352,20 @@
       </w:r>
       <w:r>
         <w:rPr>
+          <w:lang w:val="es_ES" w:bidi="es_ES"/>
+        </w:rPr>
+        <w:t>תַּכְרִיתֵ֣⁠ךְ</w:t>
+      </w:r>
+    </w:p>
+    <w:p>
+      <w:pPr/>
+      <w:r>
+        <w:rPr>
+          <w:lang w:val="es_ES" w:bidi="es_ES"/>
+        </w:rPr>
+      </w:r>
+      <w:r>
+        <w:rPr>
           <w:b/>
           <w:lang w:val="es_ES" w:bidi="es_ES"/>
         </w:rPr>
@@ -18292,6 +20462,20 @@
       </w:r>
       <w:r>
         <w:rPr>
+          <w:lang w:val="es_ES" w:bidi="es_ES"/>
+        </w:rPr>
+        <w:t>כַּ⁠יָּ֑לֶק</w:t>
+      </w:r>
+    </w:p>
+    <w:p>
+      <w:pPr/>
+      <w:r>
+        <w:rPr>
+          <w:lang w:val="es_ES" w:bidi="es_ES"/>
+        </w:rPr>
+      </w:r>
+      <w:r>
+        <w:rPr>
           <w:b/>
           <w:lang w:val="es_ES" w:bidi="es_ES"/>
         </w:rPr>
@@ -18375,6 +20559,20 @@
       </w:r>
       <w:r>
         <w:rPr>
+          <w:lang w:val="es_ES" w:bidi="es_ES"/>
+        </w:rPr>
+        <w:t>כַּ⁠יֶּ֔לֶק</w:t>
+      </w:r>
+    </w:p>
+    <w:p>
+      <w:pPr/>
+      <w:r>
+        <w:rPr>
+          <w:lang w:val="es_ES" w:bidi="es_ES"/>
+        </w:rPr>
+      </w:r>
+      <w:r>
+        <w:rPr>
           <w:b/>
           <w:lang w:val="es_ES" w:bidi="es_ES"/>
         </w:rPr>
@@ -18472,6 +20670,20 @@
       </w:r>
       <w:r>
         <w:rPr>
+          <w:lang w:val="es_ES" w:bidi="es_ES"/>
+        </w:rPr>
+        <w:t>כָּ⁠אַרְבֶּֽה</w:t>
+      </w:r>
+    </w:p>
+    <w:p>
+      <w:pPr/>
+      <w:r>
+        <w:rPr>
+          <w:lang w:val="es_ES" w:bidi="es_ES"/>
+        </w:rPr>
+      </w:r>
+      <w:r>
+        <w:rPr>
           <w:b/>
           <w:lang w:val="es_ES" w:bidi="es_ES"/>
         </w:rPr>
@@ -18555,6 +20767,20 @@
       </w:r>
       <w:r>
         <w:rPr>
+          <w:lang w:val="es_ES" w:bidi="es_ES"/>
+        </w:rPr>
+        <w:t>הִרְבֵּית֙</w:t>
+      </w:r>
+    </w:p>
+    <w:p>
+      <w:pPr/>
+      <w:r>
+        <w:rPr>
+          <w:lang w:val="es_ES" w:bidi="es_ES"/>
+        </w:rPr>
+      </w:r>
+      <w:r>
+        <w:rPr>
           <w:b/>
           <w:lang w:val="es_ES" w:bidi="es_ES"/>
         </w:rPr>
@@ -18651,6 +20877,20 @@
       </w:r>
       <w:r>
         <w:rPr>
+          <w:lang w:val="es_ES" w:bidi="es_ES"/>
+        </w:rPr>
+        <w:t>מִ⁠כּוֹכְבֵ֖י הַ⁠שָּׁמָ֑יִם</w:t>
+      </w:r>
+    </w:p>
+    <w:p>
+      <w:pPr/>
+      <w:r>
+        <w:rPr>
+          <w:lang w:val="es_ES" w:bidi="es_ES"/>
+        </w:rPr>
+      </w:r>
+      <w:r>
+        <w:rPr>
           <w:b/>
           <w:lang w:val="es_ES" w:bidi="es_ES"/>
         </w:rPr>
@@ -18734,6 +20974,20 @@
       </w:r>
       <w:r>
         <w:rPr>
+          <w:lang w:val="es_ES" w:bidi="es_ES"/>
+        </w:rPr>
+        <w:t>יֶ֥לֶק פָּשַׁ֖ט וַ⁠יָּעֹֽף</w:t>
+      </w:r>
+    </w:p>
+    <w:p>
+      <w:pPr/>
+      <w:r>
+        <w:rPr>
+          <w:lang w:val="es_ES" w:bidi="es_ES"/>
+        </w:rPr>
+      </w:r>
+      <w:r>
+        <w:rPr>
           <w:b/>
           <w:lang w:val="es_ES" w:bidi="es_ES"/>
         </w:rPr>
@@ -18817,6 +21071,20 @@
       </w:r>
       <w:r>
         <w:rPr>
+          <w:lang w:val="es_ES" w:bidi="es_ES"/>
+        </w:rPr>
+        <w:t>פָּשַׁ֖ט</w:t>
+      </w:r>
+    </w:p>
+    <w:p>
+      <w:pPr/>
+      <w:r>
+        <w:rPr>
+          <w:lang w:val="es_ES" w:bidi="es_ES"/>
+        </w:rPr>
+      </w:r>
+      <w:r>
+        <w:rPr>
           <w:b/>
           <w:lang w:val="es_ES" w:bidi="es_ES"/>
         </w:rPr>
@@ -18996,6 +21264,20 @@
       </w:r>
       <w:r>
         <w:rPr>
+          <w:lang w:val="es_ES" w:bidi="es_ES"/>
+        </w:rPr>
+        <w:t>מִנְּזָרַ֨יִ⁠ךְ֙ כָּֽ⁠אַרְבֶּ֔ה וְ⁠טַפְסְרַ֖יִ⁠ךְ כְּ⁠ג֣וֹב גֹּבָ֑י</w:t>
+      </w:r>
+    </w:p>
+    <w:p>
+      <w:pPr/>
+      <w:r>
+        <w:rPr>
+          <w:lang w:val="es_ES" w:bidi="es_ES"/>
+        </w:rPr>
+      </w:r>
+      <w:r>
+        <w:rPr>
           <w:b/>
           <w:lang w:val="es_ES" w:bidi="es_ES"/>
         </w:rPr>
@@ -19175,6 +21457,20 @@
       </w:r>
       <w:r>
         <w:rPr>
+          <w:lang w:val="es_ES" w:bidi="es_ES"/>
+        </w:rPr>
+        <w:t>וְ⁠נוֹדַ֔ד &amp; מְקוֹמ֖⁠וֹ</w:t>
+      </w:r>
+    </w:p>
+    <w:p>
+      <w:pPr/>
+      <w:r>
+        <w:rPr>
+          <w:lang w:val="es_ES" w:bidi="es_ES"/>
+        </w:rPr>
+      </w:r>
+      <w:r>
+        <w:rPr>
           <w:b/>
           <w:lang w:val="es_ES" w:bidi="es_ES"/>
         </w:rPr>
@@ -19271,6 +21567,20 @@
       </w:r>
       <w:r>
         <w:rPr>
+          <w:lang w:val="es_ES" w:bidi="es_ES"/>
+        </w:rPr>
+        <w:t>נָמ֤וּ רֹעֶ֨י⁠ךָ֙ מֶ֣לֶךְ אַשּׁ֔וּר</w:t>
+      </w:r>
+    </w:p>
+    <w:p>
+      <w:pPr/>
+      <w:r>
+        <w:rPr>
+          <w:lang w:val="es_ES" w:bidi="es_ES"/>
+        </w:rPr>
+      </w:r>
+      <w:r>
+        <w:rPr>
           <w:b/>
           <w:lang w:val="es_ES" w:bidi="es_ES"/>
         </w:rPr>
@@ -19354,6 +21664,20 @@
       </w:r>
       <w:r>
         <w:rPr>
+          <w:lang w:val="es_ES" w:bidi="es_ES"/>
+        </w:rPr>
+        <w:t>נָמ֤וּ רֹעֶ֨י⁠ךָ֙ &amp; יִשְׁכְּנ֖וּ אַדִּירֶ֑י⁠ךָ</w:t>
+      </w:r>
+    </w:p>
+    <w:p>
+      <w:pPr/>
+      <w:r>
+        <w:rPr>
+          <w:lang w:val="es_ES" w:bidi="es_ES"/>
+        </w:rPr>
+      </w:r>
+      <w:r>
+        <w:rPr>
           <w:b/>
           <w:lang w:val="es_ES" w:bidi="es_ES"/>
         </w:rPr>
@@ -19451,6 +21775,20 @@
       </w:r>
       <w:r>
         <w:rPr>
+          <w:lang w:val="es_ES" w:bidi="es_ES"/>
+        </w:rPr>
+        <w:t>רֹעֶ֨י⁠ךָ֙</w:t>
+      </w:r>
+    </w:p>
+    <w:p>
+      <w:pPr/>
+      <w:r>
+        <w:rPr>
+          <w:lang w:val="es_ES" w:bidi="es_ES"/>
+        </w:rPr>
+      </w:r>
+      <w:r>
+        <w:rPr>
           <w:b/>
           <w:lang w:val="es_ES" w:bidi="es_ES"/>
         </w:rPr>
@@ -19547,6 +21885,20 @@
       </w:r>
       <w:r>
         <w:rPr>
+          <w:lang w:val="es_ES" w:bidi="es_ES"/>
+        </w:rPr>
+        <w:t>נָמ֤וּ &amp; יִשְׁכְּנ֖וּ</w:t>
+      </w:r>
+    </w:p>
+    <w:p>
+      <w:pPr/>
+      <w:r>
+        <w:rPr>
+          <w:lang w:val="es_ES" w:bidi="es_ES"/>
+        </w:rPr>
+      </w:r>
+      <w:r>
+        <w:rPr>
           <w:b/>
           <w:lang w:val="es_ES" w:bidi="es_ES"/>
         </w:rPr>
@@ -19669,6 +22021,20 @@
       </w:r>
       <w:r>
         <w:rPr>
+          <w:lang w:val="es_ES" w:bidi="es_ES"/>
+        </w:rPr>
+        <w:t>נָפֹ֧שׁוּ עַמְּ⁠ךָ֛</w:t>
+      </w:r>
+    </w:p>
+    <w:p>
+      <w:pPr/>
+      <w:r>
+        <w:rPr>
+          <w:lang w:val="es_ES" w:bidi="es_ES"/>
+        </w:rPr>
+      </w:r>
+      <w:r>
+        <w:rPr>
           <w:b/>
           <w:lang w:val="es_ES" w:bidi="es_ES"/>
         </w:rPr>
@@ -19874,6 +22240,20 @@
       </w:r>
       <w:r>
         <w:rPr>
+          <w:lang w:val="es_ES" w:bidi="es_ES"/>
+        </w:rPr>
+        <w:t>נַחְלָ֖ה מַכָּתֶ֑⁠ךָ</w:t>
+      </w:r>
+    </w:p>
+    <w:p>
+      <w:pPr/>
+      <w:r>
+        <w:rPr>
+          <w:lang w:val="es_ES" w:bidi="es_ES"/>
+        </w:rPr>
+      </w:r>
+      <w:r>
+        <w:rPr>
           <w:b/>
           <w:lang w:val="es_ES" w:bidi="es_ES"/>
         </w:rPr>
@@ -19970,6 +22350,20 @@
       </w:r>
       <w:r>
         <w:rPr>
+          <w:lang w:val="es_ES" w:bidi="es_ES"/>
+        </w:rPr>
+        <w:t>שֹׁמְעֵ֣י שִׁמְעֲ⁠ךָ֗</w:t>
+      </w:r>
+    </w:p>
+    <w:p>
+      <w:pPr/>
+      <w:r>
+        <w:rPr>
+          <w:lang w:val="es_ES" w:bidi="es_ES"/>
+        </w:rPr>
+      </w:r>
+      <w:r>
+        <w:rPr>
           <w:b/>
           <w:lang w:val="es_ES" w:bidi="es_ES"/>
         </w:rPr>
@@ -20066,6 +22460,20 @@
       </w:r>
       <w:r>
         <w:rPr>
+          <w:lang w:val="es_ES" w:bidi="es_ES"/>
+        </w:rPr>
+        <w:t>תָּ֤קְעוּ כַף֙</w:t>
+      </w:r>
+    </w:p>
+    <w:p>
+      <w:pPr/>
+      <w:r>
+        <w:rPr>
+          <w:lang w:val="es_ES" w:bidi="es_ES"/>
+        </w:rPr>
+      </w:r>
+      <w:r>
+        <w:rPr>
           <w:b/>
           <w:lang w:val="es_ES" w:bidi="es_ES"/>
         </w:rPr>
@@ -20162,6 +22570,20 @@
       </w:r>
       <w:r>
         <w:rPr>
+          <w:lang w:val="es_ES" w:bidi="es_ES"/>
+        </w:rPr>
+        <w:t>כִּ֗י עַל־מִ֛י לֹֽא־עָבְרָ֥ה רָעָתְ⁠ךָ֖ תָּמִֽיד</w:t>
+      </w:r>
+    </w:p>
+    <w:p>
+      <w:pPr/>
+      <w:r>
+        <w:rPr>
+          <w:lang w:val="es_ES" w:bidi="es_ES"/>
+        </w:rPr>
+      </w:r>
+      <w:r>
+        <w:rPr>
           <w:b/>
           <w:lang w:val="es_ES" w:bidi="es_ES"/>
         </w:rPr>
@@ -20234,6 +22656,20 @@
         <w:rPr>
           <w:lang w:val="es_ES" w:bidi="es_ES"/>
         </w:rPr>
+      </w:r>
+    </w:p>
+    <w:p>
+      <w:pPr/>
+      <w:r>
+        <w:rPr>
+          <w:lang w:val="es_ES" w:bidi="es_ES"/>
+        </w:rPr>
+      </w:r>
+      <w:r>
+        <w:rPr>
+          <w:lang w:val="es_ES" w:bidi="es_ES"/>
+        </w:rPr>
+        <w:t>רָעָתְ⁠ךָ֖ תָּמִֽיד</w:t>
       </w:r>
     </w:p>
     <w:p>

--- a/spa/docx/34.content.docx
+++ b/spa/docx/34.content.docx
@@ -665,6 +665,20 @@
       </w:r>
       <w:r>
         <w:rPr>
+          <w:lang w:val="es_ES" w:bidi="es_ES"/>
+        </w:rPr>
+        <w:t>נֹקֵ֤ם &amp; לְ⁠צָרָ֔י⁠ו</w:t>
+      </w:r>
+    </w:p>
+    <w:p>
+      <w:pPr/>
+      <w:r>
+        <w:rPr>
+          <w:lang w:val="es_ES" w:bidi="es_ES"/>
+        </w:rPr>
+      </w:r>
+      <w:r>
+        <w:rPr>
           <w:b/>
           <w:lang w:val="es_ES" w:bidi="es_ES"/>
         </w:rPr>
@@ -2464,6 +2478,20 @@
       </w:r>
       <w:r>
         <w:rPr>
+          <w:lang w:val="es_ES" w:bidi="es_ES"/>
+        </w:rPr>
+        <w:t>לִ⁠פְנֵ֤י זַעְמ⁠וֹ֙ &amp; חֲמָת⁠וֹ֙ נִתְּכָ֣ה כָ⁠אֵ֔שׁ</w:t>
+      </w:r>
+    </w:p>
+    <w:p>
+      <w:pPr/>
+      <w:r>
+        <w:rPr>
+          <w:lang w:val="es_ES" w:bidi="es_ES"/>
+        </w:rPr>
+      </w:r>
+      <w:r>
+        <w:rPr>
           <w:b/>
           <w:lang w:val="es_ES" w:bidi="es_ES"/>
         </w:rPr>
@@ -2588,6 +2616,117 @@
         <w:rPr>
           <w:lang w:val="es_ES" w:bidi="es_ES"/>
         </w:rPr>
+        <w:t>לִ⁠פְנֵ֤י זַעְמ⁠וֹ֙ מִ֣י יַֽעֲמ֔וֹד</w:t>
+      </w:r>
+    </w:p>
+    <w:p>
+      <w:pPr/>
+      <w:r>
+        <w:rPr>
+          <w:lang w:val="es_ES" w:bidi="es_ES"/>
+        </w:rPr>
+      </w:r>
+      <w:r>
+        <w:rPr>
+          <w:b/>
+          <w:lang w:val="es_ES" w:bidi="es_ES"/>
+        </w:rPr>
+        <w:t>"</w:t>
+      </w:r>
+      <w:r>
+        <w:rPr>
+          <w:b/>
+          <w:lang w:val="es_ES" w:bidi="es_ES"/>
+        </w:rPr>
+        <w:t>¿Quién permanecerá delante de su ira?</w:t>
+      </w:r>
+      <w:r>
+        <w:rPr>
+          <w:b/>
+          <w:lang w:val="es_ES" w:bidi="es_ES"/>
+        </w:rPr>
+        <w:t>"</w:t>
+      </w:r>
+    </w:p>
+    <w:p>
+      <w:pPr/>
+      <w:r>
+        <w:rPr>
+          <w:lang w:val="es_ES" w:bidi="es_ES"/>
+        </w:rPr>
+      </w:r>
+      <w:r>
+        <w:rPr>
+          <w:lang w:val="es_ES" w:bidi="es_ES"/>
+        </w:rPr>
+        <w:t>El autor utiliza la forma de pregunta para enfatizar que nadie puede soportar cuando Jehová está enojado. Si no utilizarías la forma de pregunta para este propósito en tu idioma, podrías traducir esto como una afirmación o una exclamación. Traducción alternativa: "¡Nadie puede soportar cuando él está enojado!".</w:t>
+      </w:r>
+    </w:p>
+    <w:p>
+      <w:pPr/>
+      <w:r>
+        <w:rPr>
+          <w:lang w:val="es_ES" w:bidi="es_ES"/>
+        </w:rPr>
+      </w:r>
+      <w:r>
+        <w:rPr>
+          <w:lang w:val="es_ES" w:bidi="es_ES"/>
+        </w:rPr>
+        <w:t xml:space="preserve">Ver: </w:t>
+      </w:r>
+      <w:r>
+        <w:rPr>
+          <w:lang w:val="es_ES" w:bidi="es_ES"/>
+        </w:rPr>
+        <w:t>Pregunta Retórica</w:t>
+      </w:r>
+      <w:r>
+        <w:rPr>
+          <w:lang w:val="es_ES" w:bidi="es_ES"/>
+        </w:rPr>
+      </w:r>
+      <w:r>
+        <w:rPr>
+          <w:lang w:val="es_ES" w:bidi="es_ES"/>
+        </w:rPr>
+      </w:r>
+    </w:p>
+    <w:p>
+      <w:pPr/>
+      <w:r>
+        <w:rPr>
+          <w:lang w:val="es_ES" w:bidi="es_ES"/>
+        </w:rPr>
+      </w:r>
+    </w:p>
+    <w:p>
+      <w:pPr>
+        <w:pStyle w:val="Heading2"/>
+      </w:pPr>
+      <w:r>
+        <w:rPr>
+          <w:lang w:val="es_ES" w:bidi="es_ES"/>
+        </w:rPr>
+        <w:t>Nahúm 1:6 (#6)</w:t>
+      </w:r>
+      <w:r>
+        <w:rPr>
+          <w:lang w:val="es_ES" w:bidi="es_ES"/>
+        </w:rPr>
+      </w:r>
+    </w:p>
+    <w:p>
+      <w:pPr/>
+      <w:r>
+        <w:rPr>
+          <w:lang w:val="es_ES" w:bidi="es_ES"/>
+        </w:rPr>
+      </w:r>
+      <w:r>
+        <w:rPr>
+          <w:lang w:val="es_ES" w:bidi="es_ES"/>
+        </w:rPr>
         <w:t>וּ⁠מִ֥י יָק֖וּם בַּ⁠חֲר֣וֹן אַפּ֑⁠וֹ</w:t>
       </w:r>
     </w:p>
@@ -2610,7 +2749,7 @@
           <w:b/>
           <w:lang w:val="es_ES" w:bidi="es_ES"/>
         </w:rPr>
-        <w:t>¿Quién permanecerá delante de su ira?</w:t>
+        <w:t>¿y quién quedará en pié en el furor de su enojo?</w:t>
       </w:r>
       <w:r>
         <w:rPr>
@@ -2631,7 +2770,7 @@
         <w:rPr>
           <w:lang w:val="es_ES" w:bidi="es_ES"/>
         </w:rPr>
-        <w:t>El autor utiliza la forma de pregunta para enfatizar que nadie puede soportar cuando Jehová está enojado. Si no utilizarías la forma de pregunta para este propósito en tu idioma, podrías traducir esto como una afirmación o una exclamación. Traducción alternativa: "¡Nadie puede soportar cuando él está enojado!".</w:t>
+        <w:t>El autor utiliza la forma de pregunta para enfatizar que nadie puede resistir cuando Jehová está enojado. Si no utilizarías la forma de pregunta para este propósito en tu idioma, podrías traducirlo como una afirmación o una exclamación. Traducción alternativa: "¡Nadie puede resistir el furor de su enojo!".</w:t>
       </w:r>
     </w:p>
     <w:p>
@@ -2680,12 +2819,660 @@
         <w:rPr>
           <w:lang w:val="es_ES" w:bidi="es_ES"/>
         </w:rPr>
-        <w:t>Nahúm 1:6 (#6)</w:t>
-      </w:r>
-      <w:r>
-        <w:rPr>
-          <w:lang w:val="es_ES" w:bidi="es_ES"/>
-        </w:rPr>
+        <w:t>Nahúm 1:7 (#1)</w:t>
+      </w:r>
+      <w:r>
+        <w:rPr>
+          <w:lang w:val="es_ES" w:bidi="es_ES"/>
+        </w:rPr>
+      </w:r>
+    </w:p>
+    <w:p>
+      <w:pPr/>
+      <w:r>
+        <w:rPr>
+          <w:lang w:val="es_ES" w:bidi="es_ES"/>
+        </w:rPr>
+      </w:r>
+      <w:r>
+        <w:rPr>
+          <w:lang w:val="es_ES" w:bidi="es_ES"/>
+        </w:rPr>
+        <w:t>לְ⁠מָע֖וֹז</w:t>
+      </w:r>
+    </w:p>
+    <w:p>
+      <w:pPr/>
+      <w:r>
+        <w:rPr>
+          <w:lang w:val="es_ES" w:bidi="es_ES"/>
+        </w:rPr>
+      </w:r>
+      <w:r>
+        <w:rPr>
+          <w:b/>
+          <w:lang w:val="es_ES" w:bidi="es_ES"/>
+        </w:rPr>
+        <w:t>"para fortaleza"</w:t>
+      </w:r>
+    </w:p>
+    <w:p>
+      <w:pPr/>
+      <w:r>
+        <w:rPr>
+          <w:lang w:val="es_ES" w:bidi="es_ES"/>
+        </w:rPr>
+      </w:r>
+      <w:r>
+        <w:rPr>
+          <w:lang w:val="es_ES" w:bidi="es_ES"/>
+        </w:rPr>
+        <w:t>El autor omite algunas palabras que en muchos idiomas serían necesarias para completar una oración. Podrías añadir "él es" de una parte anterior de la oración si eso fuera más claro en tu idioma. Traducción alternativa: "porque él es una fortaleza".</w:t>
+      </w:r>
+    </w:p>
+    <w:p>
+      <w:pPr/>
+      <w:r>
+        <w:rPr>
+          <w:lang w:val="es_ES" w:bidi="es_ES"/>
+        </w:rPr>
+      </w:r>
+      <w:r>
+        <w:rPr>
+          <w:lang w:val="es_ES" w:bidi="es_ES"/>
+        </w:rPr>
+        <w:t xml:space="preserve">Ver: </w:t>
+      </w:r>
+      <w:r>
+        <w:rPr>
+          <w:lang w:val="es_ES" w:bidi="es_ES"/>
+        </w:rPr>
+        <w:t>Elipsis</w:t>
+      </w:r>
+      <w:r>
+        <w:rPr>
+          <w:lang w:val="es_ES" w:bidi="es_ES"/>
+        </w:rPr>
+      </w:r>
+      <w:r>
+        <w:rPr>
+          <w:lang w:val="es_ES" w:bidi="es_ES"/>
+        </w:rPr>
+      </w:r>
+    </w:p>
+    <w:p>
+      <w:pPr/>
+      <w:r>
+        <w:rPr>
+          <w:lang w:val="es_ES" w:bidi="es_ES"/>
+        </w:rPr>
+      </w:r>
+    </w:p>
+    <w:p>
+      <w:pPr>
+        <w:pStyle w:val="Heading2"/>
+      </w:pPr>
+      <w:r>
+        <w:rPr>
+          <w:lang w:val="es_ES" w:bidi="es_ES"/>
+        </w:rPr>
+        <w:t>Nahúm 1:7 (#2)</w:t>
+      </w:r>
+      <w:r>
+        <w:rPr>
+          <w:lang w:val="es_ES" w:bidi="es_ES"/>
+        </w:rPr>
+      </w:r>
+    </w:p>
+    <w:p>
+      <w:pPr/>
+      <w:r>
+        <w:rPr>
+          <w:lang w:val="es_ES" w:bidi="es_ES"/>
+        </w:rPr>
+      </w:r>
+      <w:r>
+        <w:rPr>
+          <w:lang w:val="es_ES" w:bidi="es_ES"/>
+        </w:rPr>
+        <w:t>בְּ⁠י֣וֹם צָרָ֑ה</w:t>
+      </w:r>
+    </w:p>
+    <w:p>
+      <w:pPr/>
+      <w:r>
+        <w:rPr>
+          <w:lang w:val="es_ES" w:bidi="es_ES"/>
+        </w:rPr>
+      </w:r>
+      <w:r>
+        <w:rPr>
+          <w:b/>
+          <w:lang w:val="es_ES" w:bidi="es_ES"/>
+        </w:rPr>
+        <w:t>"en el día de la angustia"</w:t>
+      </w:r>
+    </w:p>
+    <w:p>
+      <w:pPr/>
+      <w:r>
+        <w:rPr>
+          <w:lang w:val="es_ES" w:bidi="es_ES"/>
+        </w:rPr>
+      </w:r>
+      <w:r>
+        <w:rPr>
+          <w:lang w:val="es_ES" w:bidi="es_ES"/>
+        </w:rPr>
+        <w:t>El autor utiliza la forma posesiva para describir un "</w:t>
+      </w:r>
+      <w:r>
+        <w:rPr>
+          <w:b/>
+          <w:lang w:val="es_ES" w:bidi="es_ES"/>
+        </w:rPr>
+        <w:t>día"</w:t>
+      </w:r>
+      <w:r>
+        <w:rPr>
+          <w:lang w:val="es_ES" w:bidi="es_ES"/>
+        </w:rPr>
+        <w:t xml:space="preserve"> caracterizado por "</w:t>
+      </w:r>
+      <w:r>
+        <w:rPr>
+          <w:b/>
+          <w:lang w:val="es_ES" w:bidi="es_ES"/>
+        </w:rPr>
+        <w:t>angustia"</w:t>
+      </w:r>
+      <w:r>
+        <w:rPr>
+          <w:lang w:val="es_ES" w:bidi="es_ES"/>
+        </w:rPr>
+        <w:t>. Si tu idioma no utilizaría la forma posesiva para esto, podrías expresarlo como un momento en el que ocurren problemas. Traducción alternativa: "en un momento en el que hay problemas".</w:t>
+      </w:r>
+    </w:p>
+    <w:p>
+      <w:pPr/>
+      <w:r>
+        <w:rPr>
+          <w:lang w:val="es_ES" w:bidi="es_ES"/>
+        </w:rPr>
+      </w:r>
+      <w:r>
+        <w:rPr>
+          <w:lang w:val="es_ES" w:bidi="es_ES"/>
+        </w:rPr>
+        <w:t xml:space="preserve">Ver: </w:t>
+      </w:r>
+      <w:r>
+        <w:rPr>
+          <w:lang w:val="es_ES" w:bidi="es_ES"/>
+        </w:rPr>
+        <w:t>Posesión</w:t>
+      </w:r>
+      <w:r>
+        <w:rPr>
+          <w:lang w:val="es_ES" w:bidi="es_ES"/>
+        </w:rPr>
+      </w:r>
+      <w:r>
+        <w:rPr>
+          <w:lang w:val="es_ES" w:bidi="es_ES"/>
+        </w:rPr>
+      </w:r>
+    </w:p>
+    <w:p>
+      <w:pPr/>
+      <w:r>
+        <w:rPr>
+          <w:lang w:val="es_ES" w:bidi="es_ES"/>
+        </w:rPr>
+      </w:r>
+    </w:p>
+    <w:p>
+      <w:pPr>
+        <w:pStyle w:val="Heading2"/>
+      </w:pPr>
+      <w:r>
+        <w:rPr>
+          <w:lang w:val="es_ES" w:bidi="es_ES"/>
+        </w:rPr>
+        <w:t>Nahúm 1:7 (#3)</w:t>
+      </w:r>
+      <w:r>
+        <w:rPr>
+          <w:lang w:val="es_ES" w:bidi="es_ES"/>
+        </w:rPr>
+      </w:r>
+    </w:p>
+    <w:p>
+      <w:pPr/>
+      <w:r>
+        <w:rPr>
+          <w:lang w:val="es_ES" w:bidi="es_ES"/>
+        </w:rPr>
+      </w:r>
+      <w:r>
+        <w:rPr>
+          <w:lang w:val="es_ES" w:bidi="es_ES"/>
+        </w:rPr>
+        <w:t>חֹ֥סֵי בֽ⁠וֹ</w:t>
+      </w:r>
+    </w:p>
+    <w:p>
+      <w:pPr/>
+      <w:r>
+        <w:rPr>
+          <w:lang w:val="es_ES" w:bidi="es_ES"/>
+        </w:rPr>
+      </w:r>
+      <w:r>
+        <w:rPr>
+          <w:b/>
+          <w:lang w:val="es_ES" w:bidi="es_ES"/>
+        </w:rPr>
+        <w:t>"los que en él confían"</w:t>
+      </w:r>
+    </w:p>
+    <w:p>
+      <w:pPr/>
+      <w:r>
+        <w:rPr>
+          <w:lang w:val="es_ES" w:bidi="es_ES"/>
+        </w:rPr>
+      </w:r>
+      <w:r>
+        <w:rPr>
+          <w:lang w:val="es_ES" w:bidi="es_ES"/>
+        </w:rPr>
+        <w:t>Una traducción mas literal dice "los que buscan refugio en él". El autor describe a Jehová como un refugio, es decir, un lugar seguro para esconderse. Si fuera útil en tu idioma, podrías expresar el significado de manera sencilla. Traducción alternativa: "aquellos que buscan su protección".</w:t>
+      </w:r>
+    </w:p>
+    <w:p>
+      <w:pPr/>
+      <w:r>
+        <w:rPr>
+          <w:lang w:val="es_ES" w:bidi="es_ES"/>
+        </w:rPr>
+      </w:r>
+      <w:r>
+        <w:rPr>
+          <w:lang w:val="es_ES" w:bidi="es_ES"/>
+        </w:rPr>
+        <w:t xml:space="preserve">Ver: </w:t>
+      </w:r>
+      <w:r>
+        <w:rPr>
+          <w:lang w:val="es_ES" w:bidi="es_ES"/>
+        </w:rPr>
+        <w:t>Metáfora</w:t>
+      </w:r>
+      <w:r>
+        <w:rPr>
+          <w:lang w:val="es_ES" w:bidi="es_ES"/>
+        </w:rPr>
+      </w:r>
+      <w:r>
+        <w:rPr>
+          <w:lang w:val="es_ES" w:bidi="es_ES"/>
+        </w:rPr>
+      </w:r>
+    </w:p>
+    <w:p>
+      <w:pPr/>
+      <w:r>
+        <w:rPr>
+          <w:lang w:val="es_ES" w:bidi="es_ES"/>
+        </w:rPr>
+      </w:r>
+    </w:p>
+    <w:p>
+      <w:pPr>
+        <w:pStyle w:val="Heading2"/>
+      </w:pPr>
+      <w:r>
+        <w:rPr>
+          <w:lang w:val="es_ES" w:bidi="es_ES"/>
+        </w:rPr>
+        <w:t>Nahúm 1:8 (#1)</w:t>
+      </w:r>
+      <w:r>
+        <w:rPr>
+          <w:lang w:val="es_ES" w:bidi="es_ES"/>
+        </w:rPr>
+      </w:r>
+    </w:p>
+    <w:p>
+      <w:pPr/>
+      <w:r>
+        <w:rPr>
+          <w:lang w:val="es_ES" w:bidi="es_ES"/>
+        </w:rPr>
+      </w:r>
+      <w:r>
+        <w:rPr>
+          <w:lang w:val="es_ES" w:bidi="es_ES"/>
+        </w:rPr>
+        <w:t>מְקוֹמָ֑⁠הּ</w:t>
+      </w:r>
+    </w:p>
+    <w:p>
+      <w:pPr/>
+      <w:r>
+        <w:rPr>
+          <w:lang w:val="es_ES" w:bidi="es_ES"/>
+        </w:rPr>
+      </w:r>
+      <w:r>
+        <w:rPr>
+          <w:b/>
+          <w:lang w:val="es_ES" w:bidi="es_ES"/>
+        </w:rPr>
+        <w:t>"de su lugar"</w:t>
+      </w:r>
+    </w:p>
+    <w:p>
+      <w:pPr/>
+      <w:r>
+        <w:rPr>
+          <w:lang w:val="es_ES" w:bidi="es_ES"/>
+        </w:rPr>
+      </w:r>
+      <w:r>
+        <w:rPr>
+          <w:lang w:val="es_ES" w:bidi="es_ES"/>
+        </w:rPr>
+        <w:t>El pronombre "</w:t>
+      </w:r>
+      <w:r>
+        <w:rPr>
+          <w:b/>
+          <w:lang w:val="es_ES" w:bidi="es_ES"/>
+        </w:rPr>
+        <w:t>su"</w:t>
+      </w:r>
+      <w:r>
+        <w:rPr>
+          <w:lang w:val="es_ES" w:bidi="es_ES"/>
+        </w:rPr>
+        <w:t xml:space="preserve"> se refiere a Nínive. Si esto no es claro para tus lectores, podrías usar el nombre de la ciudad aquí. Traducción alternativa: "al lugar de Nínive".</w:t>
+      </w:r>
+    </w:p>
+    <w:p>
+      <w:pPr/>
+      <w:r>
+        <w:rPr>
+          <w:lang w:val="es_ES" w:bidi="es_ES"/>
+        </w:rPr>
+      </w:r>
+      <w:r>
+        <w:rPr>
+          <w:lang w:val="es_ES" w:bidi="es_ES"/>
+        </w:rPr>
+        <w:t xml:space="preserve">Ver: </w:t>
+      </w:r>
+      <w:r>
+        <w:rPr>
+          <w:lang w:val="es_ES" w:bidi="es_ES"/>
+        </w:rPr>
+        <w:t>Pronombres — Cuándo Usarlos</w:t>
+      </w:r>
+      <w:r>
+        <w:rPr>
+          <w:lang w:val="es_ES" w:bidi="es_ES"/>
+        </w:rPr>
+      </w:r>
+      <w:r>
+        <w:rPr>
+          <w:lang w:val="es_ES" w:bidi="es_ES"/>
+        </w:rPr>
+      </w:r>
+    </w:p>
+    <w:p>
+      <w:pPr/>
+      <w:r>
+        <w:rPr>
+          <w:lang w:val="es_ES" w:bidi="es_ES"/>
+        </w:rPr>
+      </w:r>
+    </w:p>
+    <w:p>
+      <w:pPr>
+        <w:pStyle w:val="Heading2"/>
+      </w:pPr>
+      <w:r>
+        <w:rPr>
+          <w:lang w:val="es_ES" w:bidi="es_ES"/>
+        </w:rPr>
+        <w:t>Nahúm 1:8 (#2)</w:t>
+      </w:r>
+      <w:r>
+        <w:rPr>
+          <w:lang w:val="es_ES" w:bidi="es_ES"/>
+        </w:rPr>
+      </w:r>
+    </w:p>
+    <w:p>
+      <w:pPr/>
+      <w:r>
+        <w:rPr>
+          <w:lang w:val="es_ES" w:bidi="es_ES"/>
+        </w:rPr>
+      </w:r>
+      <w:r>
+        <w:rPr>
+          <w:lang w:val="es_ES" w:bidi="es_ES"/>
+        </w:rPr>
+        <w:t>וְ⁠אֹיְבָ֖י⁠ו יְרַדֶּף־חֹֽשֶׁךְ</w:t>
+      </w:r>
+    </w:p>
+    <w:p>
+      <w:pPr/>
+      <w:r>
+        <w:rPr>
+          <w:lang w:val="es_ES" w:bidi="es_ES"/>
+        </w:rPr>
+      </w:r>
+      <w:r>
+        <w:rPr>
+          <w:b/>
+          <w:lang w:val="es_ES" w:bidi="es_ES"/>
+        </w:rPr>
+        <w:t>"y tinieblas perseguirán a sus enemigos"</w:t>
+      </w:r>
+    </w:p>
+    <w:p>
+      <w:pPr/>
+      <w:r>
+        <w:rPr>
+          <w:lang w:val="es_ES" w:bidi="es_ES"/>
+        </w:rPr>
+      </w:r>
+      <w:r>
+        <w:rPr>
+          <w:lang w:val="es_ES" w:bidi="es_ES"/>
+        </w:rPr>
+        <w:t>Aquí, "</w:t>
+      </w:r>
+      <w:r>
+        <w:rPr>
+          <w:b/>
+          <w:lang w:val="es_ES" w:bidi="es_ES"/>
+        </w:rPr>
+        <w:t>tinieblas"</w:t>
+      </w:r>
+      <w:r>
+        <w:rPr>
+          <w:lang w:val="es_ES" w:bidi="es_ES"/>
+        </w:rPr>
+        <w:t xml:space="preserve"> representa todo tipo de cosas malas, y Nahúm la describe como si fuera una persona persiguiendo a sus enemigos. Esto significa que Jehová no permitirá que sus enemigos escapen de su castigo. Si fuera útil en tu idioma, podrías expresar el significado claramente. Traducción alternativa: "sus enemigos no escaparán de su castigo".</w:t>
+      </w:r>
+    </w:p>
+    <w:p>
+      <w:pPr/>
+      <w:r>
+        <w:rPr>
+          <w:lang w:val="es_ES" w:bidi="es_ES"/>
+        </w:rPr>
+      </w:r>
+      <w:r>
+        <w:rPr>
+          <w:lang w:val="es_ES" w:bidi="es_ES"/>
+        </w:rPr>
+        <w:t xml:space="preserve">Ver: </w:t>
+      </w:r>
+      <w:r>
+        <w:rPr>
+          <w:lang w:val="es_ES" w:bidi="es_ES"/>
+        </w:rPr>
+        <w:t>Personificación</w:t>
+      </w:r>
+      <w:r>
+        <w:rPr>
+          <w:lang w:val="es_ES" w:bidi="es_ES"/>
+        </w:rPr>
+      </w:r>
+      <w:r>
+        <w:rPr>
+          <w:lang w:val="es_ES" w:bidi="es_ES"/>
+        </w:rPr>
+      </w:r>
+    </w:p>
+    <w:p>
+      <w:pPr/>
+      <w:r>
+        <w:rPr>
+          <w:lang w:val="es_ES" w:bidi="es_ES"/>
+        </w:rPr>
+      </w:r>
+    </w:p>
+    <w:p>
+      <w:pPr>
+        <w:pStyle w:val="Heading2"/>
+      </w:pPr>
+      <w:r>
+        <w:rPr>
+          <w:lang w:val="es_ES" w:bidi="es_ES"/>
+        </w:rPr>
+        <w:t>Nahúm 1:9 (#1)</w:t>
+      </w:r>
+      <w:r>
+        <w:rPr>
+          <w:lang w:val="es_ES" w:bidi="es_ES"/>
+        </w:rPr>
+      </w:r>
+    </w:p>
+    <w:p>
+      <w:pPr/>
+      <w:r>
+        <w:rPr>
+          <w:lang w:val="es_ES" w:bidi="es_ES"/>
+        </w:rPr>
+      </w:r>
+      <w:r>
+        <w:rPr>
+          <w:lang w:val="es_ES" w:bidi="es_ES"/>
+        </w:rPr>
+        <w:t>מַה־תְּחַשְּׁבוּ⁠ן֙ אֶל־יְהוָ֔ה</w:t>
+      </w:r>
+    </w:p>
+    <w:p>
+      <w:pPr/>
+      <w:r>
+        <w:rPr>
+          <w:lang w:val="es_ES" w:bidi="es_ES"/>
+        </w:rPr>
+      </w:r>
+      <w:r>
+        <w:rPr>
+          <w:b/>
+          <w:lang w:val="es_ES" w:bidi="es_ES"/>
+        </w:rPr>
+        <w:t>"¿Qué pensáis contra Jehová?"</w:t>
+      </w:r>
+    </w:p>
+    <w:p>
+      <w:pPr/>
+      <w:r>
+        <w:rPr>
+          <w:lang w:val="es_ES" w:bidi="es_ES"/>
+        </w:rPr>
+      </w:r>
+      <w:r>
+        <w:rPr>
+          <w:lang w:val="es_ES" w:bidi="es_ES"/>
+        </w:rPr>
+        <w:t>Nahúm utiliza la forma de pregunta para comunicar enfáticamente que es inútil conspirar contra Jehová. Si no usarías la forma de pregunta para este propósito en tu idioma, podrías traducirlo como una afirmación o una exclamación. Traducción alternativa: "Lo que sea que estéis conspirando contra Jehová, no tiene importancia".</w:t>
+      </w:r>
+    </w:p>
+    <w:p>
+      <w:pPr/>
+      <w:r>
+        <w:rPr>
+          <w:lang w:val="es_ES" w:bidi="es_ES"/>
+        </w:rPr>
+      </w:r>
+      <w:r>
+        <w:rPr>
+          <w:lang w:val="es_ES" w:bidi="es_ES"/>
+        </w:rPr>
+        <w:t xml:space="preserve">Ver: </w:t>
+      </w:r>
+      <w:r>
+        <w:rPr>
+          <w:lang w:val="es_ES" w:bidi="es_ES"/>
+        </w:rPr>
+        <w:t>Pregunta retórica</w:t>
+      </w:r>
+      <w:r>
+        <w:rPr>
+          <w:lang w:val="es_ES" w:bidi="es_ES"/>
+        </w:rPr>
+      </w:r>
+      <w:r>
+        <w:rPr>
+          <w:lang w:val="es_ES" w:bidi="es_ES"/>
+        </w:rPr>
+      </w:r>
+    </w:p>
+    <w:p>
+      <w:pPr/>
+      <w:r>
+        <w:rPr>
+          <w:lang w:val="es_ES" w:bidi="es_ES"/>
+        </w:rPr>
+      </w:r>
+    </w:p>
+    <w:p>
+      <w:pPr>
+        <w:pStyle w:val="Heading2"/>
+      </w:pPr>
+      <w:r>
+        <w:rPr>
+          <w:lang w:val="es_ES" w:bidi="es_ES"/>
+        </w:rPr>
+        <w:t>Nahúm 1:9 (#2)</w:t>
+      </w:r>
+      <w:r>
+        <w:rPr>
+          <w:lang w:val="es_ES" w:bidi="es_ES"/>
+        </w:rPr>
+      </w:r>
+    </w:p>
+    <w:p>
+      <w:pPr/>
+      <w:r>
+        <w:rPr>
+          <w:lang w:val="es_ES" w:bidi="es_ES"/>
+        </w:rPr>
+      </w:r>
+      <w:r>
+        <w:rPr>
+          <w:lang w:val="es_ES" w:bidi="es_ES"/>
+        </w:rPr>
+        <w:t>תְּחַשְּׁבוּ⁠ן֙</w:t>
       </w:r>
     </w:p>
     <w:p>
@@ -2707,7 +3494,7 @@
           <w:b/>
           <w:lang w:val="es_ES" w:bidi="es_ES"/>
         </w:rPr>
-        <w:t>¿y quién quedará en pié en el furor de su enojo?</w:t>
+        <w:t>¿Qué pensáis contra Jehová?</w:t>
       </w:r>
       <w:r>
         <w:rPr>
@@ -2728,7 +3515,20 @@
         <w:rPr>
           <w:lang w:val="es_ES" w:bidi="es_ES"/>
         </w:rPr>
-        <w:t>El autor utiliza la forma de pregunta para enfatizar que nadie puede resistir cuando Jehová está enojado. Si no utilizarías la forma de pregunta para este propósito en tu idioma, podrías traducirlo como una afirmación o una exclamación. Traducción alternativa: "¡Nadie puede resistir el furor de su enojo!".</w:t>
+        <w:t>El pronombre implícito "vosotros</w:t>
+      </w:r>
+      <w:r>
+        <w:rPr>
+          <w:b/>
+          <w:lang w:val="es_ES" w:bidi="es_ES"/>
+        </w:rPr>
+        <w:t>"</w:t>
+      </w:r>
+      <w:r>
+        <w:rPr>
+          <w:lang w:val="es_ES" w:bidi="es_ES"/>
+        </w:rPr>
+        <w:t xml:space="preserve"> se refiere a los ninivitas. Si esto no está claro para tus lectores, podrías usar el nombre del pueblo aquí. Traducción alternativa: "¿Qué pensáis, ninivitas contra Jehová?".</w:t>
       </w:r>
     </w:p>
     <w:p>
@@ -2748,7 +3548,7 @@
         <w:rPr>
           <w:lang w:val="es_ES" w:bidi="es_ES"/>
         </w:rPr>
-        <w:t>Pregunta Retórica</w:t>
+        <w:t>Pronombres — Cuándo Usarlos</w:t>
       </w:r>
       <w:r>
         <w:rPr>
@@ -2777,55 +3577,82 @@
         <w:rPr>
           <w:lang w:val="es_ES" w:bidi="es_ES"/>
         </w:rPr>
-        <w:t>Nahúm 1:7 (#1)</w:t>
-      </w:r>
-      <w:r>
-        <w:rPr>
-          <w:lang w:val="es_ES" w:bidi="es_ES"/>
-        </w:rPr>
-      </w:r>
-    </w:p>
-    <w:p>
-      <w:pPr/>
-      <w:r>
-        <w:rPr>
-          <w:lang w:val="es_ES" w:bidi="es_ES"/>
-        </w:rPr>
-      </w:r>
-      <w:r>
-        <w:rPr>
-          <w:lang w:val="es_ES" w:bidi="es_ES"/>
-        </w:rPr>
-        <w:t>לְ⁠מָע֖וֹז</w:t>
-      </w:r>
-    </w:p>
-    <w:p>
-      <w:pPr/>
-      <w:r>
-        <w:rPr>
-          <w:lang w:val="es_ES" w:bidi="es_ES"/>
-        </w:rPr>
-      </w:r>
-      <w:r>
-        <w:rPr>
-          <w:b/>
-          <w:lang w:val="es_ES" w:bidi="es_ES"/>
-        </w:rPr>
-        <w:t>"para fortaleza"</w:t>
-      </w:r>
-    </w:p>
-    <w:p>
-      <w:pPr/>
-      <w:r>
-        <w:rPr>
-          <w:lang w:val="es_ES" w:bidi="es_ES"/>
-        </w:rPr>
-      </w:r>
-      <w:r>
-        <w:rPr>
-          <w:lang w:val="es_ES" w:bidi="es_ES"/>
-        </w:rPr>
-        <w:t>El autor omite algunas palabras que en muchos idiomas serían necesarias para completar una oración. Podrías añadir "él es" de una parte anterior de la oración si eso fuera más claro en tu idioma. Traducción alternativa: "porque él es una fortaleza".</w:t>
+        <w:t>Nahúm 1:9 (#3)</w:t>
+      </w:r>
+      <w:r>
+        <w:rPr>
+          <w:lang w:val="es_ES" w:bidi="es_ES"/>
+        </w:rPr>
+      </w:r>
+    </w:p>
+    <w:p>
+      <w:pPr/>
+      <w:r>
+        <w:rPr>
+          <w:lang w:val="es_ES" w:bidi="es_ES"/>
+        </w:rPr>
+      </w:r>
+      <w:r>
+        <w:rPr>
+          <w:lang w:val="es_ES" w:bidi="es_ES"/>
+        </w:rPr>
+        <w:t>תְּחַשְּׁבוּ⁠ן֙</w:t>
+      </w:r>
+    </w:p>
+    <w:p>
+      <w:pPr/>
+      <w:r>
+        <w:rPr>
+          <w:lang w:val="es_ES" w:bidi="es_ES"/>
+        </w:rPr>
+      </w:r>
+      <w:r>
+        <w:rPr>
+          <w:b/>
+          <w:lang w:val="es_ES" w:bidi="es_ES"/>
+        </w:rPr>
+        <w:t>"</w:t>
+      </w:r>
+      <w:r>
+        <w:rPr>
+          <w:b/>
+          <w:lang w:val="es_ES" w:bidi="es_ES"/>
+        </w:rPr>
+        <w:t>¿Qué pensáis contra Jehová?</w:t>
+      </w:r>
+      <w:r>
+        <w:rPr>
+          <w:b/>
+          <w:lang w:val="es_ES" w:bidi="es_ES"/>
+        </w:rPr>
+        <w:t>"</w:t>
+      </w:r>
+    </w:p>
+    <w:p>
+      <w:pPr/>
+      <w:r>
+        <w:rPr>
+          <w:lang w:val="es_ES" w:bidi="es_ES"/>
+        </w:rPr>
+      </w:r>
+      <w:r>
+        <w:rPr>
+          <w:lang w:val="es_ES" w:bidi="es_ES"/>
+        </w:rPr>
+        <w:t>Aquí, el pronombre implícito "vosotros</w:t>
+      </w:r>
+      <w:r>
+        <w:rPr>
+          <w:b/>
+          <w:lang w:val="es_ES" w:bidi="es_ES"/>
+        </w:rPr>
+        <w:t xml:space="preserve">" </w:t>
+      </w:r>
+      <w:r>
+        <w:rPr>
+          <w:lang w:val="es_ES" w:bidi="es_ES"/>
+        </w:rPr>
+        <w:t xml:space="preserve">es plural. Se refiere a los ninivitas, así que utiliza la forma plural en tu traducción si tu idioma hace esa distinción. Esto es importante para idiomas como el ingles donde "tú" y "vosotros" se escribe igual. </w:t>
       </w:r>
     </w:p>
     <w:p>
@@ -2845,7 +3672,7 @@
         <w:rPr>
           <w:lang w:val="es_ES" w:bidi="es_ES"/>
         </w:rPr>
-        <w:t>Elipsis</w:t>
+        <w:t>Formas de 'Tú' — Singular</w:t>
       </w:r>
       <w:r>
         <w:rPr>
@@ -2874,81 +3701,82 @@
         <w:rPr>
           <w:lang w:val="es_ES" w:bidi="es_ES"/>
         </w:rPr>
-        <w:t>Nahúm 1:7 (#2)</w:t>
-      </w:r>
-      <w:r>
-        <w:rPr>
-          <w:lang w:val="es_ES" w:bidi="es_ES"/>
-        </w:rPr>
-      </w:r>
-    </w:p>
-    <w:p>
-      <w:pPr/>
-      <w:r>
-        <w:rPr>
-          <w:lang w:val="es_ES" w:bidi="es_ES"/>
-        </w:rPr>
-      </w:r>
-      <w:r>
-        <w:rPr>
-          <w:lang w:val="es_ES" w:bidi="es_ES"/>
-        </w:rPr>
-        <w:t>בְּ⁠י֣וֹם צָרָ֑ה</w:t>
-      </w:r>
-    </w:p>
-    <w:p>
-      <w:pPr/>
-      <w:r>
-        <w:rPr>
-          <w:lang w:val="es_ES" w:bidi="es_ES"/>
-        </w:rPr>
-      </w:r>
-      <w:r>
-        <w:rPr>
-          <w:b/>
-          <w:lang w:val="es_ES" w:bidi="es_ES"/>
-        </w:rPr>
-        <w:t>"en el día de la angustia"</w:t>
-      </w:r>
-    </w:p>
-    <w:p>
-      <w:pPr/>
-      <w:r>
-        <w:rPr>
-          <w:lang w:val="es_ES" w:bidi="es_ES"/>
-        </w:rPr>
-      </w:r>
-      <w:r>
-        <w:rPr>
-          <w:lang w:val="es_ES" w:bidi="es_ES"/>
-        </w:rPr>
-        <w:t>El autor utiliza la forma posesiva para describir un "</w:t>
-      </w:r>
-      <w:r>
-        <w:rPr>
-          <w:b/>
-          <w:lang w:val="es_ES" w:bidi="es_ES"/>
-        </w:rPr>
-        <w:t>día"</w:t>
-      </w:r>
-      <w:r>
-        <w:rPr>
-          <w:lang w:val="es_ES" w:bidi="es_ES"/>
-        </w:rPr>
-        <w:t xml:space="preserve"> caracterizado por "</w:t>
-      </w:r>
-      <w:r>
-        <w:rPr>
-          <w:b/>
-          <w:lang w:val="es_ES" w:bidi="es_ES"/>
-        </w:rPr>
-        <w:t>angustia"</w:t>
-      </w:r>
-      <w:r>
-        <w:rPr>
-          <w:lang w:val="es_ES" w:bidi="es_ES"/>
-        </w:rPr>
-        <w:t>. Si tu idioma no utilizaría la forma posesiva para esto, podrías expresarlo como un momento en el que ocurren problemas. Traducción alternativa: "en un momento en el que hay problemas".</w:t>
+        <w:t>Nahúm 1:9 (#4)</w:t>
+      </w:r>
+      <w:r>
+        <w:rPr>
+          <w:lang w:val="es_ES" w:bidi="es_ES"/>
+        </w:rPr>
+      </w:r>
+    </w:p>
+    <w:p>
+      <w:pPr/>
+      <w:r>
+        <w:rPr>
+          <w:lang w:val="es_ES" w:bidi="es_ES"/>
+        </w:rPr>
+      </w:r>
+      <w:r>
+        <w:rPr>
+          <w:lang w:val="es_ES" w:bidi="es_ES"/>
+        </w:rPr>
+        <w:t>צָרָֽה</w:t>
+      </w:r>
+    </w:p>
+    <w:p>
+      <w:pPr/>
+      <w:r>
+        <w:rPr>
+          <w:lang w:val="es_ES" w:bidi="es_ES"/>
+        </w:rPr>
+      </w:r>
+      <w:r>
+        <w:rPr>
+          <w:b/>
+          <w:lang w:val="es_ES" w:bidi="es_ES"/>
+        </w:rPr>
+        <w:t>"</w:t>
+      </w:r>
+      <w:r>
+        <w:rPr>
+          <w:b/>
+          <w:lang w:val="es_ES" w:bidi="es_ES"/>
+        </w:rPr>
+        <w:t>tribulación</w:t>
+      </w:r>
+      <w:r>
+        <w:rPr>
+          <w:b/>
+          <w:lang w:val="es_ES" w:bidi="es_ES"/>
+        </w:rPr>
+        <w:t>"</w:t>
+      </w:r>
+    </w:p>
+    <w:p>
+      <w:pPr/>
+      <w:r>
+        <w:rPr>
+          <w:lang w:val="es_ES" w:bidi="es_ES"/>
+        </w:rPr>
+      </w:r>
+      <w:r>
+        <w:rPr>
+          <w:lang w:val="es_ES" w:bidi="es_ES"/>
+        </w:rPr>
+        <w:t>Si tu idioma no utiliza un sustantivo abstracto para la idea de "</w:t>
+      </w:r>
+      <w:r>
+        <w:rPr>
+          <w:b/>
+          <w:lang w:val="es_ES" w:bidi="es_ES"/>
+        </w:rPr>
+        <w:t>tribulación"</w:t>
+      </w:r>
+      <w:r>
+        <w:rPr>
+          <w:lang w:val="es_ES" w:bidi="es_ES"/>
+        </w:rPr>
+        <w:t>, podrías expresar la misma idea de otra manera. Traducción alternativa: "situaciones problemáticas".</w:t>
       </w:r>
     </w:p>
     <w:p>
@@ -2968,7 +3796,7 @@
         <w:rPr>
           <w:lang w:val="es_ES" w:bidi="es_ES"/>
         </w:rPr>
-        <w:t>Posesión</w:t>
+        <w:t>Sustantivos Abstractos</w:t>
       </w:r>
       <w:r>
         <w:rPr>
@@ -2997,55 +3825,68 @@
         <w:rPr>
           <w:lang w:val="es_ES" w:bidi="es_ES"/>
         </w:rPr>
-        <w:t>Nahúm 1:7 (#3)</w:t>
-      </w:r>
-      <w:r>
-        <w:rPr>
-          <w:lang w:val="es_ES" w:bidi="es_ES"/>
-        </w:rPr>
-      </w:r>
-    </w:p>
-    <w:p>
-      <w:pPr/>
-      <w:r>
-        <w:rPr>
-          <w:lang w:val="es_ES" w:bidi="es_ES"/>
-        </w:rPr>
-      </w:r>
-      <w:r>
-        <w:rPr>
-          <w:lang w:val="es_ES" w:bidi="es_ES"/>
-        </w:rPr>
-        <w:t>חֹ֥סֵי בֽ⁠וֹ</w:t>
-      </w:r>
-    </w:p>
-    <w:p>
-      <w:pPr/>
-      <w:r>
-        <w:rPr>
-          <w:lang w:val="es_ES" w:bidi="es_ES"/>
-        </w:rPr>
-      </w:r>
-      <w:r>
-        <w:rPr>
-          <w:b/>
-          <w:lang w:val="es_ES" w:bidi="es_ES"/>
-        </w:rPr>
-        <w:t>"los que en él confían"</w:t>
-      </w:r>
-    </w:p>
-    <w:p>
-      <w:pPr/>
-      <w:r>
-        <w:rPr>
-          <w:lang w:val="es_ES" w:bidi="es_ES"/>
-        </w:rPr>
-      </w:r>
-      <w:r>
-        <w:rPr>
-          <w:lang w:val="es_ES" w:bidi="es_ES"/>
-        </w:rPr>
-        <w:t>Una traducción mas literal dice "los que buscan refugio en él". El autor describe a Jehová como un refugio, es decir, un lugar seguro para esconderse. Si fuera útil en tu idioma, podrías expresar el significado de manera sencilla. Traducción alternativa: "aquellos que buscan su protección".</w:t>
+        <w:t>Nahúm 1:9 (#5)</w:t>
+      </w:r>
+      <w:r>
+        <w:rPr>
+          <w:lang w:val="es_ES" w:bidi="es_ES"/>
+        </w:rPr>
+      </w:r>
+    </w:p>
+    <w:p>
+      <w:pPr/>
+      <w:r>
+        <w:rPr>
+          <w:lang w:val="es_ES" w:bidi="es_ES"/>
+        </w:rPr>
+      </w:r>
+      <w:r>
+        <w:rPr>
+          <w:lang w:val="es_ES" w:bidi="es_ES"/>
+        </w:rPr>
+        <w:t>לֹֽא־תָק֥וּם</w:t>
+      </w:r>
+    </w:p>
+    <w:p>
+      <w:pPr/>
+      <w:r>
+        <w:rPr>
+          <w:lang w:val="es_ES" w:bidi="es_ES"/>
+        </w:rPr>
+      </w:r>
+      <w:r>
+        <w:rPr>
+          <w:b/>
+          <w:lang w:val="es_ES" w:bidi="es_ES"/>
+        </w:rPr>
+        <w:t>"no se levantará"</w:t>
+      </w:r>
+    </w:p>
+    <w:p>
+      <w:pPr/>
+      <w:r>
+        <w:rPr>
+          <w:lang w:val="es_ES" w:bidi="es_ES"/>
+        </w:rPr>
+      </w:r>
+      <w:r>
+        <w:rPr>
+          <w:lang w:val="es_ES" w:bidi="es_ES"/>
+        </w:rPr>
+        <w:t>El autor habla de "</w:t>
+      </w:r>
+      <w:r>
+        <w:rPr>
+          <w:b/>
+          <w:lang w:val="es_ES" w:bidi="es_ES"/>
+        </w:rPr>
+        <w:t>tribulación"</w:t>
+      </w:r>
+      <w:r>
+        <w:rPr>
+          <w:lang w:val="es_ES" w:bidi="es_ES"/>
+        </w:rPr>
+        <w:t xml:space="preserve"> como si fueran una persona que pudiera levantarse. Si fuera útil en tu idioma, podrías expresar el significado claramente. Traducción alternativa: "no sucederá" o "no te sobrevendrá".</w:t>
       </w:r>
     </w:p>
     <w:p>
@@ -3065,7 +3906,7 @@
         <w:rPr>
           <w:lang w:val="es_ES" w:bidi="es_ES"/>
         </w:rPr>
-        <w:t>Metáfora</w:t>
+        <w:t>Personificación</w:t>
       </w:r>
       <w:r>
         <w:rPr>
@@ -3094,41 +3935,386 @@
         <w:rPr>
           <w:lang w:val="es_ES" w:bidi="es_ES"/>
         </w:rPr>
-        <w:t>Nahúm 1:8 (#1)</w:t>
-      </w:r>
-      <w:r>
-        <w:rPr>
-          <w:lang w:val="es_ES" w:bidi="es_ES"/>
-        </w:rPr>
-      </w:r>
-    </w:p>
-    <w:p>
-      <w:pPr/>
-      <w:r>
-        <w:rPr>
-          <w:lang w:val="es_ES" w:bidi="es_ES"/>
-        </w:rPr>
-      </w:r>
-      <w:r>
-        <w:rPr>
-          <w:lang w:val="es_ES" w:bidi="es_ES"/>
-        </w:rPr>
-        <w:t>מְקוֹמָ֑⁠הּ</w:t>
-      </w:r>
-    </w:p>
-    <w:p>
-      <w:pPr/>
-      <w:r>
-        <w:rPr>
-          <w:lang w:val="es_ES" w:bidi="es_ES"/>
-        </w:rPr>
-      </w:r>
-      <w:r>
-        <w:rPr>
-          <w:b/>
-          <w:lang w:val="es_ES" w:bidi="es_ES"/>
-        </w:rPr>
-        <w:t>"de su lugar"</w:t>
+        <w:t>Nahúm 1:10 (#1)</w:t>
+      </w:r>
+      <w:r>
+        <w:rPr>
+          <w:lang w:val="es_ES" w:bidi="es_ES"/>
+        </w:rPr>
+      </w:r>
+    </w:p>
+    <w:p>
+      <w:pPr/>
+      <w:r>
+        <w:rPr>
+          <w:lang w:val="es_ES" w:bidi="es_ES"/>
+        </w:rPr>
+      </w:r>
+      <w:r>
+        <w:rPr>
+          <w:lang w:val="es_ES" w:bidi="es_ES"/>
+        </w:rPr>
+        <w:t>עַד־סִירִ֣ים סְבֻכִ֔ים וּ⁠כְ⁠סָבְאָ֖⁠ם סְבוּאִ֑ים אֻ֨כְּל֔וּ</w:t>
+      </w:r>
+    </w:p>
+    <w:p>
+      <w:pPr/>
+      <w:r>
+        <w:rPr>
+          <w:lang w:val="es_ES" w:bidi="es_ES"/>
+        </w:rPr>
+      </w:r>
+      <w:r>
+        <w:rPr>
+          <w:b/>
+          <w:lang w:val="es_ES" w:bidi="es_ES"/>
+        </w:rPr>
+        <w:t>"</w:t>
+      </w:r>
+      <w:r>
+        <w:rPr>
+          <w:b/>
+          <w:lang w:val="es_ES" w:bidi="es_ES"/>
+        </w:rPr>
+        <w:t>como espinas entretegidas, mientras se embriagarán los borrachos, serán consumidos</w:t>
+      </w:r>
+      <w:r>
+        <w:rPr>
+          <w:b/>
+          <w:lang w:val="es_ES" w:bidi="es_ES"/>
+        </w:rPr>
+        <w:t>"</w:t>
+      </w:r>
+    </w:p>
+    <w:p>
+      <w:pPr/>
+      <w:r>
+        <w:rPr>
+          <w:lang w:val="es_ES" w:bidi="es_ES"/>
+        </w:rPr>
+      </w:r>
+      <w:r>
+        <w:rPr>
+          <w:lang w:val="es_ES" w:bidi="es_ES"/>
+        </w:rPr>
+        <w:t>El autor está diciendo que los ninivitas son como "</w:t>
+      </w:r>
+      <w:r>
+        <w:rPr>
+          <w:b/>
+          <w:lang w:val="es_ES" w:bidi="es_ES"/>
+        </w:rPr>
+        <w:t>espinas entretegidas"</w:t>
+      </w:r>
+      <w:r>
+        <w:rPr>
+          <w:lang w:val="es_ES" w:bidi="es_ES"/>
+        </w:rPr>
+        <w:t xml:space="preserve"> y estopas secas en un fuego, y como la bebida en sus propias manos, porque todas estas cosas se consumen rápidamente. Si fuera útil en tu idioma, podrías decirlo explícitamente. Traducción alternativa: "espinas entretegidas en un fuego y como una bebida en las manos de un ninivita, se consumen rápidamente".</w:t>
+      </w:r>
+    </w:p>
+    <w:p>
+      <w:pPr/>
+      <w:r>
+        <w:rPr>
+          <w:lang w:val="es_ES" w:bidi="es_ES"/>
+        </w:rPr>
+      </w:r>
+      <w:r>
+        <w:rPr>
+          <w:lang w:val="es_ES" w:bidi="es_ES"/>
+        </w:rPr>
+        <w:t xml:space="preserve">Ver: </w:t>
+      </w:r>
+      <w:r>
+        <w:rPr>
+          <w:lang w:val="es_ES" w:bidi="es_ES"/>
+        </w:rPr>
+        <w:t>Símil</w:t>
+      </w:r>
+      <w:r>
+        <w:rPr>
+          <w:lang w:val="es_ES" w:bidi="es_ES"/>
+        </w:rPr>
+      </w:r>
+      <w:r>
+        <w:rPr>
+          <w:lang w:val="es_ES" w:bidi="es_ES"/>
+        </w:rPr>
+      </w:r>
+    </w:p>
+    <w:p>
+      <w:pPr/>
+      <w:r>
+        <w:rPr>
+          <w:lang w:val="es_ES" w:bidi="es_ES"/>
+        </w:rPr>
+      </w:r>
+    </w:p>
+    <w:p>
+      <w:pPr>
+        <w:pStyle w:val="Heading2"/>
+      </w:pPr>
+      <w:r>
+        <w:rPr>
+          <w:lang w:val="es_ES" w:bidi="es_ES"/>
+        </w:rPr>
+        <w:t>Nahúm 1:10 (#2)</w:t>
+      </w:r>
+      <w:r>
+        <w:rPr>
+          <w:lang w:val="es_ES" w:bidi="es_ES"/>
+        </w:rPr>
+      </w:r>
+    </w:p>
+    <w:p>
+      <w:pPr/>
+      <w:r>
+        <w:rPr>
+          <w:lang w:val="es_ES" w:bidi="es_ES"/>
+        </w:rPr>
+      </w:r>
+      <w:r>
+        <w:rPr>
+          <w:lang w:val="es_ES" w:bidi="es_ES"/>
+        </w:rPr>
+        <w:t>וּ⁠כְ⁠סָבְאָ֖⁠ם &amp; אֻ֨כְּל֔וּ</w:t>
+      </w:r>
+    </w:p>
+    <w:p>
+      <w:pPr/>
+      <w:r>
+        <w:rPr>
+          <w:lang w:val="es_ES" w:bidi="es_ES"/>
+        </w:rPr>
+      </w:r>
+      <w:r>
+        <w:rPr>
+          <w:b/>
+          <w:lang w:val="es_ES" w:bidi="es_ES"/>
+        </w:rPr>
+        <w:t>"</w:t>
+      </w:r>
+      <w:r>
+        <w:rPr>
+          <w:b/>
+          <w:lang w:val="es_ES" w:bidi="es_ES"/>
+        </w:rPr>
+        <w:t>mientras se embriagarán los borrachos" - "serán consumidos</w:t>
+      </w:r>
+      <w:r>
+        <w:rPr>
+          <w:b/>
+          <w:lang w:val="es_ES" w:bidi="es_ES"/>
+        </w:rPr>
+        <w:t>"</w:t>
+      </w:r>
+    </w:p>
+    <w:p>
+      <w:pPr/>
+      <w:r>
+        <w:rPr>
+          <w:lang w:val="es_ES" w:bidi="es_ES"/>
+        </w:rPr>
+      </w:r>
+      <w:r>
+        <w:rPr>
+          <w:lang w:val="es_ES" w:bidi="es_ES"/>
+        </w:rPr>
+        <w:t>El pronombre implícito "</w:t>
+      </w:r>
+      <w:r>
+        <w:rPr>
+          <w:b/>
+          <w:lang w:val="es_ES" w:bidi="es_ES"/>
+        </w:rPr>
+        <w:t>ellos"</w:t>
+      </w:r>
+      <w:r>
+        <w:rPr>
+          <w:lang w:val="es_ES" w:bidi="es_ES"/>
+        </w:rPr>
+        <w:t xml:space="preserve"> hace doble referencia a los ninivitas. Si esto no está claro para tus lectores, podrías usar el nombre del pueblo aquí. Traducción alternativa: " mientras se embriagarán los ninivitas... los ninivitas serán consumidos).</w:t>
+      </w:r>
+    </w:p>
+    <w:p>
+      <w:pPr/>
+      <w:r>
+        <w:rPr>
+          <w:lang w:val="es_ES" w:bidi="es_ES"/>
+        </w:rPr>
+      </w:r>
+      <w:r>
+        <w:rPr>
+          <w:lang w:val="es_ES" w:bidi="es_ES"/>
+        </w:rPr>
+        <w:t xml:space="preserve">Ver: </w:t>
+      </w:r>
+      <w:r>
+        <w:rPr>
+          <w:lang w:val="es_ES" w:bidi="es_ES"/>
+        </w:rPr>
+        <w:t>Pronombres — Cuándo Usarlos</w:t>
+      </w:r>
+      <w:r>
+        <w:rPr>
+          <w:lang w:val="es_ES" w:bidi="es_ES"/>
+        </w:rPr>
+      </w:r>
+      <w:r>
+        <w:rPr>
+          <w:lang w:val="es_ES" w:bidi="es_ES"/>
+        </w:rPr>
+      </w:r>
+    </w:p>
+    <w:p>
+      <w:pPr/>
+      <w:r>
+        <w:rPr>
+          <w:lang w:val="es_ES" w:bidi="es_ES"/>
+        </w:rPr>
+      </w:r>
+    </w:p>
+    <w:p>
+      <w:pPr>
+        <w:pStyle w:val="Heading2"/>
+      </w:pPr>
+      <w:r>
+        <w:rPr>
+          <w:lang w:val="es_ES" w:bidi="es_ES"/>
+        </w:rPr>
+        <w:t>Nahúm 1:10 (#3)</w:t>
+      </w:r>
+      <w:r>
+        <w:rPr>
+          <w:lang w:val="es_ES" w:bidi="es_ES"/>
+        </w:rPr>
+      </w:r>
+    </w:p>
+    <w:p>
+      <w:pPr/>
+      <w:r>
+        <w:rPr>
+          <w:lang w:val="es_ES" w:bidi="es_ES"/>
+        </w:rPr>
+      </w:r>
+      <w:r>
+        <w:rPr>
+          <w:lang w:val="es_ES" w:bidi="es_ES"/>
+        </w:rPr>
+        <w:t>אֻ֨כְּל֔וּ</w:t>
+      </w:r>
+    </w:p>
+    <w:p>
+      <w:pPr/>
+      <w:r>
+        <w:rPr>
+          <w:lang w:val="es_ES" w:bidi="es_ES"/>
+        </w:rPr>
+      </w:r>
+      <w:r>
+        <w:rPr>
+          <w:b/>
+          <w:lang w:val="es_ES" w:bidi="es_ES"/>
+        </w:rPr>
+        <w:t>"serán consumidos"</w:t>
+      </w:r>
+    </w:p>
+    <w:p>
+      <w:pPr/>
+      <w:r>
+        <w:rPr>
+          <w:lang w:val="es_ES" w:bidi="es_ES"/>
+        </w:rPr>
+      </w:r>
+      <w:r>
+        <w:rPr>
+          <w:lang w:val="es_ES" w:bidi="es_ES"/>
+        </w:rPr>
+        <w:t>Si tu idioma no utiliza esta forma pasiva, podrías expresar la idea de manera activa o de otra forma que sea natural en tu idioma. Si necesitas indicar quién realizó la acción, el contexto deja claro que fue Dios. Traducción alternativa: "Dios los destruirá".</w:t>
+      </w:r>
+    </w:p>
+    <w:p>
+      <w:pPr/>
+      <w:r>
+        <w:rPr>
+          <w:lang w:val="es_ES" w:bidi="es_ES"/>
+        </w:rPr>
+      </w:r>
+      <w:r>
+        <w:rPr>
+          <w:lang w:val="es_ES" w:bidi="es_ES"/>
+        </w:rPr>
+        <w:t xml:space="preserve">Ver: </w:t>
+      </w:r>
+      <w:r>
+        <w:rPr>
+          <w:lang w:val="es_ES" w:bidi="es_ES"/>
+        </w:rPr>
+        <w:t>Activo o Pasivo</w:t>
+      </w:r>
+      <w:r>
+        <w:rPr>
+          <w:lang w:val="es_ES" w:bidi="es_ES"/>
+        </w:rPr>
+      </w:r>
+      <w:r>
+        <w:rPr>
+          <w:lang w:val="es_ES" w:bidi="es_ES"/>
+        </w:rPr>
+      </w:r>
+    </w:p>
+    <w:p>
+      <w:pPr/>
+      <w:r>
+        <w:rPr>
+          <w:lang w:val="es_ES" w:bidi="es_ES"/>
+        </w:rPr>
+      </w:r>
+    </w:p>
+    <w:p>
+      <w:pPr>
+        <w:pStyle w:val="Heading2"/>
+      </w:pPr>
+      <w:r>
+        <w:rPr>
+          <w:lang w:val="es_ES" w:bidi="es_ES"/>
+        </w:rPr>
+        <w:t>Nahúm 1:11 (#1)</w:t>
+      </w:r>
+      <w:r>
+        <w:rPr>
+          <w:lang w:val="es_ES" w:bidi="es_ES"/>
+        </w:rPr>
+      </w:r>
+    </w:p>
+    <w:p>
+      <w:pPr/>
+      <w:r>
+        <w:rPr>
+          <w:lang w:val="es_ES" w:bidi="es_ES"/>
+        </w:rPr>
+      </w:r>
+      <w:r>
+        <w:rPr>
+          <w:lang w:val="es_ES" w:bidi="es_ES"/>
+        </w:rPr>
+        <w:t>מִמֵּ֣⁠ךְ</w:t>
+      </w:r>
+    </w:p>
+    <w:p>
+      <w:pPr/>
+      <w:r>
+        <w:rPr>
+          <w:lang w:val="es_ES" w:bidi="es_ES"/>
+        </w:rPr>
+      </w:r>
+      <w:r>
+        <w:rPr>
+          <w:b/>
+          <w:lang w:val="es_ES" w:bidi="es_ES"/>
+        </w:rPr>
+        <w:t>"De ti"</w:t>
       </w:r>
     </w:p>
     <w:p>
@@ -3149,13 +4335,13 @@
           <w:b/>
           <w:lang w:val="es_ES" w:bidi="es_ES"/>
         </w:rPr>
-        <w:t>su"</w:t>
-      </w:r>
-      <w:r>
-        <w:rPr>
-          <w:lang w:val="es_ES" w:bidi="es_ES"/>
-        </w:rPr>
-        <w:t xml:space="preserve"> se refiere a Nínive. Si esto no es claro para tus lectores, podrías usar el nombre de la ciudad aquí. Traducción alternativa: "al lugar de Nínive".</w:t>
+        <w:t>ti"</w:t>
+      </w:r>
+      <w:r>
+        <w:rPr>
+          <w:lang w:val="es_ES" w:bidi="es_ES"/>
+        </w:rPr>
+        <w:t xml:space="preserve"> se refiere a Nínive. Si esto no está claro para tus lectores, podrías agregar el nombre de la ciudad aquí. Traducción alternativa: "De ti, Nínive".</w:t>
       </w:r>
     </w:p>
     <w:p>
@@ -3204,41 +4390,41 @@
         <w:rPr>
           <w:lang w:val="es_ES" w:bidi="es_ES"/>
         </w:rPr>
-        <w:t>Nahúm 1:8 (#2)</w:t>
-      </w:r>
-      <w:r>
-        <w:rPr>
-          <w:lang w:val="es_ES" w:bidi="es_ES"/>
-        </w:rPr>
-      </w:r>
-    </w:p>
-    <w:p>
-      <w:pPr/>
-      <w:r>
-        <w:rPr>
-          <w:lang w:val="es_ES" w:bidi="es_ES"/>
-        </w:rPr>
-      </w:r>
-      <w:r>
-        <w:rPr>
-          <w:lang w:val="es_ES" w:bidi="es_ES"/>
-        </w:rPr>
-        <w:t>וְ⁠אֹיְבָ֖י⁠ו יְרַדֶּף־חֹֽשֶׁךְ</w:t>
-      </w:r>
-    </w:p>
-    <w:p>
-      <w:pPr/>
-      <w:r>
-        <w:rPr>
-          <w:lang w:val="es_ES" w:bidi="es_ES"/>
-        </w:rPr>
-      </w:r>
-      <w:r>
-        <w:rPr>
-          <w:b/>
-          <w:lang w:val="es_ES" w:bidi="es_ES"/>
-        </w:rPr>
-        <w:t>"y tinieblas perseguirán a sus enemigos"</w:t>
+        <w:t>Nahúm 1:11 (#2)</w:t>
+      </w:r>
+      <w:r>
+        <w:rPr>
+          <w:lang w:val="es_ES" w:bidi="es_ES"/>
+        </w:rPr>
+      </w:r>
+    </w:p>
+    <w:p>
+      <w:pPr/>
+      <w:r>
+        <w:rPr>
+          <w:lang w:val="es_ES" w:bidi="es_ES"/>
+        </w:rPr>
+      </w:r>
+      <w:r>
+        <w:rPr>
+          <w:lang w:val="es_ES" w:bidi="es_ES"/>
+        </w:rPr>
+        <w:t>מִמֵּ֣⁠ךְ</w:t>
+      </w:r>
+    </w:p>
+    <w:p>
+      <w:pPr/>
+      <w:r>
+        <w:rPr>
+          <w:lang w:val="es_ES" w:bidi="es_ES"/>
+        </w:rPr>
+      </w:r>
+      <w:r>
+        <w:rPr>
+          <w:b/>
+          <w:lang w:val="es_ES" w:bidi="es_ES"/>
+        </w:rPr>
+        <w:t>"De ti"</w:t>
       </w:r>
     </w:p>
     <w:p>
@@ -3259,13 +4445,13 @@
           <w:b/>
           <w:lang w:val="es_ES" w:bidi="es_ES"/>
         </w:rPr>
-        <w:t>tinieblas"</w:t>
-      </w:r>
-      <w:r>
-        <w:rPr>
-          <w:lang w:val="es_ES" w:bidi="es_ES"/>
-        </w:rPr>
-        <w:t xml:space="preserve"> representa todo tipo de cosas malas, y Nahúm la describe como si fuera una persona persiguiendo a sus enemigos. Esto significa que Jehová no permitirá que sus enemigos escapen de su castigo. Si fuera útil en tu idioma, podrías expresar el significado claramente. Traducción alternativa: "sus enemigos no escaparán de su castigo".</w:t>
+        <w:t>ti"</w:t>
+      </w:r>
+      <w:r>
+        <w:rPr>
+          <w:lang w:val="es_ES" w:bidi="es_ES"/>
+        </w:rPr>
+        <w:t xml:space="preserve"> es singular. Se refiere a Nínive, así que utiliza la forma singular en tu traducción si tu idioma hace esa distinción.</w:t>
       </w:r>
     </w:p>
     <w:p>
@@ -3285,7 +4471,7 @@
         <w:rPr>
           <w:lang w:val="es_ES" w:bidi="es_ES"/>
         </w:rPr>
-        <w:t>Personificación</w:t>
+        <w:t>Formas de 'Tú' — Singular</w:t>
       </w:r>
       <w:r>
         <w:rPr>
@@ -3314,55 +4500,55 @@
         <w:rPr>
           <w:lang w:val="es_ES" w:bidi="es_ES"/>
         </w:rPr>
-        <w:t>Nahúm 1:9 (#1)</w:t>
-      </w:r>
-      <w:r>
-        <w:rPr>
-          <w:lang w:val="es_ES" w:bidi="es_ES"/>
-        </w:rPr>
-      </w:r>
-    </w:p>
-    <w:p>
-      <w:pPr/>
-      <w:r>
-        <w:rPr>
-          <w:lang w:val="es_ES" w:bidi="es_ES"/>
-        </w:rPr>
-      </w:r>
-      <w:r>
-        <w:rPr>
-          <w:lang w:val="es_ES" w:bidi="es_ES"/>
-        </w:rPr>
-        <w:t>מַה־תְּחַשְּׁבוּ⁠ן֙ אֶל־יְהוָ֔ה</w:t>
-      </w:r>
-    </w:p>
-    <w:p>
-      <w:pPr/>
-      <w:r>
-        <w:rPr>
-          <w:lang w:val="es_ES" w:bidi="es_ES"/>
-        </w:rPr>
-      </w:r>
-      <w:r>
-        <w:rPr>
-          <w:b/>
-          <w:lang w:val="es_ES" w:bidi="es_ES"/>
-        </w:rPr>
-        <w:t>"¿Qué pensáis contra Jehová?"</w:t>
-      </w:r>
-    </w:p>
-    <w:p>
-      <w:pPr/>
-      <w:r>
-        <w:rPr>
-          <w:lang w:val="es_ES" w:bidi="es_ES"/>
-        </w:rPr>
-      </w:r>
-      <w:r>
-        <w:rPr>
-          <w:lang w:val="es_ES" w:bidi="es_ES"/>
-        </w:rPr>
-        <w:t>Nahúm utiliza la forma de pregunta para comunicar enfáticamente que es inútil conspirar contra Jehová. Si no usarías la forma de pregunta para este propósito en tu idioma, podrías traducirlo como una afirmación o una exclamación. Traducción alternativa: "Lo que sea que estéis conspirando contra Jehová, no tiene importancia".</w:t>
+        <w:t>Nahúm 1:11 (#3)</w:t>
+      </w:r>
+      <w:r>
+        <w:rPr>
+          <w:lang w:val="es_ES" w:bidi="es_ES"/>
+        </w:rPr>
+      </w:r>
+    </w:p>
+    <w:p>
+      <w:pPr/>
+      <w:r>
+        <w:rPr>
+          <w:lang w:val="es_ES" w:bidi="es_ES"/>
+        </w:rPr>
+      </w:r>
+      <w:r>
+        <w:rPr>
+          <w:lang w:val="es_ES" w:bidi="es_ES"/>
+        </w:rPr>
+        <w:t>מִמֵּ֣⁠ךְ יָצָ֔א</w:t>
+      </w:r>
+    </w:p>
+    <w:p>
+      <w:pPr/>
+      <w:r>
+        <w:rPr>
+          <w:lang w:val="es_ES" w:bidi="es_ES"/>
+        </w:rPr>
+      </w:r>
+      <w:r>
+        <w:rPr>
+          <w:b/>
+          <w:lang w:val="es_ES" w:bidi="es_ES"/>
+        </w:rPr>
+        <w:t>"De ti salió"</w:t>
+      </w:r>
+    </w:p>
+    <w:p>
+      <w:pPr/>
+      <w:r>
+        <w:rPr>
+          <w:lang w:val="es_ES" w:bidi="es_ES"/>
+        </w:rPr>
+      </w:r>
+      <w:r>
+        <w:rPr>
+          <w:lang w:val="es_ES" w:bidi="es_ES"/>
+        </w:rPr>
+        <w:t>Nahúm ha estado refiriéndose a Nínive en tercera persona, pero ahora se dirige a la ciudad directamente en segunda persona. Lo hace a pesar de saber que la gente de Nínive no puede oírlo, con el fin de expresar su profecía contra el pueblo de Nínive de manera más poderosa a su audiencia, el pueblo de Judá. Si fuera útil en tu idioma, podrías expresar la transición aquí de manera más clara o agregar el nombre de la ciudad. Traducción alternativa: "Esto es lo que digo a Nínive: De ti salió" o "De ti, Nínive, salió".</w:t>
       </w:r>
     </w:p>
     <w:p>
@@ -3382,7 +4568,7 @@
         <w:rPr>
           <w:lang w:val="es_ES" w:bidi="es_ES"/>
         </w:rPr>
-        <w:t>Pregunta retórica</w:t>
+        <w:t>Apóstrofo</w:t>
       </w:r>
       <w:r>
         <w:rPr>
@@ -3411,26 +4597,26 @@
         <w:rPr>
           <w:lang w:val="es_ES" w:bidi="es_ES"/>
         </w:rPr>
-        <w:t>Nahúm 1:9 (#2)</w:t>
-      </w:r>
-      <w:r>
-        <w:rPr>
-          <w:lang w:val="es_ES" w:bidi="es_ES"/>
-        </w:rPr>
-      </w:r>
-    </w:p>
-    <w:p>
-      <w:pPr/>
-      <w:r>
-        <w:rPr>
-          <w:lang w:val="es_ES" w:bidi="es_ES"/>
-        </w:rPr>
-      </w:r>
-      <w:r>
-        <w:rPr>
-          <w:lang w:val="es_ES" w:bidi="es_ES"/>
-        </w:rPr>
-        <w:t>תְּחַשְּׁבוּ⁠ן֙</w:t>
+        <w:t>Nahúm 1:11 (#4)</w:t>
+      </w:r>
+      <w:r>
+        <w:rPr>
+          <w:lang w:val="es_ES" w:bidi="es_ES"/>
+        </w:rPr>
+      </w:r>
+    </w:p>
+    <w:p>
+      <w:pPr/>
+      <w:r>
+        <w:rPr>
+          <w:lang w:val="es_ES" w:bidi="es_ES"/>
+        </w:rPr>
+      </w:r>
+      <w:r>
+        <w:rPr>
+          <w:lang w:val="es_ES" w:bidi="es_ES"/>
+        </w:rPr>
+        <w:t>חֹשֵׁ֥ב &amp; רָעָ֑ה יֹעֵ֖ץ בְּלִיָּֽעַל</w:t>
       </w:r>
     </w:p>
     <w:p>
@@ -3452,7 +4638,7 @@
           <w:b/>
           <w:lang w:val="es_ES" w:bidi="es_ES"/>
         </w:rPr>
-        <w:t>¿Qué pensáis contra Jehová?</w:t>
+        <w:t>el que pensó mal contra Jehová</w:t>
       </w:r>
       <w:r>
         <w:rPr>
@@ -3461,19 +4647,11 @@
         </w:rPr>
         <w:t>"</w:t>
       </w:r>
-    </w:p>
-    <w:p>
-      <w:pPr/>
-      <w:r>
-        <w:rPr>
-          <w:lang w:val="es_ES" w:bidi="es_ES"/>
-        </w:rPr>
-      </w:r>
-      <w:r>
-        <w:rPr>
-          <w:lang w:val="es_ES" w:bidi="es_ES"/>
-        </w:rPr>
-        <w:t>El pronombre implícito "vosotros</w:t>
+      <w:r>
+        <w:rPr>
+          <w:lang w:val="es_ES" w:bidi="es_ES"/>
+        </w:rPr>
+        <w:t xml:space="preserve"> - </w:t>
       </w:r>
       <w:r>
         <w:rPr>
@@ -3484,9 +4662,31 @@
       </w:r>
       <w:r>
         <w:rPr>
-          <w:lang w:val="es_ES" w:bidi="es_ES"/>
-        </w:rPr>
-        <w:t xml:space="preserve"> se refiere a los ninivitas. Si esto no está claro para tus lectores, podrías usar el nombre del pueblo aquí. Traducción alternativa: "¿Qué pensáis, ninivitas contra Jehová?".</w:t>
+          <w:b/>
+          <w:lang w:val="es_ES" w:bidi="es_ES"/>
+        </w:rPr>
+        <w:t>un consultor impío</w:t>
+      </w:r>
+      <w:r>
+        <w:rPr>
+          <w:b/>
+          <w:lang w:val="es_ES" w:bidi="es_ES"/>
+        </w:rPr>
+        <w:t>"</w:t>
+      </w:r>
+    </w:p>
+    <w:p>
+      <w:pPr/>
+      <w:r>
+        <w:rPr>
+          <w:lang w:val="es_ES" w:bidi="es_ES"/>
+        </w:rPr>
+      </w:r>
+      <w:r>
+        <w:rPr>
+          <w:lang w:val="es_ES" w:bidi="es_ES"/>
+        </w:rPr>
+        <w:t>Estas dos oraciones esencialmente significan lo mismo. La segunda oración refuerza el significado de la primera al repetir la misma idea con diferentes palabras. Si fuera útil para tus lectores, podrías combinar las oraciones o conectarlas con una palabra que indique que la segunda oración está repitiendo la primera, y no añadiendo algo nuevo. Traducción alternativa: "el que pensó mal contra Jehová... en efecto un consultor impío".</w:t>
       </w:r>
     </w:p>
     <w:p>
@@ -3506,6 +4706,254 @@
         <w:rPr>
           <w:lang w:val="es_ES" w:bidi="es_ES"/>
         </w:rPr>
+        <w:t>Paralelismo</w:t>
+      </w:r>
+      <w:r>
+        <w:rPr>
+          <w:lang w:val="es_ES" w:bidi="es_ES"/>
+        </w:rPr>
+      </w:r>
+      <w:r>
+        <w:rPr>
+          <w:lang w:val="es_ES" w:bidi="es_ES"/>
+        </w:rPr>
+      </w:r>
+    </w:p>
+    <w:p>
+      <w:pPr/>
+      <w:r>
+        <w:rPr>
+          <w:lang w:val="es_ES" w:bidi="es_ES"/>
+        </w:rPr>
+      </w:r>
+    </w:p>
+    <w:p>
+      <w:pPr>
+        <w:pStyle w:val="Heading2"/>
+      </w:pPr>
+      <w:r>
+        <w:rPr>
+          <w:lang w:val="es_ES" w:bidi="es_ES"/>
+        </w:rPr>
+        <w:t>Nahúm 1:11 (#5)</w:t>
+      </w:r>
+      <w:r>
+        <w:rPr>
+          <w:lang w:val="es_ES" w:bidi="es_ES"/>
+        </w:rPr>
+      </w:r>
+    </w:p>
+    <w:p>
+      <w:pPr/>
+      <w:r>
+        <w:rPr>
+          <w:lang w:val="es_ES" w:bidi="es_ES"/>
+        </w:rPr>
+      </w:r>
+      <w:r>
+        <w:rPr>
+          <w:lang w:val="es_ES" w:bidi="es_ES"/>
+        </w:rPr>
+        <w:t>חֹשֵׁ֥ב &amp; רָעָ֑ה יֹעֵ֖ץ בְּלִיָּֽעַל</w:t>
+      </w:r>
+    </w:p>
+    <w:p>
+      <w:pPr/>
+      <w:r>
+        <w:rPr>
+          <w:lang w:val="es_ES" w:bidi="es_ES"/>
+        </w:rPr>
+      </w:r>
+      <w:r>
+        <w:rPr>
+          <w:b/>
+          <w:lang w:val="es_ES" w:bidi="es_ES"/>
+        </w:rPr>
+        <w:t>"</w:t>
+      </w:r>
+      <w:r>
+        <w:rPr>
+          <w:b/>
+          <w:lang w:val="es_ES" w:bidi="es_ES"/>
+        </w:rPr>
+        <w:t>el que pensó mal</w:t>
+      </w:r>
+      <w:r>
+        <w:rPr>
+          <w:b/>
+          <w:lang w:val="es_ES" w:bidi="es_ES"/>
+        </w:rPr>
+        <w:t>"</w:t>
+      </w:r>
+    </w:p>
+    <w:p>
+      <w:pPr/>
+      <w:r>
+        <w:rPr>
+          <w:lang w:val="es_ES" w:bidi="es_ES"/>
+        </w:rPr>
+      </w:r>
+      <w:r>
+        <w:rPr>
+          <w:lang w:val="es_ES" w:bidi="es_ES"/>
+        </w:rPr>
+        <w:t>Si tu idioma no utiliza sustantivos abstractos para la idea de "</w:t>
+      </w:r>
+      <w:r>
+        <w:rPr>
+          <w:b/>
+          <w:lang w:val="es_ES" w:bidi="es_ES"/>
+        </w:rPr>
+        <w:t>mal"</w:t>
+      </w:r>
+      <w:r>
+        <w:rPr>
+          <w:lang w:val="es_ES" w:bidi="es_ES"/>
+        </w:rPr>
+        <w:t>, podrías expresar la misma idea de otra manera. Traducción alternativa: "un conspirador malvado".</w:t>
+      </w:r>
+    </w:p>
+    <w:p>
+      <w:pPr/>
+      <w:r>
+        <w:rPr>
+          <w:lang w:val="es_ES" w:bidi="es_ES"/>
+        </w:rPr>
+      </w:r>
+      <w:r>
+        <w:rPr>
+          <w:lang w:val="es_ES" w:bidi="es_ES"/>
+        </w:rPr>
+        <w:t xml:space="preserve">Ver: </w:t>
+      </w:r>
+      <w:r>
+        <w:rPr>
+          <w:lang w:val="es_ES" w:bidi="es_ES"/>
+        </w:rPr>
+        <w:t>Sustantivos abstractos</w:t>
+      </w:r>
+      <w:r>
+        <w:rPr>
+          <w:lang w:val="es_ES" w:bidi="es_ES"/>
+        </w:rPr>
+      </w:r>
+      <w:r>
+        <w:rPr>
+          <w:lang w:val="es_ES" w:bidi="es_ES"/>
+        </w:rPr>
+      </w:r>
+    </w:p>
+    <w:p>
+      <w:pPr/>
+      <w:r>
+        <w:rPr>
+          <w:lang w:val="es_ES" w:bidi="es_ES"/>
+        </w:rPr>
+      </w:r>
+    </w:p>
+    <w:p>
+      <w:pPr>
+        <w:pStyle w:val="Heading2"/>
+      </w:pPr>
+      <w:r>
+        <w:rPr>
+          <w:lang w:val="es_ES" w:bidi="es_ES"/>
+        </w:rPr>
+        <w:t>Nahúm 1:12 (#1)</w:t>
+      </w:r>
+      <w:r>
+        <w:rPr>
+          <w:lang w:val="es_ES" w:bidi="es_ES"/>
+        </w:rPr>
+      </w:r>
+    </w:p>
+    <w:p>
+      <w:pPr/>
+      <w:r>
+        <w:rPr>
+          <w:lang w:val="es_ES" w:bidi="es_ES"/>
+        </w:rPr>
+      </w:r>
+      <w:r>
+        <w:rPr>
+          <w:lang w:val="es_ES" w:bidi="es_ES"/>
+        </w:rPr>
+        <w:t>שְׁלֵמִים֙</w:t>
+      </w:r>
+    </w:p>
+    <w:p>
+      <w:pPr/>
+      <w:r>
+        <w:rPr>
+          <w:lang w:val="es_ES" w:bidi="es_ES"/>
+        </w:rPr>
+      </w:r>
+      <w:r>
+        <w:rPr>
+          <w:b/>
+          <w:lang w:val="es_ES" w:bidi="es_ES"/>
+        </w:rPr>
+        <w:t>"</w:t>
+      </w:r>
+      <w:r>
+        <w:rPr>
+          <w:b/>
+          <w:lang w:val="es_ES" w:bidi="es_ES"/>
+        </w:rPr>
+        <w:t>Aunque reposo tengan</w:t>
+      </w:r>
+      <w:r>
+        <w:rPr>
+          <w:b/>
+          <w:lang w:val="es_ES" w:bidi="es_ES"/>
+        </w:rPr>
+        <w:t>"</w:t>
+      </w:r>
+    </w:p>
+    <w:p>
+      <w:pPr/>
+      <w:r>
+        <w:rPr>
+          <w:lang w:val="es_ES" w:bidi="es_ES"/>
+        </w:rPr>
+      </w:r>
+      <w:r>
+        <w:rPr>
+          <w:lang w:val="es_ES" w:bidi="es_ES"/>
+        </w:rPr>
+        <w:t>El pronombre implícito "</w:t>
+      </w:r>
+      <w:r>
+        <w:rPr>
+          <w:b/>
+          <w:lang w:val="es_ES" w:bidi="es_ES"/>
+        </w:rPr>
+        <w:t>ellos"</w:t>
+      </w:r>
+      <w:r>
+        <w:rPr>
+          <w:lang w:val="es_ES" w:bidi="es_ES"/>
+        </w:rPr>
+        <w:t xml:space="preserve"> se refiere a los Ninivitas. Si esto no está claro para tus lectores, podrías usar el nombre del pueblo aquí. Traducción alternativa: "Aunque reposo tengan los ninivitas".</w:t>
+      </w:r>
+    </w:p>
+    <w:p>
+      <w:pPr/>
+      <w:r>
+        <w:rPr>
+          <w:lang w:val="es_ES" w:bidi="es_ES"/>
+        </w:rPr>
+      </w:r>
+      <w:r>
+        <w:rPr>
+          <w:lang w:val="es_ES" w:bidi="es_ES"/>
+        </w:rPr>
+        <w:t xml:space="preserve">Ver: </w:t>
+      </w:r>
+      <w:r>
+        <w:rPr>
+          <w:lang w:val="es_ES" w:bidi="es_ES"/>
+        </w:rPr>
         <w:t>Pronombres — Cuándo Usarlos</w:t>
       </w:r>
       <w:r>
@@ -3535,26 +4983,26 @@
         <w:rPr>
           <w:lang w:val="es_ES" w:bidi="es_ES"/>
         </w:rPr>
-        <w:t>Nahúm 1:9 (#3)</w:t>
-      </w:r>
-      <w:r>
-        <w:rPr>
-          <w:lang w:val="es_ES" w:bidi="es_ES"/>
-        </w:rPr>
-      </w:r>
-    </w:p>
-    <w:p>
-      <w:pPr/>
-      <w:r>
-        <w:rPr>
-          <w:lang w:val="es_ES" w:bidi="es_ES"/>
-        </w:rPr>
-      </w:r>
-      <w:r>
-        <w:rPr>
-          <w:lang w:val="es_ES" w:bidi="es_ES"/>
-        </w:rPr>
-        <w:t>תְּחַשְּׁבוּ⁠ן֙</w:t>
+        <w:t>Nahúm 1:12 (#2)</w:t>
+      </w:r>
+      <w:r>
+        <w:rPr>
+          <w:lang w:val="es_ES" w:bidi="es_ES"/>
+        </w:rPr>
+      </w:r>
+    </w:p>
+    <w:p>
+      <w:pPr/>
+      <w:r>
+        <w:rPr>
+          <w:lang w:val="es_ES" w:bidi="es_ES"/>
+        </w:rPr>
+      </w:r>
+      <w:r>
+        <w:rPr>
+          <w:lang w:val="es_ES" w:bidi="es_ES"/>
+        </w:rPr>
+        <w:t>שְׁלֵמִים֙</w:t>
       </w:r>
     </w:p>
     <w:p>
@@ -3576,7 +5024,7 @@
           <w:b/>
           <w:lang w:val="es_ES" w:bidi="es_ES"/>
         </w:rPr>
-        <w:t>¿Qué pensáis contra Jehová?</w:t>
+        <w:t>Aunque reposo tengan</w:t>
       </w:r>
       <w:r>
         <w:rPr>
@@ -3597,20 +5045,7 @@
         <w:rPr>
           <w:lang w:val="es_ES" w:bidi="es_ES"/>
         </w:rPr>
-        <w:t>Aquí, el pronombre implícito "vosotros</w:t>
-      </w:r>
-      <w:r>
-        <w:rPr>
-          <w:b/>
-          <w:lang w:val="es_ES" w:bidi="es_ES"/>
-        </w:rPr>
-        <w:t xml:space="preserve">" </w:t>
-      </w:r>
-      <w:r>
-        <w:rPr>
-          <w:lang w:val="es_ES" w:bidi="es_ES"/>
-        </w:rPr>
-        <w:t xml:space="preserve">es plural. Se refiere a los ninivitas, así que utiliza la forma plural en tu traducción si tu idioma hace esa distinción. Esto es importante para idiomas como el ingles donde "tú" y "vosotros" se escribe igual. </w:t>
+        <w:t>La implicación es que tienen mucha fuerza porque reposaron. Podrías incluir esta información si fuera útil para tus lectores. Traducción alternativa: "están llenos de fuerza".</w:t>
       </w:r>
     </w:p>
     <w:p>
@@ -3630,7 +5065,7 @@
         <w:rPr>
           <w:lang w:val="es_ES" w:bidi="es_ES"/>
         </w:rPr>
-        <w:t>Formas de 'Tú' — Singular</w:t>
+        <w:t>Conocimiento Asumido e Información Implícita</w:t>
       </w:r>
       <w:r>
         <w:rPr>
@@ -3659,1363 +5094,26 @@
         <w:rPr>
           <w:lang w:val="es_ES" w:bidi="es_ES"/>
         </w:rPr>
-        <w:t>Nahúm 1:9 (#4)</w:t>
-      </w:r>
-      <w:r>
-        <w:rPr>
-          <w:lang w:val="es_ES" w:bidi="es_ES"/>
-        </w:rPr>
-      </w:r>
-    </w:p>
-    <w:p>
-      <w:pPr/>
-      <w:r>
-        <w:rPr>
-          <w:lang w:val="es_ES" w:bidi="es_ES"/>
-        </w:rPr>
-      </w:r>
-      <w:r>
-        <w:rPr>
-          <w:lang w:val="es_ES" w:bidi="es_ES"/>
-        </w:rPr>
-        <w:t>צָרָֽה</w:t>
-      </w:r>
-    </w:p>
-    <w:p>
-      <w:pPr/>
-      <w:r>
-        <w:rPr>
-          <w:lang w:val="es_ES" w:bidi="es_ES"/>
-        </w:rPr>
-      </w:r>
-      <w:r>
-        <w:rPr>
-          <w:b/>
-          <w:lang w:val="es_ES" w:bidi="es_ES"/>
-        </w:rPr>
-        <w:t>"</w:t>
-      </w:r>
-      <w:r>
-        <w:rPr>
-          <w:b/>
-          <w:lang w:val="es_ES" w:bidi="es_ES"/>
-        </w:rPr>
-        <w:t>tribulación</w:t>
-      </w:r>
-      <w:r>
-        <w:rPr>
-          <w:b/>
-          <w:lang w:val="es_ES" w:bidi="es_ES"/>
-        </w:rPr>
-        <w:t>"</w:t>
-      </w:r>
-    </w:p>
-    <w:p>
-      <w:pPr/>
-      <w:r>
-        <w:rPr>
-          <w:lang w:val="es_ES" w:bidi="es_ES"/>
-        </w:rPr>
-      </w:r>
-      <w:r>
-        <w:rPr>
-          <w:lang w:val="es_ES" w:bidi="es_ES"/>
-        </w:rPr>
-        <w:t>Si tu idioma no utiliza un sustantivo abstracto para la idea de "</w:t>
-      </w:r>
-      <w:r>
-        <w:rPr>
-          <w:b/>
-          <w:lang w:val="es_ES" w:bidi="es_ES"/>
-        </w:rPr>
-        <w:t>tribulación"</w:t>
-      </w:r>
-      <w:r>
-        <w:rPr>
-          <w:lang w:val="es_ES" w:bidi="es_ES"/>
-        </w:rPr>
-        <w:t>, podrías expresar la misma idea de otra manera. Traducción alternativa: "situaciones problemáticas".</w:t>
-      </w:r>
-    </w:p>
-    <w:p>
-      <w:pPr/>
-      <w:r>
-        <w:rPr>
-          <w:lang w:val="es_ES" w:bidi="es_ES"/>
-        </w:rPr>
-      </w:r>
-      <w:r>
-        <w:rPr>
-          <w:lang w:val="es_ES" w:bidi="es_ES"/>
-        </w:rPr>
-        <w:t xml:space="preserve">Ver: </w:t>
-      </w:r>
-      <w:r>
-        <w:rPr>
-          <w:lang w:val="es_ES" w:bidi="es_ES"/>
-        </w:rPr>
-        <w:t>Sustantivos Abstractos</w:t>
-      </w:r>
-      <w:r>
-        <w:rPr>
-          <w:lang w:val="es_ES" w:bidi="es_ES"/>
-        </w:rPr>
-      </w:r>
-      <w:r>
-        <w:rPr>
-          <w:lang w:val="es_ES" w:bidi="es_ES"/>
-        </w:rPr>
-      </w:r>
-    </w:p>
-    <w:p>
-      <w:pPr/>
-      <w:r>
-        <w:rPr>
-          <w:lang w:val="es_ES" w:bidi="es_ES"/>
-        </w:rPr>
-      </w:r>
-    </w:p>
-    <w:p>
-      <w:pPr>
-        <w:pStyle w:val="Heading2"/>
-      </w:pPr>
-      <w:r>
-        <w:rPr>
-          <w:lang w:val="es_ES" w:bidi="es_ES"/>
-        </w:rPr>
-        <w:t>Nahúm 1:9 (#5)</w:t>
-      </w:r>
-      <w:r>
-        <w:rPr>
-          <w:lang w:val="es_ES" w:bidi="es_ES"/>
-        </w:rPr>
-      </w:r>
-    </w:p>
-    <w:p>
-      <w:pPr/>
-      <w:r>
-        <w:rPr>
-          <w:lang w:val="es_ES" w:bidi="es_ES"/>
-        </w:rPr>
-      </w:r>
-      <w:r>
-        <w:rPr>
-          <w:lang w:val="es_ES" w:bidi="es_ES"/>
-        </w:rPr>
-        <w:t>לֹֽא־תָק֥וּם</w:t>
-      </w:r>
-    </w:p>
-    <w:p>
-      <w:pPr/>
-      <w:r>
-        <w:rPr>
-          <w:lang w:val="es_ES" w:bidi="es_ES"/>
-        </w:rPr>
-      </w:r>
-      <w:r>
-        <w:rPr>
-          <w:b/>
-          <w:lang w:val="es_ES" w:bidi="es_ES"/>
-        </w:rPr>
-        <w:t>"no se levantará"</w:t>
-      </w:r>
-    </w:p>
-    <w:p>
-      <w:pPr/>
-      <w:r>
-        <w:rPr>
-          <w:lang w:val="es_ES" w:bidi="es_ES"/>
-        </w:rPr>
-      </w:r>
-      <w:r>
-        <w:rPr>
-          <w:lang w:val="es_ES" w:bidi="es_ES"/>
-        </w:rPr>
-        <w:t>El autor habla de "</w:t>
-      </w:r>
-      <w:r>
-        <w:rPr>
-          <w:b/>
-          <w:lang w:val="es_ES" w:bidi="es_ES"/>
-        </w:rPr>
-        <w:t>tribulación"</w:t>
-      </w:r>
-      <w:r>
-        <w:rPr>
-          <w:lang w:val="es_ES" w:bidi="es_ES"/>
-        </w:rPr>
-        <w:t xml:space="preserve"> como si fueran una persona que pudiera levantarse. Si fuera útil en tu idioma, podrías expresar el significado claramente. Traducción alternativa: "no sucederá" o "no te sobrevendrá".</w:t>
-      </w:r>
-    </w:p>
-    <w:p>
-      <w:pPr/>
-      <w:r>
-        <w:rPr>
-          <w:lang w:val="es_ES" w:bidi="es_ES"/>
-        </w:rPr>
-      </w:r>
-      <w:r>
-        <w:rPr>
-          <w:lang w:val="es_ES" w:bidi="es_ES"/>
-        </w:rPr>
-        <w:t xml:space="preserve">Ver: </w:t>
-      </w:r>
-      <w:r>
-        <w:rPr>
-          <w:lang w:val="es_ES" w:bidi="es_ES"/>
-        </w:rPr>
-        <w:t>Personificación</w:t>
-      </w:r>
-      <w:r>
-        <w:rPr>
-          <w:lang w:val="es_ES" w:bidi="es_ES"/>
-        </w:rPr>
-      </w:r>
-      <w:r>
-        <w:rPr>
-          <w:lang w:val="es_ES" w:bidi="es_ES"/>
-        </w:rPr>
-      </w:r>
-    </w:p>
-    <w:p>
-      <w:pPr/>
-      <w:r>
-        <w:rPr>
-          <w:lang w:val="es_ES" w:bidi="es_ES"/>
-        </w:rPr>
-      </w:r>
-    </w:p>
-    <w:p>
-      <w:pPr>
-        <w:pStyle w:val="Heading2"/>
-      </w:pPr>
-      <w:r>
-        <w:rPr>
-          <w:lang w:val="es_ES" w:bidi="es_ES"/>
-        </w:rPr>
-        <w:t>Nahúm 1:10 (#1)</w:t>
-      </w:r>
-      <w:r>
-        <w:rPr>
-          <w:lang w:val="es_ES" w:bidi="es_ES"/>
-        </w:rPr>
-      </w:r>
-    </w:p>
-    <w:p>
-      <w:pPr/>
-      <w:r>
-        <w:rPr>
-          <w:lang w:val="es_ES" w:bidi="es_ES"/>
-        </w:rPr>
-      </w:r>
-      <w:r>
-        <w:rPr>
-          <w:b/>
-          <w:lang w:val="es_ES" w:bidi="es_ES"/>
-        </w:rPr>
-        <w:t>"</w:t>
-      </w:r>
-      <w:r>
-        <w:rPr>
-          <w:b/>
-          <w:lang w:val="es_ES" w:bidi="es_ES"/>
-        </w:rPr>
-        <w:t>como espinas entretegidas, mientras se embriagarán los borrachos, serán consumidos</w:t>
-      </w:r>
-      <w:r>
-        <w:rPr>
-          <w:b/>
-          <w:lang w:val="es_ES" w:bidi="es_ES"/>
-        </w:rPr>
-        <w:t>"</w:t>
-      </w:r>
-    </w:p>
-    <w:p>
-      <w:pPr/>
-      <w:r>
-        <w:rPr>
-          <w:lang w:val="es_ES" w:bidi="es_ES"/>
-        </w:rPr>
-      </w:r>
-      <w:r>
-        <w:rPr>
-          <w:lang w:val="es_ES" w:bidi="es_ES"/>
-        </w:rPr>
-        <w:t>El autor está diciendo que los ninivitas son como "</w:t>
-      </w:r>
-      <w:r>
-        <w:rPr>
-          <w:b/>
-          <w:lang w:val="es_ES" w:bidi="es_ES"/>
-        </w:rPr>
-        <w:t>espinas entretegidas"</w:t>
-      </w:r>
-      <w:r>
-        <w:rPr>
-          <w:lang w:val="es_ES" w:bidi="es_ES"/>
-        </w:rPr>
-        <w:t xml:space="preserve"> y estopas secas en un fuego, y como la bebida en sus propias manos, porque todas estas cosas se consumen rápidamente. Si fuera útil en tu idioma, podrías decirlo explícitamente. Traducción alternativa: "espinas entretegidas en un fuego y como una bebida en las manos de un ninivita, se consumen rápidamente".</w:t>
-      </w:r>
-    </w:p>
-    <w:p>
-      <w:pPr/>
-      <w:r>
-        <w:rPr>
-          <w:lang w:val="es_ES" w:bidi="es_ES"/>
-        </w:rPr>
-      </w:r>
-      <w:r>
-        <w:rPr>
-          <w:lang w:val="es_ES" w:bidi="es_ES"/>
-        </w:rPr>
-        <w:t xml:space="preserve">Ver: </w:t>
-      </w:r>
-      <w:r>
-        <w:rPr>
-          <w:lang w:val="es_ES" w:bidi="es_ES"/>
-        </w:rPr>
-        <w:t>Símil</w:t>
-      </w:r>
-      <w:r>
-        <w:rPr>
-          <w:lang w:val="es_ES" w:bidi="es_ES"/>
-        </w:rPr>
-      </w:r>
-      <w:r>
-        <w:rPr>
-          <w:lang w:val="es_ES" w:bidi="es_ES"/>
-        </w:rPr>
-      </w:r>
-    </w:p>
-    <w:p>
-      <w:pPr/>
-      <w:r>
-        <w:rPr>
-          <w:lang w:val="es_ES" w:bidi="es_ES"/>
-        </w:rPr>
-      </w:r>
-    </w:p>
-    <w:p>
-      <w:pPr>
-        <w:pStyle w:val="Heading2"/>
-      </w:pPr>
-      <w:r>
-        <w:rPr>
-          <w:lang w:val="es_ES" w:bidi="es_ES"/>
-        </w:rPr>
-        <w:t>Nahúm 1:10 (#2)</w:t>
-      </w:r>
-      <w:r>
-        <w:rPr>
-          <w:lang w:val="es_ES" w:bidi="es_ES"/>
-        </w:rPr>
-      </w:r>
-    </w:p>
-    <w:p>
-      <w:pPr/>
-      <w:r>
-        <w:rPr>
-          <w:lang w:val="es_ES" w:bidi="es_ES"/>
-        </w:rPr>
-      </w:r>
-      <w:r>
-        <w:rPr>
-          <w:b/>
-          <w:lang w:val="es_ES" w:bidi="es_ES"/>
-        </w:rPr>
-        <w:t>"</w:t>
-      </w:r>
-      <w:r>
-        <w:rPr>
-          <w:b/>
-          <w:lang w:val="es_ES" w:bidi="es_ES"/>
-        </w:rPr>
-        <w:t>mientras se embriagarán los borrachos" - "serán consumidos</w:t>
-      </w:r>
-      <w:r>
-        <w:rPr>
-          <w:b/>
-          <w:lang w:val="es_ES" w:bidi="es_ES"/>
-        </w:rPr>
-        <w:t>"</w:t>
-      </w:r>
-    </w:p>
-    <w:p>
-      <w:pPr/>
-      <w:r>
-        <w:rPr>
-          <w:lang w:val="es_ES" w:bidi="es_ES"/>
-        </w:rPr>
-      </w:r>
-      <w:r>
-        <w:rPr>
-          <w:lang w:val="es_ES" w:bidi="es_ES"/>
-        </w:rPr>
-        <w:t>El pronombre implícito "</w:t>
-      </w:r>
-      <w:r>
-        <w:rPr>
-          <w:b/>
-          <w:lang w:val="es_ES" w:bidi="es_ES"/>
-        </w:rPr>
-        <w:t>ellos"</w:t>
-      </w:r>
-      <w:r>
-        <w:rPr>
-          <w:lang w:val="es_ES" w:bidi="es_ES"/>
-        </w:rPr>
-        <w:t xml:space="preserve"> hace doble referencia a los ninivitas. Si esto no está claro para tus lectores, podrías usar el nombre del pueblo aquí. Traducción alternativa: " mientras se embriagarán los ninivitas... los ninivitas serán consumidos).</w:t>
-      </w:r>
-    </w:p>
-    <w:p>
-      <w:pPr/>
-      <w:r>
-        <w:rPr>
-          <w:lang w:val="es_ES" w:bidi="es_ES"/>
-        </w:rPr>
-      </w:r>
-      <w:r>
-        <w:rPr>
-          <w:lang w:val="es_ES" w:bidi="es_ES"/>
-        </w:rPr>
-        <w:t xml:space="preserve">Ver: </w:t>
-      </w:r>
-      <w:r>
-        <w:rPr>
-          <w:lang w:val="es_ES" w:bidi="es_ES"/>
-        </w:rPr>
-        <w:t>Pronombres — Cuándo Usarlos</w:t>
-      </w:r>
-      <w:r>
-        <w:rPr>
-          <w:lang w:val="es_ES" w:bidi="es_ES"/>
-        </w:rPr>
-      </w:r>
-      <w:r>
-        <w:rPr>
-          <w:lang w:val="es_ES" w:bidi="es_ES"/>
-        </w:rPr>
-      </w:r>
-    </w:p>
-    <w:p>
-      <w:pPr/>
-      <w:r>
-        <w:rPr>
-          <w:lang w:val="es_ES" w:bidi="es_ES"/>
-        </w:rPr>
-      </w:r>
-    </w:p>
-    <w:p>
-      <w:pPr>
-        <w:pStyle w:val="Heading2"/>
-      </w:pPr>
-      <w:r>
-        <w:rPr>
-          <w:lang w:val="es_ES" w:bidi="es_ES"/>
-        </w:rPr>
-        <w:t>Nahúm 1:10 (#3)</w:t>
-      </w:r>
-      <w:r>
-        <w:rPr>
-          <w:lang w:val="es_ES" w:bidi="es_ES"/>
-        </w:rPr>
-      </w:r>
-    </w:p>
-    <w:p>
-      <w:pPr/>
-      <w:r>
-        <w:rPr>
-          <w:lang w:val="es_ES" w:bidi="es_ES"/>
-        </w:rPr>
-      </w:r>
-      <w:r>
-        <w:rPr>
-          <w:lang w:val="es_ES" w:bidi="es_ES"/>
-        </w:rPr>
-        <w:t>אֻ֨כְּל֔וּ</w:t>
-      </w:r>
-    </w:p>
-    <w:p>
-      <w:pPr/>
-      <w:r>
-        <w:rPr>
-          <w:lang w:val="es_ES" w:bidi="es_ES"/>
-        </w:rPr>
-      </w:r>
-      <w:r>
-        <w:rPr>
-          <w:b/>
-          <w:lang w:val="es_ES" w:bidi="es_ES"/>
-        </w:rPr>
-        <w:t>"serán consumidos"</w:t>
-      </w:r>
-    </w:p>
-    <w:p>
-      <w:pPr/>
-      <w:r>
-        <w:rPr>
-          <w:lang w:val="es_ES" w:bidi="es_ES"/>
-        </w:rPr>
-      </w:r>
-      <w:r>
-        <w:rPr>
-          <w:lang w:val="es_ES" w:bidi="es_ES"/>
-        </w:rPr>
-        <w:t>Si tu idioma no utiliza esta forma pasiva, podrías expresar la idea de manera activa o de otra forma que sea natural en tu idioma. Si necesitas indicar quién realizó la acción, el contexto deja claro que fue Dios. Traducción alternativa: "Dios los destruirá".</w:t>
-      </w:r>
-    </w:p>
-    <w:p>
-      <w:pPr/>
-      <w:r>
-        <w:rPr>
-          <w:lang w:val="es_ES" w:bidi="es_ES"/>
-        </w:rPr>
-      </w:r>
-      <w:r>
-        <w:rPr>
-          <w:lang w:val="es_ES" w:bidi="es_ES"/>
-        </w:rPr>
-        <w:t xml:space="preserve">Ver: </w:t>
-      </w:r>
-      <w:r>
-        <w:rPr>
-          <w:lang w:val="es_ES" w:bidi="es_ES"/>
-        </w:rPr>
-        <w:t>Activo o Pasivo</w:t>
-      </w:r>
-      <w:r>
-        <w:rPr>
-          <w:lang w:val="es_ES" w:bidi="es_ES"/>
-        </w:rPr>
-      </w:r>
-      <w:r>
-        <w:rPr>
-          <w:lang w:val="es_ES" w:bidi="es_ES"/>
-        </w:rPr>
-      </w:r>
-    </w:p>
-    <w:p>
-      <w:pPr/>
-      <w:r>
-        <w:rPr>
-          <w:lang w:val="es_ES" w:bidi="es_ES"/>
-        </w:rPr>
-      </w:r>
-    </w:p>
-    <w:p>
-      <w:pPr>
-        <w:pStyle w:val="Heading2"/>
-      </w:pPr>
-      <w:r>
-        <w:rPr>
-          <w:lang w:val="es_ES" w:bidi="es_ES"/>
-        </w:rPr>
-        <w:t>Nahúm 1:11 (#1)</w:t>
-      </w:r>
-      <w:r>
-        <w:rPr>
-          <w:lang w:val="es_ES" w:bidi="es_ES"/>
-        </w:rPr>
-      </w:r>
-    </w:p>
-    <w:p>
-      <w:pPr/>
-      <w:r>
-        <w:rPr>
-          <w:lang w:val="es_ES" w:bidi="es_ES"/>
-        </w:rPr>
-      </w:r>
-      <w:r>
-        <w:rPr>
-          <w:lang w:val="es_ES" w:bidi="es_ES"/>
-        </w:rPr>
-        <w:t>מִמֵּ֣⁠ךְ</w:t>
-      </w:r>
-    </w:p>
-    <w:p>
-      <w:pPr/>
-      <w:r>
-        <w:rPr>
-          <w:lang w:val="es_ES" w:bidi="es_ES"/>
-        </w:rPr>
-      </w:r>
-      <w:r>
-        <w:rPr>
-          <w:b/>
-          <w:lang w:val="es_ES" w:bidi="es_ES"/>
-        </w:rPr>
-        <w:t>"De ti"</w:t>
-      </w:r>
-    </w:p>
-    <w:p>
-      <w:pPr/>
-      <w:r>
-        <w:rPr>
-          <w:lang w:val="es_ES" w:bidi="es_ES"/>
-        </w:rPr>
-      </w:r>
-      <w:r>
-        <w:rPr>
-          <w:lang w:val="es_ES" w:bidi="es_ES"/>
-        </w:rPr>
-        <w:t>El pronombre "</w:t>
-      </w:r>
-      <w:r>
-        <w:rPr>
-          <w:b/>
-          <w:lang w:val="es_ES" w:bidi="es_ES"/>
-        </w:rPr>
-        <w:t>ti"</w:t>
-      </w:r>
-      <w:r>
-        <w:rPr>
-          <w:lang w:val="es_ES" w:bidi="es_ES"/>
-        </w:rPr>
-        <w:t xml:space="preserve"> se refiere a Nínive. Si esto no está claro para tus lectores, podrías agregar el nombre de la ciudad aquí. Traducción alternativa: "De ti, Nínive".</w:t>
-      </w:r>
-    </w:p>
-    <w:p>
-      <w:pPr/>
-      <w:r>
-        <w:rPr>
-          <w:lang w:val="es_ES" w:bidi="es_ES"/>
-        </w:rPr>
-      </w:r>
-      <w:r>
-        <w:rPr>
-          <w:lang w:val="es_ES" w:bidi="es_ES"/>
-        </w:rPr>
-        <w:t xml:space="preserve">Ver: </w:t>
-      </w:r>
-      <w:r>
-        <w:rPr>
-          <w:lang w:val="es_ES" w:bidi="es_ES"/>
-        </w:rPr>
-        <w:t>Pronombres — Cuándo Usarlos</w:t>
-      </w:r>
-      <w:r>
-        <w:rPr>
-          <w:lang w:val="es_ES" w:bidi="es_ES"/>
-        </w:rPr>
-      </w:r>
-      <w:r>
-        <w:rPr>
-          <w:lang w:val="es_ES" w:bidi="es_ES"/>
-        </w:rPr>
-      </w:r>
-    </w:p>
-    <w:p>
-      <w:pPr/>
-      <w:r>
-        <w:rPr>
-          <w:lang w:val="es_ES" w:bidi="es_ES"/>
-        </w:rPr>
-      </w:r>
-    </w:p>
-    <w:p>
-      <w:pPr>
-        <w:pStyle w:val="Heading2"/>
-      </w:pPr>
-      <w:r>
-        <w:rPr>
-          <w:lang w:val="es_ES" w:bidi="es_ES"/>
-        </w:rPr>
-        <w:t>Nahúm 1:11 (#2)</w:t>
-      </w:r>
-      <w:r>
-        <w:rPr>
-          <w:lang w:val="es_ES" w:bidi="es_ES"/>
-        </w:rPr>
-      </w:r>
-    </w:p>
-    <w:p>
-      <w:pPr/>
-      <w:r>
-        <w:rPr>
-          <w:lang w:val="es_ES" w:bidi="es_ES"/>
-        </w:rPr>
-      </w:r>
-      <w:r>
-        <w:rPr>
-          <w:lang w:val="es_ES" w:bidi="es_ES"/>
-        </w:rPr>
-        <w:t>מִמֵּ֣⁠ךְ</w:t>
-      </w:r>
-    </w:p>
-    <w:p>
-      <w:pPr/>
-      <w:r>
-        <w:rPr>
-          <w:lang w:val="es_ES" w:bidi="es_ES"/>
-        </w:rPr>
-      </w:r>
-      <w:r>
-        <w:rPr>
-          <w:b/>
-          <w:lang w:val="es_ES" w:bidi="es_ES"/>
-        </w:rPr>
-        <w:t>"De ti"</w:t>
-      </w:r>
-    </w:p>
-    <w:p>
-      <w:pPr/>
-      <w:r>
-        <w:rPr>
-          <w:lang w:val="es_ES" w:bidi="es_ES"/>
-        </w:rPr>
-      </w:r>
-      <w:r>
-        <w:rPr>
-          <w:lang w:val="es_ES" w:bidi="es_ES"/>
-        </w:rPr>
-        <w:t>Aquí, "</w:t>
-      </w:r>
-      <w:r>
-        <w:rPr>
-          <w:b/>
-          <w:lang w:val="es_ES" w:bidi="es_ES"/>
-        </w:rPr>
-        <w:t>ti"</w:t>
-      </w:r>
-      <w:r>
-        <w:rPr>
-          <w:lang w:val="es_ES" w:bidi="es_ES"/>
-        </w:rPr>
-        <w:t xml:space="preserve"> es singular. Se refiere a Nínive, así que utiliza la forma singular en tu traducción si tu idioma hace esa distinción.</w:t>
-      </w:r>
-    </w:p>
-    <w:p>
-      <w:pPr/>
-      <w:r>
-        <w:rPr>
-          <w:lang w:val="es_ES" w:bidi="es_ES"/>
-        </w:rPr>
-      </w:r>
-      <w:r>
-        <w:rPr>
-          <w:lang w:val="es_ES" w:bidi="es_ES"/>
-        </w:rPr>
-        <w:t xml:space="preserve">Ver: </w:t>
-      </w:r>
-      <w:r>
-        <w:rPr>
-          <w:lang w:val="es_ES" w:bidi="es_ES"/>
-        </w:rPr>
-        <w:t>Formas de 'Tú' — Singular</w:t>
-      </w:r>
-      <w:r>
-        <w:rPr>
-          <w:lang w:val="es_ES" w:bidi="es_ES"/>
-        </w:rPr>
-      </w:r>
-      <w:r>
-        <w:rPr>
-          <w:lang w:val="es_ES" w:bidi="es_ES"/>
-        </w:rPr>
-      </w:r>
-    </w:p>
-    <w:p>
-      <w:pPr/>
-      <w:r>
-        <w:rPr>
-          <w:lang w:val="es_ES" w:bidi="es_ES"/>
-        </w:rPr>
-      </w:r>
-    </w:p>
-    <w:p>
-      <w:pPr>
-        <w:pStyle w:val="Heading2"/>
-      </w:pPr>
-      <w:r>
-        <w:rPr>
-          <w:lang w:val="es_ES" w:bidi="es_ES"/>
-        </w:rPr>
-        <w:t>Nahúm 1:11 (#3)</w:t>
-      </w:r>
-      <w:r>
-        <w:rPr>
-          <w:lang w:val="es_ES" w:bidi="es_ES"/>
-        </w:rPr>
-      </w:r>
-    </w:p>
-    <w:p>
-      <w:pPr/>
-      <w:r>
-        <w:rPr>
-          <w:lang w:val="es_ES" w:bidi="es_ES"/>
-        </w:rPr>
-      </w:r>
-      <w:r>
-        <w:rPr>
-          <w:lang w:val="es_ES" w:bidi="es_ES"/>
-        </w:rPr>
-        <w:t>מִמֵּ֣⁠ךְ יָצָ֔א</w:t>
-      </w:r>
-    </w:p>
-    <w:p>
-      <w:pPr/>
-      <w:r>
-        <w:rPr>
-          <w:lang w:val="es_ES" w:bidi="es_ES"/>
-        </w:rPr>
-      </w:r>
-      <w:r>
-        <w:rPr>
-          <w:b/>
-          <w:lang w:val="es_ES" w:bidi="es_ES"/>
-        </w:rPr>
-        <w:t>"De ti salió"</w:t>
-      </w:r>
-    </w:p>
-    <w:p>
-      <w:pPr/>
-      <w:r>
-        <w:rPr>
-          <w:lang w:val="es_ES" w:bidi="es_ES"/>
-        </w:rPr>
-      </w:r>
-      <w:r>
-        <w:rPr>
-          <w:lang w:val="es_ES" w:bidi="es_ES"/>
-        </w:rPr>
-        <w:t>Nahúm ha estado refiriéndose a Nínive en tercera persona, pero ahora se dirige a la ciudad directamente en segunda persona. Lo hace a pesar de saber que la gente de Nínive no puede oírlo, con el fin de expresar su profecía contra el pueblo de Nínive de manera más poderosa a su audiencia, el pueblo de Judá. Si fuera útil en tu idioma, podrías expresar la transición aquí de manera más clara o agregar el nombre de la ciudad. Traducción alternativa: "Esto es lo que digo a Nínive: De ti salió" o "De ti, Nínive, salió".</w:t>
-      </w:r>
-    </w:p>
-    <w:p>
-      <w:pPr/>
-      <w:r>
-        <w:rPr>
-          <w:lang w:val="es_ES" w:bidi="es_ES"/>
-        </w:rPr>
-      </w:r>
-      <w:r>
-        <w:rPr>
-          <w:lang w:val="es_ES" w:bidi="es_ES"/>
-        </w:rPr>
-        <w:t xml:space="preserve">Ver: </w:t>
-      </w:r>
-      <w:r>
-        <w:rPr>
-          <w:lang w:val="es_ES" w:bidi="es_ES"/>
-        </w:rPr>
-        <w:t>Apóstrofo</w:t>
-      </w:r>
-      <w:r>
-        <w:rPr>
-          <w:lang w:val="es_ES" w:bidi="es_ES"/>
-        </w:rPr>
-      </w:r>
-      <w:r>
-        <w:rPr>
-          <w:lang w:val="es_ES" w:bidi="es_ES"/>
-        </w:rPr>
-      </w:r>
-    </w:p>
-    <w:p>
-      <w:pPr/>
-      <w:r>
-        <w:rPr>
-          <w:lang w:val="es_ES" w:bidi="es_ES"/>
-        </w:rPr>
-      </w:r>
-    </w:p>
-    <w:p>
-      <w:pPr>
-        <w:pStyle w:val="Heading2"/>
-      </w:pPr>
-      <w:r>
-        <w:rPr>
-          <w:lang w:val="es_ES" w:bidi="es_ES"/>
-        </w:rPr>
-        <w:t>Nahúm 1:11 (#4)</w:t>
-      </w:r>
-      <w:r>
-        <w:rPr>
-          <w:lang w:val="es_ES" w:bidi="es_ES"/>
-        </w:rPr>
-      </w:r>
-    </w:p>
-    <w:p>
-      <w:pPr/>
-      <w:r>
-        <w:rPr>
-          <w:lang w:val="es_ES" w:bidi="es_ES"/>
-        </w:rPr>
-      </w:r>
-      <w:r>
-        <w:rPr>
-          <w:lang w:val="es_ES" w:bidi="es_ES"/>
-        </w:rPr>
-        <w:t>חֹשֵׁ֥ב &amp; רָעָ֑ה יֹעֵ֖ץ בְּלִיָּֽעַל</w:t>
-      </w:r>
-    </w:p>
-    <w:p>
-      <w:pPr/>
-      <w:r>
-        <w:rPr>
-          <w:lang w:val="es_ES" w:bidi="es_ES"/>
-        </w:rPr>
-      </w:r>
-      <w:r>
-        <w:rPr>
-          <w:b/>
-          <w:lang w:val="es_ES" w:bidi="es_ES"/>
-        </w:rPr>
-        <w:t>"</w:t>
-      </w:r>
-      <w:r>
-        <w:rPr>
-          <w:b/>
-          <w:lang w:val="es_ES" w:bidi="es_ES"/>
-        </w:rPr>
-        <w:t>el que pensó mal contra Jehová</w:t>
-      </w:r>
-      <w:r>
-        <w:rPr>
-          <w:b/>
-          <w:lang w:val="es_ES" w:bidi="es_ES"/>
-        </w:rPr>
-        <w:t>"</w:t>
-      </w:r>
-      <w:r>
-        <w:rPr>
-          <w:lang w:val="es_ES" w:bidi="es_ES"/>
-        </w:rPr>
-        <w:t xml:space="preserve"> - </w:t>
-      </w:r>
-      <w:r>
-        <w:rPr>
-          <w:b/>
-          <w:lang w:val="es_ES" w:bidi="es_ES"/>
-        </w:rPr>
-        <w:t>"</w:t>
-      </w:r>
-      <w:r>
-        <w:rPr>
-          <w:b/>
-          <w:lang w:val="es_ES" w:bidi="es_ES"/>
-        </w:rPr>
-        <w:t>un consultor impío</w:t>
-      </w:r>
-      <w:r>
-        <w:rPr>
-          <w:b/>
-          <w:lang w:val="es_ES" w:bidi="es_ES"/>
-        </w:rPr>
-        <w:t>"</w:t>
-      </w:r>
-    </w:p>
-    <w:p>
-      <w:pPr/>
-      <w:r>
-        <w:rPr>
-          <w:lang w:val="es_ES" w:bidi="es_ES"/>
-        </w:rPr>
-      </w:r>
-      <w:r>
-        <w:rPr>
-          <w:lang w:val="es_ES" w:bidi="es_ES"/>
-        </w:rPr>
-        <w:t>Estas dos oraciones esencialmente significan lo mismo. La segunda oración refuerza el significado de la primera al repetir la misma idea con diferentes palabras. Si fuera útil para tus lectores, podrías combinar las oraciones o conectarlas con una palabra que indique que la segunda oración está repitiendo la primera, y no añadiendo algo nuevo. Traducción alternativa: "el que pensó mal contra Jehová... en efecto un consultor impío".</w:t>
-      </w:r>
-    </w:p>
-    <w:p>
-      <w:pPr/>
-      <w:r>
-        <w:rPr>
-          <w:lang w:val="es_ES" w:bidi="es_ES"/>
-        </w:rPr>
-      </w:r>
-      <w:r>
-        <w:rPr>
-          <w:lang w:val="es_ES" w:bidi="es_ES"/>
-        </w:rPr>
-        <w:t xml:space="preserve">Ver: </w:t>
-      </w:r>
-      <w:r>
-        <w:rPr>
-          <w:lang w:val="es_ES" w:bidi="es_ES"/>
-        </w:rPr>
-        <w:t>Paralelismo</w:t>
-      </w:r>
-      <w:r>
-        <w:rPr>
-          <w:lang w:val="es_ES" w:bidi="es_ES"/>
-        </w:rPr>
-      </w:r>
-      <w:r>
-        <w:rPr>
-          <w:lang w:val="es_ES" w:bidi="es_ES"/>
-        </w:rPr>
-      </w:r>
-    </w:p>
-    <w:p>
-      <w:pPr/>
-      <w:r>
-        <w:rPr>
-          <w:lang w:val="es_ES" w:bidi="es_ES"/>
-        </w:rPr>
-      </w:r>
-    </w:p>
-    <w:p>
-      <w:pPr>
-        <w:pStyle w:val="Heading2"/>
-      </w:pPr>
-      <w:r>
-        <w:rPr>
-          <w:lang w:val="es_ES" w:bidi="es_ES"/>
-        </w:rPr>
-        <w:t>Nahúm 1:11 (#5)</w:t>
-      </w:r>
-      <w:r>
-        <w:rPr>
-          <w:lang w:val="es_ES" w:bidi="es_ES"/>
-        </w:rPr>
-      </w:r>
-    </w:p>
-    <w:p>
-      <w:pPr/>
-      <w:r>
-        <w:rPr>
-          <w:lang w:val="es_ES" w:bidi="es_ES"/>
-        </w:rPr>
-      </w:r>
-      <w:r>
-        <w:rPr>
-          <w:b/>
-          <w:lang w:val="es_ES" w:bidi="es_ES"/>
-        </w:rPr>
-        <w:t>"</w:t>
-      </w:r>
-      <w:r>
-        <w:rPr>
-          <w:b/>
-          <w:lang w:val="es_ES" w:bidi="es_ES"/>
-        </w:rPr>
-        <w:t>el que pensó mal</w:t>
-      </w:r>
-      <w:r>
-        <w:rPr>
-          <w:b/>
-          <w:lang w:val="es_ES" w:bidi="es_ES"/>
-        </w:rPr>
-        <w:t>"</w:t>
-      </w:r>
-    </w:p>
-    <w:p>
-      <w:pPr/>
-      <w:r>
-        <w:rPr>
-          <w:lang w:val="es_ES" w:bidi="es_ES"/>
-        </w:rPr>
-      </w:r>
-      <w:r>
-        <w:rPr>
-          <w:lang w:val="es_ES" w:bidi="es_ES"/>
-        </w:rPr>
-        <w:t>Si tu idioma no utiliza sustantivos abstractos para la idea de "</w:t>
-      </w:r>
-      <w:r>
-        <w:rPr>
-          <w:b/>
-          <w:lang w:val="es_ES" w:bidi="es_ES"/>
-        </w:rPr>
-        <w:t>mal"</w:t>
-      </w:r>
-      <w:r>
-        <w:rPr>
-          <w:lang w:val="es_ES" w:bidi="es_ES"/>
-        </w:rPr>
-        <w:t>, podrías expresar la misma idea de otra manera. Traducción alternativa: "un conspirador malvado".</w:t>
-      </w:r>
-    </w:p>
-    <w:p>
-      <w:pPr/>
-      <w:r>
-        <w:rPr>
-          <w:lang w:val="es_ES" w:bidi="es_ES"/>
-        </w:rPr>
-      </w:r>
-      <w:r>
-        <w:rPr>
-          <w:lang w:val="es_ES" w:bidi="es_ES"/>
-        </w:rPr>
-        <w:t xml:space="preserve">Ver: </w:t>
-      </w:r>
-      <w:r>
-        <w:rPr>
-          <w:lang w:val="es_ES" w:bidi="es_ES"/>
-        </w:rPr>
-        <w:t>Sustantivos abstractos</w:t>
-      </w:r>
-      <w:r>
-        <w:rPr>
-          <w:lang w:val="es_ES" w:bidi="es_ES"/>
-        </w:rPr>
-      </w:r>
-      <w:r>
-        <w:rPr>
-          <w:lang w:val="es_ES" w:bidi="es_ES"/>
-        </w:rPr>
-      </w:r>
-    </w:p>
-    <w:p>
-      <w:pPr/>
-      <w:r>
-        <w:rPr>
-          <w:lang w:val="es_ES" w:bidi="es_ES"/>
-        </w:rPr>
-      </w:r>
-    </w:p>
-    <w:p>
-      <w:pPr>
-        <w:pStyle w:val="Heading2"/>
-      </w:pPr>
-      <w:r>
-        <w:rPr>
-          <w:lang w:val="es_ES" w:bidi="es_ES"/>
-        </w:rPr>
-        <w:t>Nahúm 1:12 (#1)</w:t>
-      </w:r>
-      <w:r>
-        <w:rPr>
-          <w:lang w:val="es_ES" w:bidi="es_ES"/>
-        </w:rPr>
-      </w:r>
-    </w:p>
-    <w:p>
-      <w:pPr/>
-      <w:r>
-        <w:rPr>
-          <w:lang w:val="es_ES" w:bidi="es_ES"/>
-        </w:rPr>
-      </w:r>
-      <w:r>
-        <w:rPr>
-          <w:lang w:val="es_ES" w:bidi="es_ES"/>
-        </w:rPr>
-        <w:t>שְׁלֵמִים֙</w:t>
-      </w:r>
-    </w:p>
-    <w:p>
-      <w:pPr/>
-      <w:r>
-        <w:rPr>
-          <w:lang w:val="es_ES" w:bidi="es_ES"/>
-        </w:rPr>
-      </w:r>
-      <w:r>
-        <w:rPr>
-          <w:b/>
-          <w:lang w:val="es_ES" w:bidi="es_ES"/>
-        </w:rPr>
-        <w:t>"</w:t>
-      </w:r>
-      <w:r>
-        <w:rPr>
-          <w:b/>
-          <w:lang w:val="es_ES" w:bidi="es_ES"/>
-        </w:rPr>
-        <w:t>Aunque reposo tengan</w:t>
-      </w:r>
-      <w:r>
-        <w:rPr>
-          <w:b/>
-          <w:lang w:val="es_ES" w:bidi="es_ES"/>
-        </w:rPr>
-        <w:t>"</w:t>
-      </w:r>
-    </w:p>
-    <w:p>
-      <w:pPr/>
-      <w:r>
-        <w:rPr>
-          <w:lang w:val="es_ES" w:bidi="es_ES"/>
-        </w:rPr>
-      </w:r>
-      <w:r>
-        <w:rPr>
-          <w:lang w:val="es_ES" w:bidi="es_ES"/>
-        </w:rPr>
-        <w:t>El pronombre implícito "</w:t>
-      </w:r>
-      <w:r>
-        <w:rPr>
-          <w:b/>
-          <w:lang w:val="es_ES" w:bidi="es_ES"/>
-        </w:rPr>
-        <w:t>ellos"</w:t>
-      </w:r>
-      <w:r>
-        <w:rPr>
-          <w:lang w:val="es_ES" w:bidi="es_ES"/>
-        </w:rPr>
-        <w:t xml:space="preserve"> se refiere a los Ninivitas. Si esto no está claro para tus lectores, podrías usar el nombre del pueblo aquí. Traducción alternativa: "Aunque reposo tengan los ninivitas".</w:t>
-      </w:r>
-    </w:p>
-    <w:p>
-      <w:pPr/>
-      <w:r>
-        <w:rPr>
-          <w:lang w:val="es_ES" w:bidi="es_ES"/>
-        </w:rPr>
-      </w:r>
-      <w:r>
-        <w:rPr>
-          <w:lang w:val="es_ES" w:bidi="es_ES"/>
-        </w:rPr>
-        <w:t xml:space="preserve">Ver: </w:t>
-      </w:r>
-      <w:r>
-        <w:rPr>
-          <w:lang w:val="es_ES" w:bidi="es_ES"/>
-        </w:rPr>
-        <w:t>Pronombres — Cuándo Usarlos</w:t>
-      </w:r>
-      <w:r>
-        <w:rPr>
-          <w:lang w:val="es_ES" w:bidi="es_ES"/>
-        </w:rPr>
-      </w:r>
-      <w:r>
-        <w:rPr>
-          <w:lang w:val="es_ES" w:bidi="es_ES"/>
-        </w:rPr>
-      </w:r>
-    </w:p>
-    <w:p>
-      <w:pPr/>
-      <w:r>
-        <w:rPr>
-          <w:lang w:val="es_ES" w:bidi="es_ES"/>
-        </w:rPr>
-      </w:r>
-    </w:p>
-    <w:p>
-      <w:pPr>
-        <w:pStyle w:val="Heading2"/>
-      </w:pPr>
-      <w:r>
-        <w:rPr>
-          <w:lang w:val="es_ES" w:bidi="es_ES"/>
-        </w:rPr>
-        <w:t>Nahúm 1:12 (#2)</w:t>
-      </w:r>
-      <w:r>
-        <w:rPr>
-          <w:lang w:val="es_ES" w:bidi="es_ES"/>
-        </w:rPr>
-      </w:r>
-    </w:p>
-    <w:p>
-      <w:pPr/>
-      <w:r>
-        <w:rPr>
-          <w:lang w:val="es_ES" w:bidi="es_ES"/>
-        </w:rPr>
-      </w:r>
-      <w:r>
-        <w:rPr>
-          <w:lang w:val="es_ES" w:bidi="es_ES"/>
-        </w:rPr>
-        <w:t>שְׁלֵמִים֙</w:t>
-      </w:r>
-    </w:p>
-    <w:p>
-      <w:pPr/>
-      <w:r>
-        <w:rPr>
-          <w:lang w:val="es_ES" w:bidi="es_ES"/>
-        </w:rPr>
-      </w:r>
-      <w:r>
-        <w:rPr>
-          <w:b/>
-          <w:lang w:val="es_ES" w:bidi="es_ES"/>
-        </w:rPr>
-        <w:t>"</w:t>
-      </w:r>
-      <w:r>
-        <w:rPr>
-          <w:b/>
-          <w:lang w:val="es_ES" w:bidi="es_ES"/>
-        </w:rPr>
-        <w:t>Aunque reposo tengan</w:t>
-      </w:r>
-      <w:r>
-        <w:rPr>
-          <w:b/>
-          <w:lang w:val="es_ES" w:bidi="es_ES"/>
-        </w:rPr>
-        <w:t>"</w:t>
-      </w:r>
-    </w:p>
-    <w:p>
-      <w:pPr/>
-      <w:r>
-        <w:rPr>
-          <w:lang w:val="es_ES" w:bidi="es_ES"/>
-        </w:rPr>
-      </w:r>
-      <w:r>
-        <w:rPr>
-          <w:lang w:val="es_ES" w:bidi="es_ES"/>
-        </w:rPr>
-        <w:t>La implicación es que tienen mucha fuerza porque reposaron. Podrías incluir esta información si fuera útil para tus lectores. Traducción alternativa: "están llenos de fuerza".</w:t>
-      </w:r>
-    </w:p>
-    <w:p>
-      <w:pPr/>
-      <w:r>
-        <w:rPr>
-          <w:lang w:val="es_ES" w:bidi="es_ES"/>
-        </w:rPr>
-      </w:r>
-      <w:r>
-        <w:rPr>
-          <w:lang w:val="es_ES" w:bidi="es_ES"/>
-        </w:rPr>
-        <w:t xml:space="preserve">Ver: </w:t>
-      </w:r>
-      <w:r>
-        <w:rPr>
-          <w:lang w:val="es_ES" w:bidi="es_ES"/>
-        </w:rPr>
-        <w:t>Conocimiento Asumido e Información Implícita</w:t>
-      </w:r>
-      <w:r>
-        <w:rPr>
-          <w:lang w:val="es_ES" w:bidi="es_ES"/>
-        </w:rPr>
-      </w:r>
-      <w:r>
-        <w:rPr>
-          <w:lang w:val="es_ES" w:bidi="es_ES"/>
-        </w:rPr>
-      </w:r>
-    </w:p>
-    <w:p>
-      <w:pPr/>
-      <w:r>
-        <w:rPr>
-          <w:lang w:val="es_ES" w:bidi="es_ES"/>
-        </w:rPr>
-      </w:r>
-    </w:p>
-    <w:p>
-      <w:pPr>
-        <w:pStyle w:val="Heading2"/>
-      </w:pPr>
-      <w:r>
-        <w:rPr>
-          <w:lang w:val="es_ES" w:bidi="es_ES"/>
-        </w:rPr>
         <w:t>Nahúm 1:12 (#3)</w:t>
       </w:r>
       <w:r>
         <w:rPr>
           <w:lang w:val="es_ES" w:bidi="es_ES"/>
         </w:rPr>
+      </w:r>
+    </w:p>
+    <w:p>
+      <w:pPr/>
+      <w:r>
+        <w:rPr>
+          <w:lang w:val="es_ES" w:bidi="es_ES"/>
+        </w:rPr>
+      </w:r>
+      <w:r>
+        <w:rPr>
+          <w:lang w:val="es_ES" w:bidi="es_ES"/>
+        </w:rPr>
+        <w:t>נָגֹ֖זּוּ וְ⁠עָבָ֑ר</w:t>
       </w:r>
     </w:p>
     <w:p>
@@ -8340,6 +8438,20 @@
       </w:r>
       <w:r>
         <w:rPr>
+          <w:lang w:val="es_ES" w:bidi="es_ES"/>
+        </w:rPr>
+        <w:t>שָׁ֤ב יְהוָה֙ אֶת־גְּא֣וֹן יַעֲקֹ֔ב כִּ⁠גְא֖וֹן יִשְׂרָאֵ֑ל</w:t>
+      </w:r>
+    </w:p>
+    <w:p>
+      <w:pPr/>
+      <w:r>
+        <w:rPr>
+          <w:lang w:val="es_ES" w:bidi="es_ES"/>
+        </w:rPr>
+      </w:r>
+      <w:r>
+        <w:rPr>
           <w:b/>
           <w:lang w:val="es_ES" w:bidi="es_ES"/>
         </w:rPr>
@@ -9786,6 +9898,20 @@
       </w:r>
       <w:r>
         <w:rPr>
+          <w:lang w:val="es_ES" w:bidi="es_ES"/>
+        </w:rPr>
+        <w:t>שַׁעֲרֵ֥י הַ⁠נְּהָר֖וֹת נִפְתָּ֑חוּ וְ⁠הַֽ⁠הֵיכָ֖ל נָמֽוֹג</w:t>
+      </w:r>
+    </w:p>
+    <w:p>
+      <w:pPr/>
+      <w:r>
+        <w:rPr>
+          <w:lang w:val="es_ES" w:bidi="es_ES"/>
+        </w:rPr>
+      </w:r>
+      <w:r>
+        <w:rPr>
           <w:b/>
           <w:lang w:val="es_ES" w:bidi="es_ES"/>
         </w:rPr>
@@ -9869,6 +9995,20 @@
       </w:r>
       <w:r>
         <w:rPr>
+          <w:lang w:val="es_ES" w:bidi="es_ES"/>
+        </w:rPr>
+        <w:t>שַׁעֲרֵ֥י הַ⁠נְּהָר֖וֹת</w:t>
+      </w:r>
+    </w:p>
+    <w:p>
+      <w:pPr/>
+      <w:r>
+        <w:rPr>
+          <w:lang w:val="es_ES" w:bidi="es_ES"/>
+        </w:rPr>
+      </w:r>
+      <w:r>
+        <w:rPr>
           <w:b/>
           <w:lang w:val="es_ES" w:bidi="es_ES"/>
         </w:rPr>
@@ -10511,6 +10651,20 @@
       </w:r>
       <w:r>
         <w:rPr>
+          <w:lang w:val="es_ES" w:bidi="es_ES"/>
+        </w:rPr>
+        <w:t>גֻּלְּתָ֣ה הֹֽעֲלָ֑תָה וְ⁠אַמְהֹתֶ֗י⁠הָ</w:t>
+      </w:r>
+    </w:p>
+    <w:p>
+      <w:pPr/>
+      <w:r>
+        <w:rPr>
+          <w:lang w:val="es_ES" w:bidi="es_ES"/>
+        </w:rPr>
+      </w:r>
+      <w:r>
+        <w:rPr>
           <w:b/>
           <w:lang w:val="es_ES" w:bidi="es_ES"/>
         </w:rPr>
@@ -11461,6 +11615,20 @@
       </w:r>
       <w:r>
         <w:rPr>
+          <w:lang w:val="es_ES" w:bidi="es_ES"/>
+        </w:rPr>
+        <w:t>בֹּ֥זּוּ כֶ֖סֶף בֹּ֣זּוּ זָהָ֑ב וְ⁠אֵ֥ין קֵ֨צֶה֙ לַ⁠תְּכוּנָ֔ה כָּבֹ֕ד מִ⁠כֹּ֖ל כְּלִ֥י חֶמְדָּֽה</w:t>
+      </w:r>
+    </w:p>
+    <w:p>
+      <w:pPr/>
+      <w:r>
+        <w:rPr>
+          <w:lang w:val="es_ES" w:bidi="es_ES"/>
+        </w:rPr>
+      </w:r>
+      <w:r>
+        <w:rPr>
           <w:b/>
           <w:lang w:val="es_ES" w:bidi="es_ES"/>
         </w:rPr>
@@ -12398,6 +12566,20 @@
         <w:rPr>
           <w:lang w:val="es_ES" w:bidi="es_ES"/>
         </w:rPr>
+      </w:r>
+    </w:p>
+    <w:p>
+      <w:pPr/>
+      <w:r>
+        <w:rPr>
+          <w:lang w:val="es_ES" w:bidi="es_ES"/>
+        </w:rPr>
+      </w:r>
+      <w:r>
+        <w:rPr>
+          <w:lang w:val="es_ES" w:bidi="es_ES"/>
+        </w:rPr>
+        <w:t>אַיֵּה֙ מְע֣וֹן אֲרָי֔וֹת וּ⁠מִרְעֶ֥ה ה֖וּא לַ⁠כְּפִרִ֑ים אֲשֶׁ֣ר הָלַךְ֩ אַרְיֵ֨ה לָבִ֥יא שָׁ֛ם גּ֥וּר אַרְיֵ֖ה וְ⁠אֵ֥ין מַחֲרִֽיד</w:t>
       </w:r>
     </w:p>
     <w:p>
@@ -14446,6 +14628,20 @@
       </w:r>
       <w:r>
         <w:rPr>
+          <w:lang w:val="es_ES" w:bidi="es_ES"/>
+        </w:rPr>
+        <w:t>שׁ֔וֹט &amp; רַ֣עַשׁ אוֹפָ֑ן וְ⁠ס֣וּס דֹּהֵ֔ר וּ⁠מֶרְכָּבָ֖ה מְרַקֵּדָֽה</w:t>
+      </w:r>
+    </w:p>
+    <w:p>
+      <w:pPr/>
+      <w:r>
+        <w:rPr>
+          <w:lang w:val="es_ES" w:bidi="es_ES"/>
+        </w:rPr>
+      </w:r>
+      <w:r>
+        <w:rPr>
           <w:b/>
           <w:lang w:val="es_ES" w:bidi="es_ES"/>
         </w:rPr>
@@ -14582,6 +14778,20 @@
       </w:r>
       <w:r>
         <w:rPr>
+          <w:lang w:val="es_ES" w:bidi="es_ES"/>
+        </w:rPr>
+        <w:t>פָּרָ֣שׁ מַעֲלֶ֗ה וְ⁠לַ֤הַב חֶ֨רֶב֙ וּ⁠בְרַ֣ק חֲנִ֔ית</w:t>
+      </w:r>
+    </w:p>
+    <w:p>
+      <w:pPr/>
+      <w:r>
+        <w:rPr>
+          <w:lang w:val="es_ES" w:bidi="es_ES"/>
+        </w:rPr>
+      </w:r>
+      <w:r>
+        <w:rPr>
           <w:b/>
           <w:lang w:val="es_ES" w:bidi="es_ES"/>
         </w:rPr>
@@ -14707,6 +14917,20 @@
         <w:rPr>
           <w:lang w:val="es_ES" w:bidi="es_ES"/>
         </w:rPr>
+      </w:r>
+    </w:p>
+    <w:p>
+      <w:pPr/>
+      <w:r>
+        <w:rPr>
+          <w:lang w:val="es_ES" w:bidi="es_ES"/>
+        </w:rPr>
+      </w:r>
+      <w:r>
+        <w:rPr>
+          <w:lang w:val="es_ES" w:bidi="es_ES"/>
+        </w:rPr>
+        <w:t>פָּרָ֣שׁ מַעֲלֶ֗ה וְ⁠לַ֤הַב חֶ֨רֶב֙ וּ⁠בְרַ֣ק חֲנִ֔ית</w:t>
       </w:r>
     </w:p>
     <w:p>
@@ -16730,6 +16954,20 @@
       </w:r>
       <w:r>
         <w:rPr>
+          <w:lang w:val="es_ES" w:bidi="es_ES"/>
+        </w:rPr>
+        <w:t>הֲ⁠תֵֽיטְבִי֙ מִ⁠נֹּ֣א אָמ֔וֹן הַ⁠יֹּֽשְׁבָה֙ בַּ⁠יְאֹרִ֔ים מַ֖יִם סָבִ֣יב לָ֑⁠הּ אֲשֶׁר־חֵ֣יל יָ֔ם מִ⁠יָּ֖ם חוֹמָתָֽ⁠הּ</w:t>
+      </w:r>
+    </w:p>
+    <w:p>
+      <w:pPr/>
+      <w:r>
+        <w:rPr>
+          <w:lang w:val="es_ES" w:bidi="es_ES"/>
+        </w:rPr>
+      </w:r>
+      <w:r>
+        <w:rPr>
           <w:b/>
           <w:lang w:val="es_ES" w:bidi="es_ES"/>
         </w:rPr>
@@ -18200,6 +18438,20 @@
       </w:r>
       <w:r>
         <w:rPr>
+          <w:lang w:val="es_ES" w:bidi="es_ES"/>
+        </w:rPr>
+        <w:t>עֹלָלֶ֛י⁠הָ יְרֻטְּשׁ֖וּ</w:t>
+      </w:r>
+    </w:p>
+    <w:p>
+      <w:pPr/>
+      <w:r>
+        <w:rPr>
+          <w:lang w:val="es_ES" w:bidi="es_ES"/>
+        </w:rPr>
+      </w:r>
+      <w:r>
+        <w:rPr>
           <w:b/>
           <w:lang w:val="es_ES" w:bidi="es_ES"/>
         </w:rPr>
@@ -19053,6 +19305,20 @@
       </w:r>
       <w:r>
         <w:rPr>
+          <w:lang w:val="es_ES" w:bidi="es_ES"/>
+        </w:rPr>
+        <w:t>כָּ֨ל־מִבְצָרַ֔יִ⁠ךְ תְּאֵנִ֖ים עִם־בִּכּוּרִ֑ים</w:t>
+      </w:r>
+    </w:p>
+    <w:p>
+      <w:pPr/>
+      <w:r>
+        <w:rPr>
+          <w:lang w:val="es_ES" w:bidi="es_ES"/>
+        </w:rPr>
+      </w:r>
+      <w:r>
+        <w:rPr>
           <w:b/>
           <w:lang w:val="es_ES" w:bidi="es_ES"/>
         </w:rPr>
@@ -21181,6 +21447,20 @@
       </w:r>
       <w:r>
         <w:rPr>
+          <w:lang w:val="es_ES" w:bidi="es_ES"/>
+        </w:rPr>
+        <w:t>מִנְּזָרַ֨יִ⁠ךְ֙ כָּֽ⁠אַרְבֶּ֔ה וְ⁠טַפְסְרַ֖יִ⁠ךְ כְּ⁠ג֣וֹב גֹּבָ֑י</w:t>
+      </w:r>
+    </w:p>
+    <w:p>
+      <w:pPr/>
+      <w:r>
+        <w:rPr>
+          <w:lang w:val="es_ES" w:bidi="es_ES"/>
+        </w:rPr>
+      </w:r>
+      <w:r>
+        <w:rPr>
           <w:b/>
           <w:lang w:val="es_ES" w:bidi="es_ES"/>
         </w:rPr>
@@ -21374,6 +21654,20 @@
       </w:r>
       <w:r>
         <w:rPr>
+          <w:lang w:val="es_ES" w:bidi="es_ES"/>
+        </w:rPr>
+        <w:t>וְ⁠טַפְסְרַ֖יִ⁠ךְ כְּ⁠ג֣וֹב גֹּבָ֑י</w:t>
+      </w:r>
+    </w:p>
+    <w:p>
+      <w:pPr/>
+      <w:r>
+        <w:rPr>
+          <w:lang w:val="es_ES" w:bidi="es_ES"/>
+        </w:rPr>
+      </w:r>
+      <w:r>
+        <w:rPr>
           <w:b/>
           <w:lang w:val="es_ES" w:bidi="es_ES"/>
         </w:rPr>
@@ -22120,6 +22414,20 @@
         <w:rPr>
           <w:lang w:val="es_ES" w:bidi="es_ES"/>
         </w:rPr>
+      </w:r>
+    </w:p>
+    <w:p>
+      <w:pPr/>
+      <w:r>
+        <w:rPr>
+          <w:lang w:val="es_ES" w:bidi="es_ES"/>
+        </w:rPr>
+      </w:r>
+      <w:r>
+        <w:rPr>
+          <w:lang w:val="es_ES" w:bidi="es_ES"/>
+        </w:rPr>
+        <w:t>אֵין־כֵּהָ֣ה לְ⁠שִׁבְרֶ֔⁠ךָ</w:t>
       </w:r>
     </w:p>
     <w:p>

--- a/spa/docx/34.content.docx
+++ b/spa/docx/34.content.docx
@@ -15152,7 +15152,7 @@
         <w:rPr>
           <w:lang w:val="es_ES" w:bidi="es_ES"/>
         </w:rPr>
-        <w:t>וְכָשְׁל֖וּ</w:t>
+        <w:t>יכשלו</w:t>
       </w:r>
     </w:p>
     <w:p>
